--- a/docs/05-design-system.docx
+++ b/docs/05-design-system.docx
@@ -1,18 +1,18 @@
 
 <file path=word/document.xml><?xml version="1.0" encoding="utf-8"?>
-<w:document xmlns:wpc="http://schemas.microsoft.com/office/word/2010/wordprocessingCanvas" xmlns:cx="http://schemas.microsoft.com/office/drawing/2014/chartex" xmlns:cx1="http://schemas.microsoft.com/office/drawing/2015/9/8/chartex" xmlns:cx2="http://schemas.microsoft.com/office/drawing/2015/10/21/chartex" xmlns:cx3="http://schemas.microsoft.com/office/drawing/2016/5/9/chartex" xmlns:cx4="http://schemas.microsoft.com/office/drawing/2016/5/10/chartex" xmlns:cx5="http://schemas.microsoft.com/office/drawing/2016/5/11/chartex" xmlns:cx6="http://schemas.microsoft.com/office/drawing/2016/5/12/chartex" xmlns:cx7="http://schemas.microsoft.com/office/drawing/2016/5/13/chartex" xmlns:cx8="http://schemas.microsoft.com/office/drawing/2016/5/14/chartex" xmlns:mc="http://schemas.openxmlformats.org/markup-compatibility/2006" xmlns:aink="http://schemas.microsoft.com/office/drawing/2016/ink" xmlns:am3d="http://schemas.microsoft.com/office/drawing/2017/model3d" xmlns:o="urn:schemas-microsoft-com:office:office" xmlns:oel="http://schemas.microsoft.com/office/2019/extlst" xmlns:r="http://schemas.openxmlformats.org/officeDocument/2006/relationships" xmlns:m="http://schemas.openxmlformats.org/officeDocument/2006/math" xmlns:v="urn:schemas-microsoft-com:vml" xmlns:wp14="http://schemas.microsoft.com/office/word/2010/wordprocessingDrawing" xmlns:wp="http://schemas.openxmlformats.org/drawingml/2006/wordprocessingDrawing" xmlns:w10="urn:schemas-microsoft-com:office:word" xmlns:w="http://schemas.openxmlformats.org/wordprocessingml/2006/main" xmlns:w14="http://schemas.microsoft.com/office/word/2010/wordml" xmlns:w15="http://schemas.microsoft.com/office/word/2012/wordml" xmlns:w16cex="http://schemas.microsoft.com/office/word/2018/wordml/cex" xmlns:w16cid="http://schemas.microsoft.com/office/word/2016/wordml/cid" xmlns:w16="http://schemas.microsoft.com/office/word/2018/wordml" xmlns:w16sdtdh="http://schemas.microsoft.com/office/word/2020/wordml/sdtdatahash" xmlns:w16se="http://schemas.microsoft.com/office/word/2015/wordml/symex" xmlns:wpg="http://schemas.microsoft.com/office/word/2010/wordprocessingGroup" xmlns:wpi="http://schemas.microsoft.com/office/word/2010/wordprocessingInk" xmlns:wne="http://schemas.microsoft.com/office/word/2006/wordml" xmlns:wps="http://schemas.microsoft.com/office/word/2010/wordprocessingShape" mc:Ignorable="w14 w15 w16se w16cid w16 w16cex w16sdtdh wp14">
+<w:document xmlns:wpc="http://schemas.microsoft.com/office/word/2010/wordprocessingCanvas" xmlns:cx="http://schemas.microsoft.com/office/drawing/2014/chartex" xmlns:cx1="http://schemas.microsoft.com/office/drawing/2015/9/8/chartex" xmlns:cx2="http://schemas.microsoft.com/office/drawing/2015/10/21/chartex" xmlns:cx3="http://schemas.microsoft.com/office/drawing/2016/5/9/chartex" xmlns:cx4="http://schemas.microsoft.com/office/drawing/2016/5/10/chartex" xmlns:cx5="http://schemas.microsoft.com/office/drawing/2016/5/11/chartex" xmlns:cx6="http://schemas.microsoft.com/office/drawing/2016/5/12/chartex" xmlns:cx7="http://schemas.microsoft.com/office/drawing/2016/5/13/chartex" xmlns:cx8="http://schemas.microsoft.com/office/drawing/2016/5/14/chartex" xmlns:mc="http://schemas.openxmlformats.org/markup-compatibility/2006" xmlns:aink="http://schemas.microsoft.com/office/drawing/2016/ink" xmlns:am3d="http://schemas.microsoft.com/office/drawing/2017/model3d" xmlns:o="urn:schemas-microsoft-com:office:office" xmlns:r="http://schemas.openxmlformats.org/officeDocument/2006/relationships" xmlns:m="http://schemas.openxmlformats.org/officeDocument/2006/math" xmlns:v="urn:schemas-microsoft-com:vml" xmlns:wp14="http://schemas.microsoft.com/office/word/2010/wordprocessingDrawing" xmlns:wp="http://schemas.openxmlformats.org/drawingml/2006/wordprocessingDrawing" xmlns:w10="urn:schemas-microsoft-com:office:word" xmlns:w="http://schemas.openxmlformats.org/wordprocessingml/2006/main" xmlns:w14="http://schemas.microsoft.com/office/word/2010/wordml" xmlns:w15="http://schemas.microsoft.com/office/word/2012/wordml" xmlns:w16cex="http://schemas.microsoft.com/office/word/2018/wordml/cex" xmlns:w16cid="http://schemas.microsoft.com/office/word/2016/wordml/cid" xmlns:w16="http://schemas.microsoft.com/office/word/2018/wordml" xmlns:w16sdtdh="http://schemas.microsoft.com/office/word/2020/wordml/sdtdatahash" xmlns:w16se="http://schemas.microsoft.com/office/word/2015/wordml/symex" xmlns:wpg="http://schemas.microsoft.com/office/word/2010/wordprocessingGroup" xmlns:wpi="http://schemas.microsoft.com/office/word/2010/wordprocessingInk" xmlns:wne="http://schemas.microsoft.com/office/word/2006/wordml" xmlns:wps="http://schemas.microsoft.com/office/word/2010/wordprocessingShape" mc:Ignorable="w14 w15 w16se w16cid w16 w16cex w16sdtdh wp14">
   <w:body>
     <w:p>
       <w:pPr>
         <w:rPr>
           <w:sz w:val="28"/>
-          <w:szCs w:val="32"/>
+          <w:szCs w:val="28"/>
         </w:rPr>
       </w:pPr>
       <w:r>
         <w:rPr>
           <w:sz w:val="28"/>
-          <w:szCs w:val="32"/>
+          <w:szCs w:val="28"/>
         </w:rPr>
         <w:t>Палитра</w:t>
       </w:r>
@@ -21,20 +21,20 @@
       <w:pPr>
         <w:rPr>
           <w:sz w:val="28"/>
-          <w:szCs w:val="32"/>
+          <w:szCs w:val="28"/>
         </w:rPr>
       </w:pPr>
       <w:r>
         <w:rPr>
           <w:sz w:val="28"/>
-          <w:szCs w:val="32"/>
+          <w:szCs w:val="28"/>
         </w:rPr>
         <w:t>Сыр</w:t>
       </w:r>
       <w:r>
         <w:rPr>
           <w:sz w:val="28"/>
-          <w:szCs w:val="32"/>
+          <w:szCs w:val="28"/>
         </w:rPr>
         <w:t>ые цвета</w:t>
       </w:r>
@@ -46,45 +46,87 @@
         <w:tblLook w:val="04A0" w:firstRow="1" w:lastRow="0" w:firstColumn="1" w:lastColumn="0" w:noHBand="0" w:noVBand="1"/>
       </w:tblPr>
       <w:tblGrid>
-        <w:gridCol w:w="3256"/>
-        <w:gridCol w:w="6095"/>
+        <w:gridCol w:w="1129"/>
+        <w:gridCol w:w="1568"/>
+        <w:gridCol w:w="1409"/>
+        <w:gridCol w:w="5245"/>
       </w:tblGrid>
       <w:tr>
         <w:tc>
           <w:tcPr>
-            <w:tcW w:w="3256" w:type="dxa"/>
-          </w:tcPr>
-          <w:p>
-            <w:pPr>
-              <w:rPr>
-                <w:sz w:val="28"/>
-                <w:szCs w:val="32"/>
-              </w:rPr>
-            </w:pPr>
-            <w:r>
-              <w:rPr>
-                <w:sz w:val="28"/>
-                <w:szCs w:val="32"/>
-              </w:rPr>
-              <w:t>Код</w:t>
-            </w:r>
-          </w:p>
-        </w:tc>
-        <w:tc>
-          <w:tcPr>
-            <w:tcW w:w="6095" w:type="dxa"/>
-          </w:tcPr>
-          <w:p>
-            <w:pPr>
-              <w:rPr>
-                <w:sz w:val="28"/>
-                <w:szCs w:val="32"/>
-              </w:rPr>
-            </w:pPr>
-            <w:r>
-              <w:rPr>
-                <w:sz w:val="28"/>
-                <w:szCs w:val="32"/>
+            <w:tcW w:w="1129" w:type="dxa"/>
+          </w:tcPr>
+          <w:p>
+            <w:pPr>
+              <w:rPr>
+                <w:sz w:val="28"/>
+                <w:szCs w:val="28"/>
+              </w:rPr>
+            </w:pPr>
+            <w:r>
+              <w:rPr>
+                <w:sz w:val="28"/>
+                <w:szCs w:val="28"/>
+              </w:rPr>
+              <w:t>Группа</w:t>
+            </w:r>
+          </w:p>
+        </w:tc>
+        <w:tc>
+          <w:tcPr>
+            <w:tcW w:w="1568" w:type="dxa"/>
+          </w:tcPr>
+          <w:p>
+            <w:pPr>
+              <w:rPr>
+                <w:sz w:val="28"/>
+                <w:szCs w:val="28"/>
+              </w:rPr>
+            </w:pPr>
+            <w:r>
+              <w:rPr>
+                <w:sz w:val="28"/>
+                <w:szCs w:val="28"/>
+              </w:rPr>
+              <w:t>Токен</w:t>
+            </w:r>
+          </w:p>
+        </w:tc>
+        <w:tc>
+          <w:tcPr>
+            <w:tcW w:w="1409" w:type="dxa"/>
+          </w:tcPr>
+          <w:p>
+            <w:pPr>
+              <w:rPr>
+                <w:sz w:val="28"/>
+                <w:szCs w:val="28"/>
+              </w:rPr>
+            </w:pPr>
+            <w:r>
+              <w:rPr>
+                <w:sz w:val="28"/>
+                <w:szCs w:val="28"/>
+              </w:rPr>
+              <w:t>HEX</w:t>
+            </w:r>
+          </w:p>
+        </w:tc>
+        <w:tc>
+          <w:tcPr>
+            <w:tcW w:w="5245" w:type="dxa"/>
+          </w:tcPr>
+          <w:p>
+            <w:pPr>
+              <w:rPr>
+                <w:sz w:val="28"/>
+                <w:szCs w:val="28"/>
+              </w:rPr>
+            </w:pPr>
+            <w:r>
+              <w:rPr>
+                <w:sz w:val="28"/>
+                <w:szCs w:val="28"/>
               </w:rPr>
               <w:t>Назначение</w:t>
             </w:r>
@@ -94,43 +136,96 @@
       <w:tr>
         <w:tc>
           <w:tcPr>
-            <w:tcW w:w="3256" w:type="dxa"/>
-          </w:tcPr>
-          <w:p>
-            <w:pPr>
-              <w:rPr>
-                <w:sz w:val="28"/>
-                <w:szCs w:val="32"/>
-                <w:lang w:val="en-US"/>
-              </w:rPr>
-            </w:pPr>
-            <w:r>
-              <w:rPr>
-                <w:sz w:val="28"/>
-                <w:szCs w:val="32"/>
-                <w:lang w:val="en-US"/>
-              </w:rPr>
-              <w:t>#3b82f6</w:t>
-            </w:r>
-          </w:p>
-        </w:tc>
-        <w:tc>
-          <w:tcPr>
-            <w:tcW w:w="6095" w:type="dxa"/>
-          </w:tcPr>
-          <w:p>
-            <w:pPr>
-              <w:rPr>
-                <w:sz w:val="28"/>
-                <w:szCs w:val="32"/>
-              </w:rPr>
-            </w:pPr>
-            <w:r>
-              <w:rPr>
-                <w:sz w:val="28"/>
-                <w:szCs w:val="32"/>
-              </w:rPr>
-              <w:t>Основной акцент</w:t>
+            <w:tcW w:w="1129" w:type="dxa"/>
+            <w:vMerge w:val="restart"/>
+            <w:vAlign w:val="center"/>
+          </w:tcPr>
+          <w:p>
+            <w:pPr>
+              <w:rPr>
+                <w:sz w:val="28"/>
+                <w:szCs w:val="28"/>
+                <w:lang w:val="en-US"/>
+              </w:rPr>
+            </w:pPr>
+            <w:proofErr w:type="spellStart"/>
+            <w:r>
+              <w:rPr>
+                <w:sz w:val="28"/>
+                <w:szCs w:val="28"/>
+              </w:rPr>
+              <w:t>blue</w:t>
+            </w:r>
+            <w:proofErr w:type="spellEnd"/>
+          </w:p>
+        </w:tc>
+        <w:tc>
+          <w:tcPr>
+            <w:tcW w:w="1568" w:type="dxa"/>
+          </w:tcPr>
+          <w:p>
+            <w:pPr>
+              <w:rPr>
+                <w:sz w:val="28"/>
+                <w:szCs w:val="28"/>
+                <w:lang w:val="en-US"/>
+              </w:rPr>
+            </w:pPr>
+            <w:proofErr w:type="spellStart"/>
+            <w:r>
+              <w:rPr>
+                <w:sz w:val="28"/>
+                <w:szCs w:val="28"/>
+              </w:rPr>
+              <w:t>blue</w:t>
+            </w:r>
+            <w:proofErr w:type="spellEnd"/>
+            <w:r>
+              <w:rPr>
+                <w:sz w:val="28"/>
+                <w:szCs w:val="28"/>
+              </w:rPr>
+              <w:t>/400</w:t>
+            </w:r>
+          </w:p>
+        </w:tc>
+        <w:tc>
+          <w:tcPr>
+            <w:tcW w:w="1409" w:type="dxa"/>
+          </w:tcPr>
+          <w:p>
+            <w:pPr>
+              <w:rPr>
+                <w:sz w:val="28"/>
+                <w:szCs w:val="28"/>
+              </w:rPr>
+            </w:pPr>
+            <w:r>
+              <w:rPr>
+                <w:sz w:val="28"/>
+                <w:szCs w:val="28"/>
+              </w:rPr>
+              <w:t>#60A5FA</w:t>
+            </w:r>
+          </w:p>
+        </w:tc>
+        <w:tc>
+          <w:tcPr>
+            <w:tcW w:w="5245" w:type="dxa"/>
+          </w:tcPr>
+          <w:p>
+            <w:pPr>
+              <w:rPr>
+                <w:sz w:val="28"/>
+                <w:szCs w:val="28"/>
+              </w:rPr>
+            </w:pPr>
+            <w:r>
+              <w:rPr>
+                <w:sz w:val="28"/>
+                <w:szCs w:val="28"/>
+              </w:rPr>
+              <w:t>Светлый акцент</w:t>
             </w:r>
           </w:p>
         </w:tc>
@@ -138,43 +233,86 @@
       <w:tr>
         <w:tc>
           <w:tcPr>
-            <w:tcW w:w="3256" w:type="dxa"/>
-          </w:tcPr>
-          <w:p>
-            <w:pPr>
-              <w:rPr>
-                <w:sz w:val="28"/>
-                <w:szCs w:val="32"/>
-                <w:lang w:val="en-US"/>
-              </w:rPr>
-            </w:pPr>
-            <w:r>
-              <w:rPr>
-                <w:sz w:val="28"/>
-                <w:szCs w:val="32"/>
-                <w:lang w:val="en-US"/>
-              </w:rPr>
-              <w:t>#60a5fa</w:t>
-            </w:r>
-          </w:p>
-        </w:tc>
-        <w:tc>
-          <w:tcPr>
-            <w:tcW w:w="6095" w:type="dxa"/>
-          </w:tcPr>
-          <w:p>
-            <w:pPr>
-              <w:rPr>
-                <w:sz w:val="28"/>
-                <w:szCs w:val="32"/>
-              </w:rPr>
-            </w:pPr>
-            <w:r>
-              <w:rPr>
-                <w:sz w:val="28"/>
-                <w:szCs w:val="32"/>
-              </w:rPr>
-              <w:t>Темный акцент</w:t>
+            <w:tcW w:w="1129" w:type="dxa"/>
+            <w:vMerge/>
+          </w:tcPr>
+          <w:p>
+            <w:pPr>
+              <w:rPr>
+                <w:sz w:val="28"/>
+                <w:szCs w:val="28"/>
+                <w:lang w:val="en-US"/>
+              </w:rPr>
+            </w:pPr>
+          </w:p>
+        </w:tc>
+        <w:tc>
+          <w:tcPr>
+            <w:tcW w:w="1568" w:type="dxa"/>
+          </w:tcPr>
+          <w:p>
+            <w:pPr>
+              <w:rPr>
+                <w:sz w:val="28"/>
+                <w:szCs w:val="28"/>
+                <w:lang w:val="en-US"/>
+              </w:rPr>
+            </w:pPr>
+            <w:proofErr w:type="spellStart"/>
+            <w:r>
+              <w:rPr>
+                <w:sz w:val="28"/>
+                <w:szCs w:val="28"/>
+              </w:rPr>
+              <w:t>blue</w:t>
+            </w:r>
+            <w:proofErr w:type="spellEnd"/>
+            <w:r>
+              <w:rPr>
+                <w:sz w:val="28"/>
+                <w:szCs w:val="28"/>
+              </w:rPr>
+              <w:t>/500</w:t>
+            </w:r>
+          </w:p>
+        </w:tc>
+        <w:tc>
+          <w:tcPr>
+            <w:tcW w:w="1409" w:type="dxa"/>
+          </w:tcPr>
+          <w:p>
+            <w:pPr>
+              <w:rPr>
+                <w:sz w:val="28"/>
+                <w:szCs w:val="28"/>
+              </w:rPr>
+            </w:pPr>
+            <w:r>
+              <w:rPr>
+                <w:sz w:val="28"/>
+                <w:szCs w:val="28"/>
+              </w:rPr>
+              <w:t>#3B82F6</w:t>
+            </w:r>
+          </w:p>
+        </w:tc>
+        <w:tc>
+          <w:tcPr>
+            <w:tcW w:w="5245" w:type="dxa"/>
+          </w:tcPr>
+          <w:p>
+            <w:pPr>
+              <w:rPr>
+                <w:sz w:val="28"/>
+                <w:szCs w:val="28"/>
+              </w:rPr>
+            </w:pPr>
+            <w:r>
+              <w:rPr>
+                <w:sz w:val="28"/>
+                <w:szCs w:val="28"/>
+              </w:rPr>
+              <w:t>Основной акцент</w:t>
             </w:r>
           </w:p>
         </w:tc>
@@ -182,43 +320,96 @@
       <w:tr>
         <w:tc>
           <w:tcPr>
-            <w:tcW w:w="3256" w:type="dxa"/>
-          </w:tcPr>
-          <w:p>
-            <w:pPr>
-              <w:rPr>
-                <w:sz w:val="28"/>
-                <w:szCs w:val="32"/>
-                <w:lang w:val="en-US"/>
-              </w:rPr>
-            </w:pPr>
-            <w:r>
-              <w:rPr>
-                <w:sz w:val="28"/>
-                <w:szCs w:val="32"/>
-                <w:lang w:val="en-US"/>
-              </w:rPr>
-              <w:t>#fafafa</w:t>
-            </w:r>
-          </w:p>
-        </w:tc>
-        <w:tc>
-          <w:tcPr>
-            <w:tcW w:w="6095" w:type="dxa"/>
-          </w:tcPr>
-          <w:p>
-            <w:pPr>
-              <w:rPr>
-                <w:sz w:val="28"/>
-                <w:szCs w:val="32"/>
-              </w:rPr>
-            </w:pPr>
-            <w:r>
-              <w:rPr>
-                <w:sz w:val="28"/>
-                <w:szCs w:val="32"/>
-              </w:rPr>
-              <w:t>Светлый фон</w:t>
+            <w:tcW w:w="1129" w:type="dxa"/>
+            <w:vMerge w:val="restart"/>
+            <w:vAlign w:val="center"/>
+          </w:tcPr>
+          <w:p>
+            <w:pPr>
+              <w:rPr>
+                <w:sz w:val="28"/>
+                <w:szCs w:val="28"/>
+                <w:lang w:val="en-US"/>
+              </w:rPr>
+            </w:pPr>
+            <w:proofErr w:type="spellStart"/>
+            <w:r>
+              <w:rPr>
+                <w:sz w:val="28"/>
+                <w:szCs w:val="28"/>
+              </w:rPr>
+              <w:t>neutral</w:t>
+            </w:r>
+            <w:proofErr w:type="spellEnd"/>
+          </w:p>
+        </w:tc>
+        <w:tc>
+          <w:tcPr>
+            <w:tcW w:w="1568" w:type="dxa"/>
+          </w:tcPr>
+          <w:p>
+            <w:pPr>
+              <w:rPr>
+                <w:sz w:val="28"/>
+                <w:szCs w:val="28"/>
+                <w:lang w:val="en-US"/>
+              </w:rPr>
+            </w:pPr>
+            <w:proofErr w:type="spellStart"/>
+            <w:r>
+              <w:rPr>
+                <w:sz w:val="28"/>
+                <w:szCs w:val="28"/>
+              </w:rPr>
+              <w:t>neutral</w:t>
+            </w:r>
+            <w:proofErr w:type="spellEnd"/>
+            <w:r>
+              <w:rPr>
+                <w:sz w:val="28"/>
+                <w:szCs w:val="28"/>
+              </w:rPr>
+              <w:t>/50</w:t>
+            </w:r>
+          </w:p>
+        </w:tc>
+        <w:tc>
+          <w:tcPr>
+            <w:tcW w:w="1409" w:type="dxa"/>
+          </w:tcPr>
+          <w:p>
+            <w:pPr>
+              <w:rPr>
+                <w:sz w:val="28"/>
+                <w:szCs w:val="28"/>
+              </w:rPr>
+            </w:pPr>
+            <w:r>
+              <w:rPr>
+                <w:sz w:val="28"/>
+                <w:szCs w:val="28"/>
+              </w:rPr>
+              <w:t>#FAFAFA</w:t>
+            </w:r>
+          </w:p>
+        </w:tc>
+        <w:tc>
+          <w:tcPr>
+            <w:tcW w:w="5245" w:type="dxa"/>
+          </w:tcPr>
+          <w:p>
+            <w:pPr>
+              <w:rPr>
+                <w:sz w:val="28"/>
+                <w:szCs w:val="28"/>
+              </w:rPr>
+            </w:pPr>
+            <w:r>
+              <w:rPr>
+                <w:sz w:val="28"/>
+                <w:szCs w:val="28"/>
+              </w:rPr>
+              <w:t>Самый светлый фон / текст на тёмном</w:t>
             </w:r>
           </w:p>
         </w:tc>
@@ -226,43 +417,85 @@
       <w:tr>
         <w:tc>
           <w:tcPr>
-            <w:tcW w:w="3256" w:type="dxa"/>
-          </w:tcPr>
-          <w:p>
-            <w:pPr>
-              <w:rPr>
-                <w:sz w:val="28"/>
-                <w:szCs w:val="32"/>
-                <w:lang w:val="en-US"/>
-              </w:rPr>
-            </w:pPr>
-            <w:r>
-              <w:rPr>
-                <w:sz w:val="28"/>
-                <w:szCs w:val="32"/>
-                <w:lang w:val="en-US"/>
-              </w:rPr>
-              <w:t>#f3f4f6</w:t>
-            </w:r>
-          </w:p>
-        </w:tc>
-        <w:tc>
-          <w:tcPr>
-            <w:tcW w:w="6095" w:type="dxa"/>
-          </w:tcPr>
-          <w:p>
-            <w:pPr>
-              <w:rPr>
-                <w:sz w:val="28"/>
-                <w:szCs w:val="32"/>
-              </w:rPr>
-            </w:pPr>
-            <w:r>
-              <w:rPr>
-                <w:sz w:val="28"/>
-                <w:szCs w:val="32"/>
-              </w:rPr>
-              <w:t>Фон на карточки</w:t>
+            <w:tcW w:w="1129" w:type="dxa"/>
+            <w:vMerge/>
+          </w:tcPr>
+          <w:p>
+            <w:pPr>
+              <w:rPr>
+                <w:sz w:val="28"/>
+                <w:szCs w:val="28"/>
+              </w:rPr>
+            </w:pPr>
+          </w:p>
+        </w:tc>
+        <w:tc>
+          <w:tcPr>
+            <w:tcW w:w="1568" w:type="dxa"/>
+          </w:tcPr>
+          <w:p>
+            <w:pPr>
+              <w:rPr>
+                <w:sz w:val="28"/>
+                <w:szCs w:val="28"/>
+                <w:lang w:val="en-US"/>
+              </w:rPr>
+            </w:pPr>
+            <w:proofErr w:type="spellStart"/>
+            <w:r>
+              <w:rPr>
+                <w:sz w:val="28"/>
+                <w:szCs w:val="28"/>
+              </w:rPr>
+              <w:t>neutral</w:t>
+            </w:r>
+            <w:proofErr w:type="spellEnd"/>
+            <w:r>
+              <w:rPr>
+                <w:sz w:val="28"/>
+                <w:szCs w:val="28"/>
+              </w:rPr>
+              <w:t>/100</w:t>
+            </w:r>
+          </w:p>
+        </w:tc>
+        <w:tc>
+          <w:tcPr>
+            <w:tcW w:w="1409" w:type="dxa"/>
+          </w:tcPr>
+          <w:p>
+            <w:pPr>
+              <w:rPr>
+                <w:sz w:val="28"/>
+                <w:szCs w:val="28"/>
+              </w:rPr>
+            </w:pPr>
+            <w:r>
+              <w:rPr>
+                <w:sz w:val="28"/>
+                <w:szCs w:val="28"/>
+              </w:rPr>
+              <w:t>#F3F4F6</w:t>
+            </w:r>
+          </w:p>
+        </w:tc>
+        <w:tc>
+          <w:tcPr>
+            <w:tcW w:w="5245" w:type="dxa"/>
+          </w:tcPr>
+          <w:p>
+            <w:pPr>
+              <w:rPr>
+                <w:sz w:val="28"/>
+                <w:szCs w:val="28"/>
+              </w:rPr>
+            </w:pPr>
+            <w:r>
+              <w:rPr>
+                <w:sz w:val="28"/>
+                <w:szCs w:val="28"/>
+              </w:rPr>
+              <w:t>Светлый фон карточек</w:t>
             </w:r>
           </w:p>
         </w:tc>
@@ -270,43 +503,86 @@
       <w:tr>
         <w:tc>
           <w:tcPr>
-            <w:tcW w:w="3256" w:type="dxa"/>
-          </w:tcPr>
-          <w:p>
-            <w:pPr>
-              <w:rPr>
-                <w:sz w:val="28"/>
-                <w:szCs w:val="32"/>
-                <w:lang w:val="en-US"/>
-              </w:rPr>
-            </w:pPr>
-            <w:r>
-              <w:rPr>
-                <w:sz w:val="28"/>
-                <w:szCs w:val="32"/>
-                <w:lang w:val="en-US"/>
-              </w:rPr>
-              <w:t>#e5e7eb</w:t>
-            </w:r>
-          </w:p>
-        </w:tc>
-        <w:tc>
-          <w:tcPr>
-            <w:tcW w:w="6095" w:type="dxa"/>
-          </w:tcPr>
-          <w:p>
-            <w:pPr>
-              <w:rPr>
-                <w:sz w:val="28"/>
-                <w:szCs w:val="32"/>
-              </w:rPr>
-            </w:pPr>
-            <w:r>
-              <w:rPr>
-                <w:sz w:val="28"/>
-                <w:szCs w:val="32"/>
-              </w:rPr>
-              <w:t>Границы</w:t>
+            <w:tcW w:w="1129" w:type="dxa"/>
+            <w:vMerge/>
+          </w:tcPr>
+          <w:p>
+            <w:pPr>
+              <w:rPr>
+                <w:sz w:val="28"/>
+                <w:szCs w:val="28"/>
+                <w:lang w:val="en-US"/>
+              </w:rPr>
+            </w:pPr>
+          </w:p>
+        </w:tc>
+        <w:tc>
+          <w:tcPr>
+            <w:tcW w:w="1568" w:type="dxa"/>
+          </w:tcPr>
+          <w:p>
+            <w:pPr>
+              <w:rPr>
+                <w:sz w:val="28"/>
+                <w:szCs w:val="28"/>
+                <w:lang w:val="en-US"/>
+              </w:rPr>
+            </w:pPr>
+            <w:proofErr w:type="spellStart"/>
+            <w:r>
+              <w:rPr>
+                <w:sz w:val="28"/>
+                <w:szCs w:val="28"/>
+              </w:rPr>
+              <w:t>neutral</w:t>
+            </w:r>
+            <w:proofErr w:type="spellEnd"/>
+            <w:r>
+              <w:rPr>
+                <w:sz w:val="28"/>
+                <w:szCs w:val="28"/>
+              </w:rPr>
+              <w:t>/200</w:t>
+            </w:r>
+          </w:p>
+        </w:tc>
+        <w:tc>
+          <w:tcPr>
+            <w:tcW w:w="1409" w:type="dxa"/>
+          </w:tcPr>
+          <w:p>
+            <w:pPr>
+              <w:rPr>
+                <w:sz w:val="28"/>
+                <w:szCs w:val="28"/>
+              </w:rPr>
+            </w:pPr>
+            <w:r>
+              <w:rPr>
+                <w:sz w:val="28"/>
+                <w:szCs w:val="28"/>
+              </w:rPr>
+              <w:t>#E5E7EB</w:t>
+            </w:r>
+          </w:p>
+        </w:tc>
+        <w:tc>
+          <w:tcPr>
+            <w:tcW w:w="5245" w:type="dxa"/>
+          </w:tcPr>
+          <w:p>
+            <w:pPr>
+              <w:rPr>
+                <w:sz w:val="28"/>
+                <w:szCs w:val="28"/>
+              </w:rPr>
+            </w:pPr>
+            <w:r>
+              <w:rPr>
+                <w:sz w:val="28"/>
+                <w:szCs w:val="28"/>
+              </w:rPr>
+              <w:t>Границы (светлая тема)</w:t>
             </w:r>
           </w:p>
         </w:tc>
@@ -314,43 +590,86 @@
       <w:tr>
         <w:tc>
           <w:tcPr>
-            <w:tcW w:w="3256" w:type="dxa"/>
-          </w:tcPr>
-          <w:p>
-            <w:pPr>
-              <w:rPr>
-                <w:sz w:val="28"/>
-                <w:szCs w:val="32"/>
-                <w:lang w:val="en-US"/>
-              </w:rPr>
-            </w:pPr>
-            <w:r>
-              <w:rPr>
-                <w:sz w:val="28"/>
-                <w:szCs w:val="32"/>
-                <w:lang w:val="en-US"/>
-              </w:rPr>
-              <w:t>#374151</w:t>
-            </w:r>
-          </w:p>
-        </w:tc>
-        <w:tc>
-          <w:tcPr>
-            <w:tcW w:w="6095" w:type="dxa"/>
-          </w:tcPr>
-          <w:p>
-            <w:pPr>
-              <w:rPr>
-                <w:sz w:val="28"/>
-                <w:szCs w:val="32"/>
-              </w:rPr>
-            </w:pPr>
-            <w:r>
-              <w:rPr>
-                <w:sz w:val="28"/>
-                <w:szCs w:val="32"/>
-              </w:rPr>
-              <w:t>Основной текст</w:t>
+            <w:tcW w:w="1129" w:type="dxa"/>
+            <w:vMerge/>
+          </w:tcPr>
+          <w:p>
+            <w:pPr>
+              <w:rPr>
+                <w:sz w:val="28"/>
+                <w:szCs w:val="28"/>
+                <w:lang w:val="en-US"/>
+              </w:rPr>
+            </w:pPr>
+          </w:p>
+        </w:tc>
+        <w:tc>
+          <w:tcPr>
+            <w:tcW w:w="1568" w:type="dxa"/>
+          </w:tcPr>
+          <w:p>
+            <w:pPr>
+              <w:rPr>
+                <w:sz w:val="28"/>
+                <w:szCs w:val="28"/>
+                <w:lang w:val="en-US"/>
+              </w:rPr>
+            </w:pPr>
+            <w:proofErr w:type="spellStart"/>
+            <w:r>
+              <w:rPr>
+                <w:sz w:val="28"/>
+                <w:szCs w:val="28"/>
+              </w:rPr>
+              <w:t>neutral</w:t>
+            </w:r>
+            <w:proofErr w:type="spellEnd"/>
+            <w:r>
+              <w:rPr>
+                <w:sz w:val="28"/>
+                <w:szCs w:val="28"/>
+              </w:rPr>
+              <w:t>/500</w:t>
+            </w:r>
+          </w:p>
+        </w:tc>
+        <w:tc>
+          <w:tcPr>
+            <w:tcW w:w="1409" w:type="dxa"/>
+          </w:tcPr>
+          <w:p>
+            <w:pPr>
+              <w:rPr>
+                <w:sz w:val="28"/>
+                <w:szCs w:val="28"/>
+              </w:rPr>
+            </w:pPr>
+            <w:r>
+              <w:rPr>
+                <w:sz w:val="28"/>
+                <w:szCs w:val="28"/>
+              </w:rPr>
+              <w:t>#4F5A6C</w:t>
+            </w:r>
+          </w:p>
+        </w:tc>
+        <w:tc>
+          <w:tcPr>
+            <w:tcW w:w="5245" w:type="dxa"/>
+          </w:tcPr>
+          <w:p>
+            <w:pPr>
+              <w:rPr>
+                <w:sz w:val="28"/>
+                <w:szCs w:val="28"/>
+              </w:rPr>
+            </w:pPr>
+            <w:r>
+              <w:rPr>
+                <w:sz w:val="28"/>
+                <w:szCs w:val="28"/>
+              </w:rPr>
+              <w:t>Вторичный текст</w:t>
             </w:r>
           </w:p>
         </w:tc>
@@ -358,43 +677,86 @@
       <w:tr>
         <w:tc>
           <w:tcPr>
-            <w:tcW w:w="3256" w:type="dxa"/>
-          </w:tcPr>
-          <w:p>
-            <w:pPr>
-              <w:rPr>
-                <w:sz w:val="28"/>
-                <w:szCs w:val="32"/>
-                <w:lang w:val="en-US"/>
-              </w:rPr>
-            </w:pPr>
-            <w:r>
-              <w:rPr>
-                <w:sz w:val="28"/>
-                <w:szCs w:val="32"/>
-                <w:lang w:val="en-US"/>
-              </w:rPr>
-              <w:t>#1f2937</w:t>
-            </w:r>
-          </w:p>
-        </w:tc>
-        <w:tc>
-          <w:tcPr>
-            <w:tcW w:w="6095" w:type="dxa"/>
-          </w:tcPr>
-          <w:p>
-            <w:pPr>
-              <w:rPr>
-                <w:sz w:val="28"/>
-                <w:szCs w:val="32"/>
-              </w:rPr>
-            </w:pPr>
-            <w:r>
-              <w:rPr>
-                <w:sz w:val="28"/>
-                <w:szCs w:val="32"/>
-              </w:rPr>
-              <w:t>Темный фон</w:t>
+            <w:tcW w:w="1129" w:type="dxa"/>
+            <w:vMerge/>
+          </w:tcPr>
+          <w:p>
+            <w:pPr>
+              <w:rPr>
+                <w:sz w:val="28"/>
+                <w:szCs w:val="28"/>
+                <w:lang w:val="en-US"/>
+              </w:rPr>
+            </w:pPr>
+          </w:p>
+        </w:tc>
+        <w:tc>
+          <w:tcPr>
+            <w:tcW w:w="1568" w:type="dxa"/>
+          </w:tcPr>
+          <w:p>
+            <w:pPr>
+              <w:rPr>
+                <w:sz w:val="28"/>
+                <w:szCs w:val="28"/>
+                <w:lang w:val="en-US"/>
+              </w:rPr>
+            </w:pPr>
+            <w:proofErr w:type="spellStart"/>
+            <w:r>
+              <w:rPr>
+                <w:sz w:val="28"/>
+                <w:szCs w:val="28"/>
+              </w:rPr>
+              <w:t>neutral</w:t>
+            </w:r>
+            <w:proofErr w:type="spellEnd"/>
+            <w:r>
+              <w:rPr>
+                <w:sz w:val="28"/>
+                <w:szCs w:val="28"/>
+              </w:rPr>
+              <w:t>/700</w:t>
+            </w:r>
+          </w:p>
+        </w:tc>
+        <w:tc>
+          <w:tcPr>
+            <w:tcW w:w="1409" w:type="dxa"/>
+          </w:tcPr>
+          <w:p>
+            <w:pPr>
+              <w:rPr>
+                <w:sz w:val="28"/>
+                <w:szCs w:val="28"/>
+              </w:rPr>
+            </w:pPr>
+            <w:r>
+              <w:rPr>
+                <w:sz w:val="28"/>
+                <w:szCs w:val="28"/>
+              </w:rPr>
+              <w:t>#374151</w:t>
+            </w:r>
+          </w:p>
+        </w:tc>
+        <w:tc>
+          <w:tcPr>
+            <w:tcW w:w="5245" w:type="dxa"/>
+          </w:tcPr>
+          <w:p>
+            <w:pPr>
+              <w:rPr>
+                <w:sz w:val="28"/>
+                <w:szCs w:val="28"/>
+              </w:rPr>
+            </w:pPr>
+            <w:r>
+              <w:rPr>
+                <w:sz w:val="28"/>
+                <w:szCs w:val="28"/>
+              </w:rPr>
+              <w:t>Основной текст / границы (тёмная тема)</w:t>
             </w:r>
           </w:p>
         </w:tc>
@@ -402,43 +764,85 @@
       <w:tr>
         <w:tc>
           <w:tcPr>
-            <w:tcW w:w="3256" w:type="dxa"/>
-          </w:tcPr>
-          <w:p>
-            <w:pPr>
-              <w:rPr>
-                <w:sz w:val="28"/>
-                <w:szCs w:val="32"/>
-                <w:lang w:val="en-US"/>
-              </w:rPr>
-            </w:pPr>
-            <w:r>
-              <w:rPr>
-                <w:sz w:val="28"/>
-                <w:szCs w:val="32"/>
-                <w:lang w:val="en-US"/>
-              </w:rPr>
-              <w:t>#171717</w:t>
-            </w:r>
-          </w:p>
-        </w:tc>
-        <w:tc>
-          <w:tcPr>
-            <w:tcW w:w="6095" w:type="dxa"/>
-          </w:tcPr>
-          <w:p>
-            <w:pPr>
-              <w:rPr>
-                <w:sz w:val="28"/>
-                <w:szCs w:val="32"/>
-              </w:rPr>
-            </w:pPr>
-            <w:r>
-              <w:rPr>
-                <w:sz w:val="28"/>
-                <w:szCs w:val="32"/>
-              </w:rPr>
-              <w:t>Фон потемнее</w:t>
+            <w:tcW w:w="1129" w:type="dxa"/>
+            <w:vMerge/>
+          </w:tcPr>
+          <w:p>
+            <w:pPr>
+              <w:rPr>
+                <w:sz w:val="28"/>
+                <w:szCs w:val="28"/>
+              </w:rPr>
+            </w:pPr>
+          </w:p>
+        </w:tc>
+        <w:tc>
+          <w:tcPr>
+            <w:tcW w:w="1568" w:type="dxa"/>
+          </w:tcPr>
+          <w:p>
+            <w:pPr>
+              <w:rPr>
+                <w:sz w:val="28"/>
+                <w:szCs w:val="28"/>
+                <w:lang w:val="en-US"/>
+              </w:rPr>
+            </w:pPr>
+            <w:proofErr w:type="spellStart"/>
+            <w:r>
+              <w:rPr>
+                <w:sz w:val="28"/>
+                <w:szCs w:val="28"/>
+              </w:rPr>
+              <w:t>neutral</w:t>
+            </w:r>
+            <w:proofErr w:type="spellEnd"/>
+            <w:r>
+              <w:rPr>
+                <w:sz w:val="28"/>
+                <w:szCs w:val="28"/>
+              </w:rPr>
+              <w:t>/800</w:t>
+            </w:r>
+          </w:p>
+        </w:tc>
+        <w:tc>
+          <w:tcPr>
+            <w:tcW w:w="1409" w:type="dxa"/>
+          </w:tcPr>
+          <w:p>
+            <w:pPr>
+              <w:rPr>
+                <w:sz w:val="28"/>
+                <w:szCs w:val="28"/>
+              </w:rPr>
+            </w:pPr>
+            <w:r>
+              <w:rPr>
+                <w:sz w:val="28"/>
+                <w:szCs w:val="28"/>
+              </w:rPr>
+              <w:t>#1F2937</w:t>
+            </w:r>
+          </w:p>
+        </w:tc>
+        <w:tc>
+          <w:tcPr>
+            <w:tcW w:w="5245" w:type="dxa"/>
+          </w:tcPr>
+          <w:p>
+            <w:pPr>
+              <w:rPr>
+                <w:sz w:val="28"/>
+                <w:szCs w:val="28"/>
+              </w:rPr>
+            </w:pPr>
+            <w:r>
+              <w:rPr>
+                <w:sz w:val="28"/>
+                <w:szCs w:val="28"/>
+              </w:rPr>
+              <w:t>Тёмный фон карточек</w:t>
             </w:r>
           </w:p>
         </w:tc>
@@ -446,43 +850,86 @@
       <w:tr>
         <w:tc>
           <w:tcPr>
-            <w:tcW w:w="3256" w:type="dxa"/>
-          </w:tcPr>
-          <w:p>
-            <w:pPr>
-              <w:rPr>
-                <w:sz w:val="28"/>
-                <w:szCs w:val="32"/>
-                <w:lang w:val="en-US"/>
-              </w:rPr>
-            </w:pPr>
-            <w:r>
-              <w:rPr>
-                <w:sz w:val="28"/>
-                <w:szCs w:val="32"/>
-                <w:lang w:val="en-US"/>
-              </w:rPr>
-              <w:t>#22c55e</w:t>
-            </w:r>
-          </w:p>
-        </w:tc>
-        <w:tc>
-          <w:tcPr>
-            <w:tcW w:w="6095" w:type="dxa"/>
-          </w:tcPr>
-          <w:p>
-            <w:pPr>
-              <w:rPr>
-                <w:sz w:val="28"/>
-                <w:szCs w:val="32"/>
-              </w:rPr>
-            </w:pPr>
-            <w:r>
-              <w:rPr>
-                <w:sz w:val="28"/>
-                <w:szCs w:val="32"/>
-              </w:rPr>
-              <w:t>Успешно</w:t>
+            <w:tcW w:w="1129" w:type="dxa"/>
+            <w:vMerge/>
+          </w:tcPr>
+          <w:p>
+            <w:pPr>
+              <w:rPr>
+                <w:sz w:val="28"/>
+                <w:szCs w:val="28"/>
+                <w:lang w:val="en-US"/>
+              </w:rPr>
+            </w:pPr>
+          </w:p>
+        </w:tc>
+        <w:tc>
+          <w:tcPr>
+            <w:tcW w:w="1568" w:type="dxa"/>
+          </w:tcPr>
+          <w:p>
+            <w:pPr>
+              <w:rPr>
+                <w:sz w:val="28"/>
+                <w:szCs w:val="28"/>
+                <w:lang w:val="en-US"/>
+              </w:rPr>
+            </w:pPr>
+            <w:proofErr w:type="spellStart"/>
+            <w:r>
+              <w:rPr>
+                <w:sz w:val="28"/>
+                <w:szCs w:val="28"/>
+              </w:rPr>
+              <w:t>neutral</w:t>
+            </w:r>
+            <w:proofErr w:type="spellEnd"/>
+            <w:r>
+              <w:rPr>
+                <w:sz w:val="28"/>
+                <w:szCs w:val="28"/>
+              </w:rPr>
+              <w:t>/900</w:t>
+            </w:r>
+          </w:p>
+        </w:tc>
+        <w:tc>
+          <w:tcPr>
+            <w:tcW w:w="1409" w:type="dxa"/>
+          </w:tcPr>
+          <w:p>
+            <w:pPr>
+              <w:rPr>
+                <w:sz w:val="28"/>
+                <w:szCs w:val="28"/>
+              </w:rPr>
+            </w:pPr>
+            <w:r>
+              <w:rPr>
+                <w:sz w:val="28"/>
+                <w:szCs w:val="28"/>
+              </w:rPr>
+              <w:t>#171717</w:t>
+            </w:r>
+          </w:p>
+        </w:tc>
+        <w:tc>
+          <w:tcPr>
+            <w:tcW w:w="5245" w:type="dxa"/>
+          </w:tcPr>
+          <w:p>
+            <w:pPr>
+              <w:rPr>
+                <w:sz w:val="28"/>
+                <w:szCs w:val="28"/>
+              </w:rPr>
+            </w:pPr>
+            <w:r>
+              <w:rPr>
+                <w:sz w:val="28"/>
+                <w:szCs w:val="28"/>
+              </w:rPr>
+              <w:t>Самый тёмный фон / текст на светлом акценте</w:t>
             </w:r>
           </w:p>
         </w:tc>
@@ -490,43 +937,94 @@
       <w:tr>
         <w:tc>
           <w:tcPr>
-            <w:tcW w:w="3256" w:type="dxa"/>
-          </w:tcPr>
-          <w:p>
-            <w:pPr>
-              <w:rPr>
-                <w:sz w:val="28"/>
-                <w:szCs w:val="32"/>
-                <w:lang w:val="en-US"/>
-              </w:rPr>
-            </w:pPr>
-            <w:r>
-              <w:rPr>
-                <w:sz w:val="28"/>
-                <w:szCs w:val="32"/>
-                <w:lang w:val="en-US"/>
-              </w:rPr>
-              <w:t>#ef4444</w:t>
-            </w:r>
-          </w:p>
-        </w:tc>
-        <w:tc>
-          <w:tcPr>
-            <w:tcW w:w="6095" w:type="dxa"/>
-          </w:tcPr>
-          <w:p>
-            <w:pPr>
-              <w:rPr>
-                <w:sz w:val="28"/>
-                <w:szCs w:val="32"/>
-              </w:rPr>
-            </w:pPr>
-            <w:r>
-              <w:rPr>
-                <w:sz w:val="28"/>
-                <w:szCs w:val="32"/>
-              </w:rPr>
-              <w:t>Ошибка</w:t>
+            <w:tcW w:w="1129" w:type="dxa"/>
+          </w:tcPr>
+          <w:p>
+            <w:pPr>
+              <w:rPr>
+                <w:sz w:val="28"/>
+                <w:szCs w:val="28"/>
+                <w:lang w:val="en-US"/>
+              </w:rPr>
+            </w:pPr>
+            <w:proofErr w:type="spellStart"/>
+            <w:r>
+              <w:rPr>
+                <w:sz w:val="28"/>
+                <w:szCs w:val="28"/>
+              </w:rPr>
+              <w:t>green</w:t>
+            </w:r>
+            <w:proofErr w:type="spellEnd"/>
+          </w:p>
+        </w:tc>
+        <w:tc>
+          <w:tcPr>
+            <w:tcW w:w="1568" w:type="dxa"/>
+          </w:tcPr>
+          <w:p>
+            <w:pPr>
+              <w:rPr>
+                <w:sz w:val="28"/>
+                <w:szCs w:val="28"/>
+                <w:lang w:val="en-US"/>
+              </w:rPr>
+            </w:pPr>
+            <w:proofErr w:type="spellStart"/>
+            <w:r>
+              <w:rPr>
+                <w:sz w:val="28"/>
+                <w:szCs w:val="28"/>
+              </w:rPr>
+              <w:t>green</w:t>
+            </w:r>
+            <w:proofErr w:type="spellEnd"/>
+            <w:r>
+              <w:rPr>
+                <w:sz w:val="28"/>
+                <w:szCs w:val="28"/>
+              </w:rPr>
+              <w:t>/500</w:t>
+            </w:r>
+          </w:p>
+        </w:tc>
+        <w:tc>
+          <w:tcPr>
+            <w:tcW w:w="1409" w:type="dxa"/>
+          </w:tcPr>
+          <w:p>
+            <w:pPr>
+              <w:rPr>
+                <w:sz w:val="28"/>
+                <w:szCs w:val="28"/>
+              </w:rPr>
+            </w:pPr>
+            <w:r>
+              <w:rPr>
+                <w:sz w:val="28"/>
+                <w:szCs w:val="28"/>
+              </w:rPr>
+              <w:t>#22C55E</w:t>
+            </w:r>
+          </w:p>
+        </w:tc>
+        <w:tc>
+          <w:tcPr>
+            <w:tcW w:w="5245" w:type="dxa"/>
+          </w:tcPr>
+          <w:p>
+            <w:pPr>
+              <w:rPr>
+                <w:sz w:val="28"/>
+                <w:szCs w:val="28"/>
+              </w:rPr>
+            </w:pPr>
+            <w:r>
+              <w:rPr>
+                <w:sz w:val="28"/>
+                <w:szCs w:val="28"/>
+              </w:rPr>
+              <w:t>Успех</w:t>
             </w:r>
           </w:p>
         </w:tc>
@@ -534,41 +1032,187 @@
       <w:tr>
         <w:tc>
           <w:tcPr>
-            <w:tcW w:w="3256" w:type="dxa"/>
-          </w:tcPr>
-          <w:p>
-            <w:pPr>
-              <w:rPr>
-                <w:sz w:val="28"/>
-                <w:szCs w:val="32"/>
-                <w:lang w:val="en-US"/>
-              </w:rPr>
-            </w:pPr>
-            <w:r>
-              <w:rPr>
-                <w:sz w:val="28"/>
-                <w:szCs w:val="32"/>
-                <w:lang w:val="en-US"/>
-              </w:rPr>
-              <w:t>#f59e0b</w:t>
-            </w:r>
-          </w:p>
-        </w:tc>
-        <w:tc>
-          <w:tcPr>
-            <w:tcW w:w="6095" w:type="dxa"/>
-          </w:tcPr>
-          <w:p>
-            <w:pPr>
-              <w:rPr>
-                <w:sz w:val="28"/>
-                <w:szCs w:val="32"/>
-              </w:rPr>
-            </w:pPr>
-            <w:r>
-              <w:rPr>
-                <w:sz w:val="28"/>
-                <w:szCs w:val="32"/>
+            <w:tcW w:w="1129" w:type="dxa"/>
+          </w:tcPr>
+          <w:p>
+            <w:pPr>
+              <w:rPr>
+                <w:sz w:val="28"/>
+                <w:szCs w:val="28"/>
+                <w:lang w:val="en-US"/>
+              </w:rPr>
+            </w:pPr>
+            <w:proofErr w:type="spellStart"/>
+            <w:r>
+              <w:rPr>
+                <w:sz w:val="28"/>
+                <w:szCs w:val="28"/>
+              </w:rPr>
+              <w:t>red</w:t>
+            </w:r>
+            <w:proofErr w:type="spellEnd"/>
+          </w:p>
+        </w:tc>
+        <w:tc>
+          <w:tcPr>
+            <w:tcW w:w="1568" w:type="dxa"/>
+          </w:tcPr>
+          <w:p>
+            <w:pPr>
+              <w:rPr>
+                <w:sz w:val="28"/>
+                <w:szCs w:val="28"/>
+                <w:lang w:val="en-US"/>
+              </w:rPr>
+            </w:pPr>
+            <w:proofErr w:type="spellStart"/>
+            <w:r>
+              <w:rPr>
+                <w:sz w:val="28"/>
+                <w:szCs w:val="28"/>
+              </w:rPr>
+              <w:t>red</w:t>
+            </w:r>
+            <w:proofErr w:type="spellEnd"/>
+            <w:r>
+              <w:rPr>
+                <w:sz w:val="28"/>
+                <w:szCs w:val="28"/>
+              </w:rPr>
+              <w:t>/500</w:t>
+            </w:r>
+          </w:p>
+        </w:tc>
+        <w:tc>
+          <w:tcPr>
+            <w:tcW w:w="1409" w:type="dxa"/>
+          </w:tcPr>
+          <w:p>
+            <w:pPr>
+              <w:rPr>
+                <w:sz w:val="28"/>
+                <w:szCs w:val="28"/>
+              </w:rPr>
+            </w:pPr>
+            <w:r>
+              <w:rPr>
+                <w:sz w:val="28"/>
+                <w:szCs w:val="28"/>
+              </w:rPr>
+              <w:t>#EF4444</w:t>
+            </w:r>
+          </w:p>
+        </w:tc>
+        <w:tc>
+          <w:tcPr>
+            <w:tcW w:w="5245" w:type="dxa"/>
+          </w:tcPr>
+          <w:p>
+            <w:pPr>
+              <w:rPr>
+                <w:sz w:val="28"/>
+                <w:szCs w:val="28"/>
+              </w:rPr>
+            </w:pPr>
+            <w:r>
+              <w:rPr>
+                <w:sz w:val="28"/>
+                <w:szCs w:val="28"/>
+              </w:rPr>
+              <w:t>Ошибка</w:t>
+            </w:r>
+          </w:p>
+        </w:tc>
+      </w:tr>
+      <w:tr>
+        <w:tc>
+          <w:tcPr>
+            <w:tcW w:w="1129" w:type="dxa"/>
+          </w:tcPr>
+          <w:p>
+            <w:pPr>
+              <w:rPr>
+                <w:sz w:val="28"/>
+                <w:szCs w:val="28"/>
+                <w:lang w:val="en-US"/>
+              </w:rPr>
+            </w:pPr>
+            <w:proofErr w:type="spellStart"/>
+            <w:r>
+              <w:rPr>
+                <w:sz w:val="28"/>
+                <w:szCs w:val="28"/>
+              </w:rPr>
+              <w:t>amber</w:t>
+            </w:r>
+            <w:proofErr w:type="spellEnd"/>
+          </w:p>
+        </w:tc>
+        <w:tc>
+          <w:tcPr>
+            <w:tcW w:w="1568" w:type="dxa"/>
+          </w:tcPr>
+          <w:p>
+            <w:pPr>
+              <w:rPr>
+                <w:sz w:val="28"/>
+                <w:szCs w:val="28"/>
+                <w:lang w:val="en-US"/>
+              </w:rPr>
+            </w:pPr>
+            <w:proofErr w:type="spellStart"/>
+            <w:r>
+              <w:rPr>
+                <w:sz w:val="28"/>
+                <w:szCs w:val="28"/>
+              </w:rPr>
+              <w:t>amber</w:t>
+            </w:r>
+            <w:proofErr w:type="spellEnd"/>
+            <w:r>
+              <w:rPr>
+                <w:sz w:val="28"/>
+                <w:szCs w:val="28"/>
+              </w:rPr>
+              <w:t>/500</w:t>
+            </w:r>
+          </w:p>
+        </w:tc>
+        <w:tc>
+          <w:tcPr>
+            <w:tcW w:w="1409" w:type="dxa"/>
+          </w:tcPr>
+          <w:p>
+            <w:pPr>
+              <w:rPr>
+                <w:sz w:val="28"/>
+                <w:szCs w:val="28"/>
+              </w:rPr>
+            </w:pPr>
+            <w:r>
+              <w:rPr>
+                <w:sz w:val="28"/>
+                <w:szCs w:val="28"/>
+              </w:rPr>
+              <w:t>#F59E0B</w:t>
+            </w:r>
+          </w:p>
+        </w:tc>
+        <w:tc>
+          <w:tcPr>
+            <w:tcW w:w="5245" w:type="dxa"/>
+          </w:tcPr>
+          <w:p>
+            <w:pPr>
+              <w:rPr>
+                <w:sz w:val="28"/>
+                <w:szCs w:val="28"/>
+              </w:rPr>
+            </w:pPr>
+            <w:r>
+              <w:rPr>
+                <w:sz w:val="28"/>
+                <w:szCs w:val="28"/>
               </w:rPr>
               <w:t>Предупреждение</w:t>
             </w:r>
@@ -580,7 +1224,7 @@
       <w:pPr>
         <w:rPr>
           <w:sz w:val="28"/>
-          <w:szCs w:val="32"/>
+          <w:szCs w:val="28"/>
         </w:rPr>
       </w:pPr>
     </w:p>
@@ -588,13 +1232,13 @@
       <w:pPr>
         <w:rPr>
           <w:sz w:val="28"/>
-          <w:szCs w:val="32"/>
+          <w:szCs w:val="28"/>
         </w:rPr>
       </w:pPr>
       <w:r>
         <w:rPr>
           <w:sz w:val="28"/>
-          <w:szCs w:val="32"/>
+          <w:szCs w:val="28"/>
         </w:rPr>
         <w:t>Темы</w:t>
       </w:r>
@@ -606,27 +1250,27 @@
         <w:tblLook w:val="04A0" w:firstRow="1" w:lastRow="0" w:firstColumn="1" w:lastColumn="0" w:noHBand="0" w:noVBand="1"/>
       </w:tblPr>
       <w:tblGrid>
-        <w:gridCol w:w="2337"/>
-        <w:gridCol w:w="2053"/>
-        <w:gridCol w:w="2126"/>
+        <w:gridCol w:w="2884"/>
+        <w:gridCol w:w="1789"/>
+        <w:gridCol w:w="1843"/>
         <w:gridCol w:w="2829"/>
       </w:tblGrid>
       <w:tr>
         <w:tc>
           <w:tcPr>
-            <w:tcW w:w="2337" w:type="dxa"/>
-          </w:tcPr>
-          <w:p>
-            <w:pPr>
-              <w:rPr>
-                <w:sz w:val="28"/>
-                <w:szCs w:val="32"/>
-              </w:rPr>
-            </w:pPr>
-            <w:r>
-              <w:rPr>
-                <w:sz w:val="28"/>
-                <w:szCs w:val="32"/>
+            <w:tcW w:w="2884" w:type="dxa"/>
+          </w:tcPr>
+          <w:p>
+            <w:pPr>
+              <w:rPr>
+                <w:sz w:val="28"/>
+                <w:szCs w:val="28"/>
+              </w:rPr>
+            </w:pPr>
+            <w:r>
+              <w:rPr>
+                <w:sz w:val="28"/>
+                <w:szCs w:val="28"/>
               </w:rPr>
               <w:t>Токен</w:t>
             </w:r>
@@ -634,41 +1278,41 @@
         </w:tc>
         <w:tc>
           <w:tcPr>
-            <w:tcW w:w="2053" w:type="dxa"/>
-          </w:tcPr>
-          <w:p>
-            <w:pPr>
-              <w:rPr>
-                <w:sz w:val="28"/>
-                <w:szCs w:val="32"/>
-              </w:rPr>
-            </w:pPr>
-            <w:r>
-              <w:rPr>
-                <w:sz w:val="28"/>
-                <w:szCs w:val="32"/>
-              </w:rPr>
-              <w:t>Светлая</w:t>
-            </w:r>
-          </w:p>
-        </w:tc>
-        <w:tc>
-          <w:tcPr>
-            <w:tcW w:w="2126" w:type="dxa"/>
-          </w:tcPr>
-          <w:p>
-            <w:pPr>
-              <w:rPr>
-                <w:sz w:val="28"/>
-                <w:szCs w:val="32"/>
-              </w:rPr>
-            </w:pPr>
-            <w:r>
-              <w:rPr>
-                <w:sz w:val="28"/>
-                <w:szCs w:val="32"/>
-              </w:rPr>
-              <w:t>Темная</w:t>
+            <w:tcW w:w="1789" w:type="dxa"/>
+          </w:tcPr>
+          <w:p>
+            <w:pPr>
+              <w:rPr>
+                <w:sz w:val="28"/>
+                <w:szCs w:val="28"/>
+              </w:rPr>
+            </w:pPr>
+            <w:r>
+              <w:rPr>
+                <w:sz w:val="28"/>
+                <w:szCs w:val="28"/>
+              </w:rPr>
+              <w:t>Светлая тема</w:t>
+            </w:r>
+          </w:p>
+        </w:tc>
+        <w:tc>
+          <w:tcPr>
+            <w:tcW w:w="1843" w:type="dxa"/>
+          </w:tcPr>
+          <w:p>
+            <w:pPr>
+              <w:rPr>
+                <w:sz w:val="28"/>
+                <w:szCs w:val="28"/>
+              </w:rPr>
+            </w:pPr>
+            <w:r>
+              <w:rPr>
+                <w:sz w:val="28"/>
+                <w:szCs w:val="28"/>
+              </w:rPr>
+              <w:t>Тёмная тема</w:t>
             </w:r>
           </w:p>
         </w:tc>
@@ -680,14 +1324,14 @@
             <w:pPr>
               <w:rPr>
                 <w:sz w:val="28"/>
-                <w:szCs w:val="32"/>
-                <w:lang w:val="en-US"/>
-              </w:rPr>
-            </w:pPr>
-            <w:r>
-              <w:rPr>
-                <w:sz w:val="28"/>
-                <w:szCs w:val="32"/>
+                <w:szCs w:val="28"/>
+                <w:lang w:val="en-US"/>
+              </w:rPr>
+            </w:pPr>
+            <w:r>
+              <w:rPr>
+                <w:sz w:val="28"/>
+                <w:szCs w:val="28"/>
               </w:rPr>
               <w:t>Назначение</w:t>
             </w:r>
@@ -697,69 +1341,116 @@
       <w:tr>
         <w:tc>
           <w:tcPr>
-            <w:tcW w:w="2337" w:type="dxa"/>
-          </w:tcPr>
-          <w:p>
-            <w:pPr>
-              <w:rPr>
-                <w:sz w:val="28"/>
-                <w:szCs w:val="32"/>
-                <w:lang w:val="en-US"/>
-              </w:rPr>
-            </w:pPr>
-            <w:proofErr w:type="spellStart"/>
-            <w:r>
-              <w:rPr>
-                <w:sz w:val="28"/>
-                <w:szCs w:val="32"/>
-                <w:lang w:val="en-US"/>
-              </w:rPr>
-              <w:t>surface_default</w:t>
-            </w:r>
-            <w:proofErr w:type="spellEnd"/>
-          </w:p>
-        </w:tc>
-        <w:tc>
-          <w:tcPr>
-            <w:tcW w:w="2053" w:type="dxa"/>
-          </w:tcPr>
-          <w:p>
-            <w:pPr>
-              <w:rPr>
-                <w:sz w:val="28"/>
-                <w:szCs w:val="32"/>
-                <w:lang w:val="en-US"/>
-              </w:rPr>
-            </w:pPr>
-            <w:r>
-              <w:rPr>
-                <w:sz w:val="28"/>
-                <w:szCs w:val="32"/>
-                <w:lang w:val="en-US"/>
-              </w:rPr>
-              <w:t>#fafafa</w:t>
-            </w:r>
-          </w:p>
-        </w:tc>
-        <w:tc>
-          <w:tcPr>
-            <w:tcW w:w="2126" w:type="dxa"/>
-          </w:tcPr>
-          <w:p>
-            <w:pPr>
-              <w:rPr>
-                <w:sz w:val="28"/>
-                <w:szCs w:val="32"/>
-                <w:lang w:val="en-US"/>
-              </w:rPr>
-            </w:pPr>
-            <w:r>
-              <w:rPr>
-                <w:sz w:val="28"/>
-                <w:szCs w:val="32"/>
-                <w:lang w:val="en-US"/>
-              </w:rPr>
-              <w:t>#171717</w:t>
+            <w:tcW w:w="2884" w:type="dxa"/>
+          </w:tcPr>
+          <w:p>
+            <w:pPr>
+              <w:rPr>
+                <w:sz w:val="28"/>
+                <w:szCs w:val="28"/>
+                <w:lang w:val="en-US"/>
+              </w:rPr>
+            </w:pPr>
+            <w:proofErr w:type="spellStart"/>
+            <w:r>
+              <w:rPr>
+                <w:sz w:val="28"/>
+                <w:szCs w:val="28"/>
+              </w:rPr>
+              <w:t>color</w:t>
+            </w:r>
+            <w:proofErr w:type="spellEnd"/>
+            <w:r>
+              <w:rPr>
+                <w:sz w:val="28"/>
+                <w:szCs w:val="28"/>
+              </w:rPr>
+              <w:t>/</w:t>
+            </w:r>
+            <w:proofErr w:type="spellStart"/>
+            <w:r>
+              <w:rPr>
+                <w:sz w:val="28"/>
+                <w:szCs w:val="28"/>
+              </w:rPr>
+              <w:t>surface</w:t>
+            </w:r>
+            <w:proofErr w:type="spellEnd"/>
+            <w:r>
+              <w:rPr>
+                <w:sz w:val="28"/>
+                <w:szCs w:val="28"/>
+              </w:rPr>
+              <w:t>/</w:t>
+            </w:r>
+            <w:proofErr w:type="spellStart"/>
+            <w:r>
+              <w:rPr>
+                <w:sz w:val="28"/>
+                <w:szCs w:val="28"/>
+              </w:rPr>
+              <w:t>default</w:t>
+            </w:r>
+            <w:proofErr w:type="spellEnd"/>
+          </w:p>
+        </w:tc>
+        <w:tc>
+          <w:tcPr>
+            <w:tcW w:w="1789" w:type="dxa"/>
+          </w:tcPr>
+          <w:p>
+            <w:pPr>
+              <w:rPr>
+                <w:sz w:val="28"/>
+                <w:szCs w:val="28"/>
+                <w:lang w:val="en-US"/>
+              </w:rPr>
+            </w:pPr>
+            <w:proofErr w:type="spellStart"/>
+            <w:r>
+              <w:rPr>
+                <w:sz w:val="28"/>
+                <w:szCs w:val="28"/>
+              </w:rPr>
+              <w:t>neutral</w:t>
+            </w:r>
+            <w:proofErr w:type="spellEnd"/>
+            <w:r>
+              <w:rPr>
+                <w:sz w:val="28"/>
+                <w:szCs w:val="28"/>
+              </w:rPr>
+              <w:t>/50</w:t>
+            </w:r>
+          </w:p>
+        </w:tc>
+        <w:tc>
+          <w:tcPr>
+            <w:tcW w:w="1843" w:type="dxa"/>
+          </w:tcPr>
+          <w:p>
+            <w:pPr>
+              <w:rPr>
+                <w:sz w:val="28"/>
+                <w:szCs w:val="28"/>
+                <w:lang w:val="en-US"/>
+              </w:rPr>
+            </w:pPr>
+            <w:proofErr w:type="spellStart"/>
+            <w:r>
+              <w:rPr>
+                <w:sz w:val="28"/>
+                <w:szCs w:val="28"/>
+              </w:rPr>
+              <w:t>neutral</w:t>
+            </w:r>
+            <w:proofErr w:type="spellEnd"/>
+            <w:r>
+              <w:rPr>
+                <w:sz w:val="28"/>
+                <w:szCs w:val="28"/>
+              </w:rPr>
+              <w:t>/900</w:t>
             </w:r>
           </w:p>
         </w:tc>
@@ -771,15 +1462,15 @@
             <w:pPr>
               <w:rPr>
                 <w:sz w:val="28"/>
-                <w:szCs w:val="32"/>
-              </w:rPr>
-            </w:pPr>
-            <w:r>
-              <w:rPr>
-                <w:sz w:val="28"/>
-                <w:szCs w:val="32"/>
-              </w:rPr>
-              <w:t>Фон</w:t>
+                <w:szCs w:val="28"/>
+              </w:rPr>
+            </w:pPr>
+            <w:r>
+              <w:rPr>
+                <w:sz w:val="28"/>
+                <w:szCs w:val="28"/>
+              </w:rPr>
+              <w:t>Фон экрана</w:t>
             </w:r>
           </w:p>
         </w:tc>
@@ -787,68 +1478,115 @@
       <w:tr>
         <w:tc>
           <w:tcPr>
-            <w:tcW w:w="2337" w:type="dxa"/>
-          </w:tcPr>
-          <w:p>
-            <w:pPr>
-              <w:rPr>
-                <w:sz w:val="28"/>
-                <w:szCs w:val="32"/>
-                <w:lang w:val="en-US"/>
-              </w:rPr>
-            </w:pPr>
-            <w:proofErr w:type="spellStart"/>
-            <w:r>
-              <w:rPr>
-                <w:sz w:val="28"/>
-                <w:szCs w:val="32"/>
-                <w:lang w:val="en-US"/>
-              </w:rPr>
-              <w:t>surface_card</w:t>
-            </w:r>
-            <w:proofErr w:type="spellEnd"/>
-          </w:p>
-        </w:tc>
-        <w:tc>
-          <w:tcPr>
-            <w:tcW w:w="2053" w:type="dxa"/>
-          </w:tcPr>
-          <w:p>
-            <w:pPr>
-              <w:rPr>
-                <w:sz w:val="28"/>
-                <w:szCs w:val="32"/>
-                <w:lang w:val="en-US"/>
-              </w:rPr>
-            </w:pPr>
-            <w:r>
-              <w:rPr>
-                <w:sz w:val="28"/>
-                <w:szCs w:val="32"/>
-                <w:lang w:val="en-US"/>
-              </w:rPr>
-              <w:t>#ffffff</w:t>
-            </w:r>
-          </w:p>
-        </w:tc>
-        <w:tc>
-          <w:tcPr>
-            <w:tcW w:w="2126" w:type="dxa"/>
-          </w:tcPr>
-          <w:p>
-            <w:pPr>
-              <w:rPr>
-                <w:sz w:val="28"/>
-                <w:szCs w:val="32"/>
-              </w:rPr>
-            </w:pPr>
-            <w:r>
-              <w:rPr>
-                <w:sz w:val="28"/>
-                <w:szCs w:val="32"/>
-                <w:lang w:val="en-US"/>
-              </w:rPr>
-              <w:t>#1f2937</w:t>
+            <w:tcW w:w="2884" w:type="dxa"/>
+          </w:tcPr>
+          <w:p>
+            <w:pPr>
+              <w:rPr>
+                <w:sz w:val="28"/>
+                <w:szCs w:val="28"/>
+                <w:lang w:val="en-US"/>
+              </w:rPr>
+            </w:pPr>
+            <w:proofErr w:type="spellStart"/>
+            <w:r>
+              <w:rPr>
+                <w:sz w:val="28"/>
+                <w:szCs w:val="28"/>
+              </w:rPr>
+              <w:t>color</w:t>
+            </w:r>
+            <w:proofErr w:type="spellEnd"/>
+            <w:r>
+              <w:rPr>
+                <w:sz w:val="28"/>
+                <w:szCs w:val="28"/>
+              </w:rPr>
+              <w:t>/</w:t>
+            </w:r>
+            <w:proofErr w:type="spellStart"/>
+            <w:r>
+              <w:rPr>
+                <w:sz w:val="28"/>
+                <w:szCs w:val="28"/>
+              </w:rPr>
+              <w:t>surface</w:t>
+            </w:r>
+            <w:proofErr w:type="spellEnd"/>
+            <w:r>
+              <w:rPr>
+                <w:sz w:val="28"/>
+                <w:szCs w:val="28"/>
+              </w:rPr>
+              <w:t>/</w:t>
+            </w:r>
+            <w:proofErr w:type="spellStart"/>
+            <w:r>
+              <w:rPr>
+                <w:sz w:val="28"/>
+                <w:szCs w:val="28"/>
+              </w:rPr>
+              <w:t>card</w:t>
+            </w:r>
+            <w:proofErr w:type="spellEnd"/>
+          </w:p>
+        </w:tc>
+        <w:tc>
+          <w:tcPr>
+            <w:tcW w:w="1789" w:type="dxa"/>
+          </w:tcPr>
+          <w:p>
+            <w:pPr>
+              <w:rPr>
+                <w:sz w:val="28"/>
+                <w:szCs w:val="28"/>
+                <w:lang w:val="en-US"/>
+              </w:rPr>
+            </w:pPr>
+            <w:proofErr w:type="spellStart"/>
+            <w:r>
+              <w:rPr>
+                <w:sz w:val="28"/>
+                <w:szCs w:val="28"/>
+              </w:rPr>
+              <w:t>neutral</w:t>
+            </w:r>
+            <w:proofErr w:type="spellEnd"/>
+            <w:r>
+              <w:rPr>
+                <w:sz w:val="28"/>
+                <w:szCs w:val="28"/>
+              </w:rPr>
+              <w:t>/100</w:t>
+            </w:r>
+          </w:p>
+        </w:tc>
+        <w:tc>
+          <w:tcPr>
+            <w:tcW w:w="1843" w:type="dxa"/>
+          </w:tcPr>
+          <w:p>
+            <w:pPr>
+              <w:rPr>
+                <w:sz w:val="28"/>
+                <w:szCs w:val="28"/>
+              </w:rPr>
+            </w:pPr>
+            <w:proofErr w:type="spellStart"/>
+            <w:r>
+              <w:rPr>
+                <w:sz w:val="28"/>
+                <w:szCs w:val="28"/>
+              </w:rPr>
+              <w:t>neutral</w:t>
+            </w:r>
+            <w:proofErr w:type="spellEnd"/>
+            <w:r>
+              <w:rPr>
+                <w:sz w:val="28"/>
+                <w:szCs w:val="28"/>
+              </w:rPr>
+              <w:t>/800</w:t>
             </w:r>
           </w:p>
         </w:tc>
@@ -860,30 +1598,15 @@
             <w:pPr>
               <w:rPr>
                 <w:sz w:val="28"/>
-                <w:szCs w:val="32"/>
-              </w:rPr>
-            </w:pPr>
-            <w:r>
-              <w:rPr>
-                <w:sz w:val="28"/>
-                <w:szCs w:val="32"/>
-              </w:rPr>
-              <w:t>Задания</w:t>
-            </w:r>
-            <w:r>
-              <w:rPr>
-                <w:sz w:val="28"/>
-                <w:szCs w:val="32"/>
-                <w:lang w:val="en-US"/>
-              </w:rPr>
-              <w:t xml:space="preserve"> – </w:t>
-            </w:r>
-            <w:r>
-              <w:rPr>
-                <w:sz w:val="28"/>
-                <w:szCs w:val="32"/>
-              </w:rPr>
-              <w:t>карточки</w:t>
+                <w:szCs w:val="28"/>
+              </w:rPr>
+            </w:pPr>
+            <w:r>
+              <w:rPr>
+                <w:sz w:val="28"/>
+                <w:szCs w:val="28"/>
+              </w:rPr>
+              <w:t>Фон карточек (задания, результаты)</w:t>
             </w:r>
           </w:p>
         </w:tc>
@@ -891,67 +1614,114 @@
       <w:tr>
         <w:tc>
           <w:tcPr>
-            <w:tcW w:w="2337" w:type="dxa"/>
-          </w:tcPr>
-          <w:p>
-            <w:pPr>
-              <w:rPr>
-                <w:sz w:val="28"/>
-                <w:szCs w:val="32"/>
-                <w:lang w:val="en-US"/>
-              </w:rPr>
-            </w:pPr>
-            <w:proofErr w:type="spellStart"/>
-            <w:r>
-              <w:rPr>
-                <w:sz w:val="28"/>
-                <w:szCs w:val="32"/>
-                <w:lang w:val="en-US"/>
-              </w:rPr>
-              <w:t>text_primary</w:t>
-            </w:r>
-            <w:proofErr w:type="spellEnd"/>
-          </w:p>
-        </w:tc>
-        <w:tc>
-          <w:tcPr>
-            <w:tcW w:w="2053" w:type="dxa"/>
-          </w:tcPr>
-          <w:p>
-            <w:pPr>
-              <w:rPr>
-                <w:sz w:val="28"/>
-                <w:szCs w:val="32"/>
-              </w:rPr>
-            </w:pPr>
-            <w:r>
-              <w:rPr>
-                <w:sz w:val="28"/>
-                <w:szCs w:val="32"/>
-                <w:lang w:val="en-US"/>
-              </w:rPr>
-              <w:t>#374151</w:t>
-            </w:r>
-          </w:p>
-        </w:tc>
-        <w:tc>
-          <w:tcPr>
-            <w:tcW w:w="2126" w:type="dxa"/>
-          </w:tcPr>
-          <w:p>
-            <w:pPr>
-              <w:rPr>
-                <w:sz w:val="28"/>
-                <w:szCs w:val="32"/>
-              </w:rPr>
-            </w:pPr>
-            <w:r>
-              <w:rPr>
-                <w:sz w:val="28"/>
-                <w:szCs w:val="32"/>
-                <w:lang w:val="en-US"/>
-              </w:rPr>
-              <w:t>#fafafa</w:t>
+            <w:tcW w:w="2884" w:type="dxa"/>
+          </w:tcPr>
+          <w:p>
+            <w:pPr>
+              <w:rPr>
+                <w:sz w:val="28"/>
+                <w:szCs w:val="28"/>
+                <w:lang w:val="en-US"/>
+              </w:rPr>
+            </w:pPr>
+            <w:proofErr w:type="spellStart"/>
+            <w:r>
+              <w:rPr>
+                <w:sz w:val="28"/>
+                <w:szCs w:val="28"/>
+              </w:rPr>
+              <w:t>color</w:t>
+            </w:r>
+            <w:proofErr w:type="spellEnd"/>
+            <w:r>
+              <w:rPr>
+                <w:sz w:val="28"/>
+                <w:szCs w:val="28"/>
+              </w:rPr>
+              <w:t>/</w:t>
+            </w:r>
+            <w:proofErr w:type="spellStart"/>
+            <w:r>
+              <w:rPr>
+                <w:sz w:val="28"/>
+                <w:szCs w:val="28"/>
+              </w:rPr>
+              <w:t>text</w:t>
+            </w:r>
+            <w:proofErr w:type="spellEnd"/>
+            <w:r>
+              <w:rPr>
+                <w:sz w:val="28"/>
+                <w:szCs w:val="28"/>
+              </w:rPr>
+              <w:t>/</w:t>
+            </w:r>
+            <w:proofErr w:type="spellStart"/>
+            <w:r>
+              <w:rPr>
+                <w:sz w:val="28"/>
+                <w:szCs w:val="28"/>
+              </w:rPr>
+              <w:t>primary</w:t>
+            </w:r>
+            <w:proofErr w:type="spellEnd"/>
+          </w:p>
+        </w:tc>
+        <w:tc>
+          <w:tcPr>
+            <w:tcW w:w="1789" w:type="dxa"/>
+          </w:tcPr>
+          <w:p>
+            <w:pPr>
+              <w:rPr>
+                <w:sz w:val="28"/>
+                <w:szCs w:val="28"/>
+              </w:rPr>
+            </w:pPr>
+            <w:proofErr w:type="spellStart"/>
+            <w:r>
+              <w:rPr>
+                <w:sz w:val="28"/>
+                <w:szCs w:val="28"/>
+              </w:rPr>
+              <w:t>neutral</w:t>
+            </w:r>
+            <w:proofErr w:type="spellEnd"/>
+            <w:r>
+              <w:rPr>
+                <w:sz w:val="28"/>
+                <w:szCs w:val="28"/>
+              </w:rPr>
+              <w:t>/700</w:t>
+            </w:r>
+          </w:p>
+        </w:tc>
+        <w:tc>
+          <w:tcPr>
+            <w:tcW w:w="1843" w:type="dxa"/>
+          </w:tcPr>
+          <w:p>
+            <w:pPr>
+              <w:rPr>
+                <w:sz w:val="28"/>
+                <w:szCs w:val="28"/>
+              </w:rPr>
+            </w:pPr>
+            <w:proofErr w:type="spellStart"/>
+            <w:r>
+              <w:rPr>
+                <w:sz w:val="28"/>
+                <w:szCs w:val="28"/>
+              </w:rPr>
+              <w:t>neutral</w:t>
+            </w:r>
+            <w:proofErr w:type="spellEnd"/>
+            <w:r>
+              <w:rPr>
+                <w:sz w:val="28"/>
+                <w:szCs w:val="28"/>
+              </w:rPr>
+              <w:t>/50</w:t>
             </w:r>
           </w:p>
         </w:tc>
@@ -963,16 +1733,16 @@
             <w:pPr>
               <w:rPr>
                 <w:sz w:val="28"/>
-                <w:szCs w:val="32"/>
-                <w:lang w:val="en-US"/>
-              </w:rPr>
-            </w:pPr>
-            <w:r>
-              <w:rPr>
-                <w:sz w:val="28"/>
-                <w:szCs w:val="32"/>
-              </w:rPr>
-              <w:t>Заголовки</w:t>
+                <w:szCs w:val="28"/>
+                <w:lang w:val="en-US"/>
+              </w:rPr>
+            </w:pPr>
+            <w:r>
+              <w:rPr>
+                <w:sz w:val="28"/>
+                <w:szCs w:val="28"/>
+              </w:rPr>
+              <w:t>Заголовки, основной текст</w:t>
             </w:r>
           </w:p>
         </w:tc>
@@ -980,69 +1750,116 @@
       <w:tr>
         <w:tc>
           <w:tcPr>
-            <w:tcW w:w="2337" w:type="dxa"/>
-          </w:tcPr>
-          <w:p>
-            <w:pPr>
-              <w:rPr>
-                <w:sz w:val="28"/>
-                <w:szCs w:val="32"/>
-                <w:lang w:val="en-US"/>
-              </w:rPr>
-            </w:pPr>
-            <w:proofErr w:type="spellStart"/>
-            <w:r>
-              <w:rPr>
-                <w:sz w:val="28"/>
-                <w:szCs w:val="32"/>
-                <w:lang w:val="en-US"/>
-              </w:rPr>
-              <w:t>text_secondary</w:t>
-            </w:r>
-            <w:proofErr w:type="spellEnd"/>
-          </w:p>
-        </w:tc>
-        <w:tc>
-          <w:tcPr>
-            <w:tcW w:w="2053" w:type="dxa"/>
-          </w:tcPr>
-          <w:p>
-            <w:pPr>
-              <w:rPr>
-                <w:sz w:val="28"/>
-                <w:szCs w:val="32"/>
-                <w:lang w:val="en-US"/>
-              </w:rPr>
-            </w:pPr>
-            <w:r>
-              <w:rPr>
-                <w:sz w:val="28"/>
-                <w:szCs w:val="32"/>
-                <w:lang w:val="en-US"/>
-              </w:rPr>
-              <w:t>#6b7280</w:t>
-            </w:r>
-          </w:p>
-        </w:tc>
-        <w:tc>
-          <w:tcPr>
-            <w:tcW w:w="2126" w:type="dxa"/>
-          </w:tcPr>
-          <w:p>
-            <w:pPr>
-              <w:rPr>
-                <w:sz w:val="28"/>
-                <w:szCs w:val="32"/>
-                <w:lang w:val="en-US"/>
-              </w:rPr>
-            </w:pPr>
-            <w:r>
-              <w:rPr>
-                <w:sz w:val="28"/>
-                <w:szCs w:val="32"/>
-                <w:lang w:val="en-US"/>
-              </w:rPr>
-              <w:t>#d1d5db</w:t>
+            <w:tcW w:w="2884" w:type="dxa"/>
+          </w:tcPr>
+          <w:p>
+            <w:pPr>
+              <w:rPr>
+                <w:sz w:val="28"/>
+                <w:szCs w:val="28"/>
+                <w:lang w:val="en-US"/>
+              </w:rPr>
+            </w:pPr>
+            <w:proofErr w:type="spellStart"/>
+            <w:r>
+              <w:rPr>
+                <w:sz w:val="28"/>
+                <w:szCs w:val="28"/>
+              </w:rPr>
+              <w:t>color</w:t>
+            </w:r>
+            <w:proofErr w:type="spellEnd"/>
+            <w:r>
+              <w:rPr>
+                <w:sz w:val="28"/>
+                <w:szCs w:val="28"/>
+              </w:rPr>
+              <w:t>/</w:t>
+            </w:r>
+            <w:proofErr w:type="spellStart"/>
+            <w:r>
+              <w:rPr>
+                <w:sz w:val="28"/>
+                <w:szCs w:val="28"/>
+              </w:rPr>
+              <w:t>text</w:t>
+            </w:r>
+            <w:proofErr w:type="spellEnd"/>
+            <w:r>
+              <w:rPr>
+                <w:sz w:val="28"/>
+                <w:szCs w:val="28"/>
+              </w:rPr>
+              <w:t>/</w:t>
+            </w:r>
+            <w:proofErr w:type="spellStart"/>
+            <w:r>
+              <w:rPr>
+                <w:sz w:val="28"/>
+                <w:szCs w:val="28"/>
+              </w:rPr>
+              <w:t>secondary</w:t>
+            </w:r>
+            <w:proofErr w:type="spellEnd"/>
+          </w:p>
+        </w:tc>
+        <w:tc>
+          <w:tcPr>
+            <w:tcW w:w="1789" w:type="dxa"/>
+          </w:tcPr>
+          <w:p>
+            <w:pPr>
+              <w:rPr>
+                <w:sz w:val="28"/>
+                <w:szCs w:val="28"/>
+                <w:lang w:val="en-US"/>
+              </w:rPr>
+            </w:pPr>
+            <w:proofErr w:type="spellStart"/>
+            <w:r>
+              <w:rPr>
+                <w:sz w:val="28"/>
+                <w:szCs w:val="28"/>
+              </w:rPr>
+              <w:t>neutral</w:t>
+            </w:r>
+            <w:proofErr w:type="spellEnd"/>
+            <w:r>
+              <w:rPr>
+                <w:sz w:val="28"/>
+                <w:szCs w:val="28"/>
+              </w:rPr>
+              <w:t>/500</w:t>
+            </w:r>
+          </w:p>
+        </w:tc>
+        <w:tc>
+          <w:tcPr>
+            <w:tcW w:w="1843" w:type="dxa"/>
+          </w:tcPr>
+          <w:p>
+            <w:pPr>
+              <w:rPr>
+                <w:sz w:val="28"/>
+                <w:szCs w:val="28"/>
+                <w:lang w:val="en-US"/>
+              </w:rPr>
+            </w:pPr>
+            <w:proofErr w:type="spellStart"/>
+            <w:r>
+              <w:rPr>
+                <w:sz w:val="28"/>
+                <w:szCs w:val="28"/>
+              </w:rPr>
+              <w:t>neutral</w:t>
+            </w:r>
+            <w:proofErr w:type="spellEnd"/>
+            <w:r>
+              <w:rPr>
+                <w:sz w:val="28"/>
+                <w:szCs w:val="28"/>
+              </w:rPr>
+              <w:t>/200</w:t>
             </w:r>
           </w:p>
         </w:tc>
@@ -1054,15 +1871,15 @@
             <w:pPr>
               <w:rPr>
                 <w:sz w:val="28"/>
-                <w:szCs w:val="32"/>
-              </w:rPr>
-            </w:pPr>
-            <w:r>
-              <w:rPr>
-                <w:sz w:val="28"/>
-                <w:szCs w:val="32"/>
-              </w:rPr>
-              <w:t>Подписи</w:t>
+                <w:szCs w:val="28"/>
+              </w:rPr>
+            </w:pPr>
+            <w:r>
+              <w:rPr>
+                <w:sz w:val="28"/>
+                <w:szCs w:val="28"/>
+              </w:rPr>
+              <w:t>Подписи, пояснения ИИ</w:t>
             </w:r>
           </w:p>
         </w:tc>
@@ -1070,69 +1887,116 @@
       <w:tr>
         <w:tc>
           <w:tcPr>
-            <w:tcW w:w="2337" w:type="dxa"/>
-          </w:tcPr>
-          <w:p>
-            <w:pPr>
-              <w:rPr>
-                <w:sz w:val="28"/>
-                <w:szCs w:val="32"/>
-                <w:lang w:val="en-US"/>
-              </w:rPr>
-            </w:pPr>
-            <w:proofErr w:type="spellStart"/>
-            <w:r>
-              <w:rPr>
-                <w:sz w:val="28"/>
-                <w:szCs w:val="32"/>
-                <w:lang w:val="en-US"/>
-              </w:rPr>
-              <w:t>action_primary</w:t>
-            </w:r>
-            <w:proofErr w:type="spellEnd"/>
-          </w:p>
-        </w:tc>
-        <w:tc>
-          <w:tcPr>
-            <w:tcW w:w="2053" w:type="dxa"/>
-          </w:tcPr>
-          <w:p>
-            <w:pPr>
-              <w:rPr>
-                <w:sz w:val="28"/>
-                <w:szCs w:val="32"/>
-                <w:lang w:val="en-US"/>
-              </w:rPr>
-            </w:pPr>
-            <w:r>
-              <w:rPr>
-                <w:sz w:val="28"/>
-                <w:szCs w:val="32"/>
-                <w:lang w:val="en-US"/>
-              </w:rPr>
-              <w:t>#3b82f6</w:t>
-            </w:r>
-          </w:p>
-        </w:tc>
-        <w:tc>
-          <w:tcPr>
-            <w:tcW w:w="2126" w:type="dxa"/>
-          </w:tcPr>
-          <w:p>
-            <w:pPr>
-              <w:rPr>
-                <w:sz w:val="28"/>
-                <w:szCs w:val="32"/>
-                <w:lang w:val="en-US"/>
-              </w:rPr>
-            </w:pPr>
-            <w:r>
-              <w:rPr>
-                <w:sz w:val="28"/>
-                <w:szCs w:val="32"/>
-                <w:lang w:val="en-US"/>
-              </w:rPr>
-              <w:t>#60a5fa</w:t>
+            <w:tcW w:w="2884" w:type="dxa"/>
+          </w:tcPr>
+          <w:p>
+            <w:pPr>
+              <w:rPr>
+                <w:sz w:val="28"/>
+                <w:szCs w:val="28"/>
+                <w:lang w:val="en-US"/>
+              </w:rPr>
+            </w:pPr>
+            <w:proofErr w:type="spellStart"/>
+            <w:r>
+              <w:rPr>
+                <w:sz w:val="28"/>
+                <w:szCs w:val="28"/>
+              </w:rPr>
+              <w:t>color</w:t>
+            </w:r>
+            <w:proofErr w:type="spellEnd"/>
+            <w:r>
+              <w:rPr>
+                <w:sz w:val="28"/>
+                <w:szCs w:val="28"/>
+              </w:rPr>
+              <w:t>/</w:t>
+            </w:r>
+            <w:proofErr w:type="spellStart"/>
+            <w:r>
+              <w:rPr>
+                <w:sz w:val="28"/>
+                <w:szCs w:val="28"/>
+              </w:rPr>
+              <w:t>action</w:t>
+            </w:r>
+            <w:proofErr w:type="spellEnd"/>
+            <w:r>
+              <w:rPr>
+                <w:sz w:val="28"/>
+                <w:szCs w:val="28"/>
+              </w:rPr>
+              <w:t>/</w:t>
+            </w:r>
+            <w:proofErr w:type="spellStart"/>
+            <w:r>
+              <w:rPr>
+                <w:sz w:val="28"/>
+                <w:szCs w:val="28"/>
+              </w:rPr>
+              <w:t>primary</w:t>
+            </w:r>
+            <w:proofErr w:type="spellEnd"/>
+          </w:p>
+        </w:tc>
+        <w:tc>
+          <w:tcPr>
+            <w:tcW w:w="1789" w:type="dxa"/>
+          </w:tcPr>
+          <w:p>
+            <w:pPr>
+              <w:rPr>
+                <w:sz w:val="28"/>
+                <w:szCs w:val="28"/>
+                <w:lang w:val="en-US"/>
+              </w:rPr>
+            </w:pPr>
+            <w:proofErr w:type="spellStart"/>
+            <w:r>
+              <w:rPr>
+                <w:sz w:val="28"/>
+                <w:szCs w:val="28"/>
+              </w:rPr>
+              <w:t>blue</w:t>
+            </w:r>
+            <w:proofErr w:type="spellEnd"/>
+            <w:r>
+              <w:rPr>
+                <w:sz w:val="28"/>
+                <w:szCs w:val="28"/>
+              </w:rPr>
+              <w:t>/500</w:t>
+            </w:r>
+          </w:p>
+        </w:tc>
+        <w:tc>
+          <w:tcPr>
+            <w:tcW w:w="1843" w:type="dxa"/>
+          </w:tcPr>
+          <w:p>
+            <w:pPr>
+              <w:rPr>
+                <w:sz w:val="28"/>
+                <w:szCs w:val="28"/>
+                <w:lang w:val="en-US"/>
+              </w:rPr>
+            </w:pPr>
+            <w:proofErr w:type="spellStart"/>
+            <w:r>
+              <w:rPr>
+                <w:sz w:val="28"/>
+                <w:szCs w:val="28"/>
+              </w:rPr>
+              <w:t>blue</w:t>
+            </w:r>
+            <w:proofErr w:type="spellEnd"/>
+            <w:r>
+              <w:rPr>
+                <w:sz w:val="28"/>
+                <w:szCs w:val="28"/>
+              </w:rPr>
+              <w:t>/400</w:t>
             </w:r>
           </w:p>
         </w:tc>
@@ -1144,15 +2008,15 @@
             <w:pPr>
               <w:rPr>
                 <w:sz w:val="28"/>
-                <w:szCs w:val="32"/>
-              </w:rPr>
-            </w:pPr>
-            <w:r>
-              <w:rPr>
-                <w:sz w:val="28"/>
-                <w:szCs w:val="32"/>
-              </w:rPr>
-              <w:t>Получить задание</w:t>
+                <w:szCs w:val="28"/>
+              </w:rPr>
+            </w:pPr>
+            <w:r>
+              <w:rPr>
+                <w:sz w:val="28"/>
+                <w:szCs w:val="28"/>
+              </w:rPr>
+              <w:t>Кнопка «Получить задание», акценты</w:t>
             </w:r>
           </w:p>
         </w:tc>
@@ -1160,77 +2024,116 @@
       <w:tr>
         <w:tc>
           <w:tcPr>
-            <w:tcW w:w="2337" w:type="dxa"/>
-          </w:tcPr>
-          <w:p>
-            <w:pPr>
-              <w:rPr>
-                <w:sz w:val="28"/>
-                <w:szCs w:val="32"/>
-                <w:lang w:val="en-US"/>
-              </w:rPr>
-            </w:pPr>
-            <w:proofErr w:type="spellStart"/>
-            <w:r>
-              <w:rPr>
-                <w:sz w:val="28"/>
-                <w:szCs w:val="32"/>
-                <w:lang w:val="en-US"/>
-              </w:rPr>
-              <w:t>action_on</w:t>
-            </w:r>
-            <w:proofErr w:type="spellEnd"/>
-            <w:r>
-              <w:rPr>
-                <w:sz w:val="28"/>
-                <w:szCs w:val="32"/>
-                <w:lang w:val="en-US"/>
-              </w:rPr>
-              <w:t>-primary</w:t>
-            </w:r>
-          </w:p>
-        </w:tc>
-        <w:tc>
-          <w:tcPr>
-            <w:tcW w:w="2053" w:type="dxa"/>
-          </w:tcPr>
-          <w:p>
-            <w:pPr>
-              <w:rPr>
-                <w:sz w:val="28"/>
-                <w:szCs w:val="32"/>
-                <w:lang w:val="en-US"/>
-              </w:rPr>
-            </w:pPr>
-            <w:r>
-              <w:rPr>
-                <w:sz w:val="28"/>
-                <w:szCs w:val="32"/>
-                <w:lang w:val="en-US"/>
-              </w:rPr>
-              <w:t>#ffffff</w:t>
-            </w:r>
-          </w:p>
-        </w:tc>
-        <w:tc>
-          <w:tcPr>
-            <w:tcW w:w="2126" w:type="dxa"/>
-          </w:tcPr>
-          <w:p>
-            <w:pPr>
-              <w:rPr>
-                <w:sz w:val="28"/>
-                <w:szCs w:val="32"/>
-                <w:lang w:val="en-US"/>
-              </w:rPr>
-            </w:pPr>
-            <w:r>
-              <w:rPr>
-                <w:sz w:val="28"/>
-                <w:szCs w:val="32"/>
-                <w:lang w:val="en-US"/>
-              </w:rPr>
-              <w:t>#171717</w:t>
+            <w:tcW w:w="2884" w:type="dxa"/>
+          </w:tcPr>
+          <w:p>
+            <w:pPr>
+              <w:rPr>
+                <w:sz w:val="28"/>
+                <w:szCs w:val="28"/>
+                <w:lang w:val="en-US"/>
+              </w:rPr>
+            </w:pPr>
+            <w:proofErr w:type="spellStart"/>
+            <w:r>
+              <w:rPr>
+                <w:sz w:val="28"/>
+                <w:szCs w:val="28"/>
+              </w:rPr>
+              <w:t>color</w:t>
+            </w:r>
+            <w:proofErr w:type="spellEnd"/>
+            <w:r>
+              <w:rPr>
+                <w:sz w:val="28"/>
+                <w:szCs w:val="28"/>
+              </w:rPr>
+              <w:t>/</w:t>
+            </w:r>
+            <w:proofErr w:type="spellStart"/>
+            <w:r>
+              <w:rPr>
+                <w:sz w:val="28"/>
+                <w:szCs w:val="28"/>
+              </w:rPr>
+              <w:t>action</w:t>
+            </w:r>
+            <w:proofErr w:type="spellEnd"/>
+            <w:r>
+              <w:rPr>
+                <w:sz w:val="28"/>
+                <w:szCs w:val="28"/>
+              </w:rPr>
+              <w:t>/</w:t>
+            </w:r>
+            <w:proofErr w:type="spellStart"/>
+            <w:r>
+              <w:rPr>
+                <w:sz w:val="28"/>
+                <w:szCs w:val="28"/>
+              </w:rPr>
+              <w:t>on-primary</w:t>
+            </w:r>
+            <w:proofErr w:type="spellEnd"/>
+          </w:p>
+        </w:tc>
+        <w:tc>
+          <w:tcPr>
+            <w:tcW w:w="1789" w:type="dxa"/>
+          </w:tcPr>
+          <w:p>
+            <w:pPr>
+              <w:rPr>
+                <w:sz w:val="28"/>
+                <w:szCs w:val="28"/>
+                <w:lang w:val="en-US"/>
+              </w:rPr>
+            </w:pPr>
+            <w:proofErr w:type="spellStart"/>
+            <w:r>
+              <w:rPr>
+                <w:sz w:val="28"/>
+                <w:szCs w:val="28"/>
+              </w:rPr>
+              <w:t>neutral</w:t>
+            </w:r>
+            <w:proofErr w:type="spellEnd"/>
+            <w:r>
+              <w:rPr>
+                <w:sz w:val="28"/>
+                <w:szCs w:val="28"/>
+              </w:rPr>
+              <w:t>/50</w:t>
+            </w:r>
+          </w:p>
+        </w:tc>
+        <w:tc>
+          <w:tcPr>
+            <w:tcW w:w="1843" w:type="dxa"/>
+          </w:tcPr>
+          <w:p>
+            <w:pPr>
+              <w:rPr>
+                <w:sz w:val="28"/>
+                <w:szCs w:val="28"/>
+                <w:lang w:val="en-US"/>
+              </w:rPr>
+            </w:pPr>
+            <w:proofErr w:type="spellStart"/>
+            <w:r>
+              <w:rPr>
+                <w:sz w:val="28"/>
+                <w:szCs w:val="28"/>
+              </w:rPr>
+              <w:t>neutral</w:t>
+            </w:r>
+            <w:proofErr w:type="spellEnd"/>
+            <w:r>
+              <w:rPr>
+                <w:sz w:val="28"/>
+                <w:szCs w:val="28"/>
+              </w:rPr>
+              <w:t>/900</w:t>
             </w:r>
           </w:p>
         </w:tc>
@@ -1242,29 +2145,15 @@
             <w:pPr>
               <w:rPr>
                 <w:sz w:val="28"/>
-                <w:szCs w:val="32"/>
-              </w:rPr>
-            </w:pPr>
-            <w:r>
-              <w:rPr>
-                <w:sz w:val="28"/>
-                <w:szCs w:val="32"/>
-              </w:rPr>
-              <w:t>Текст кнопки</w:t>
-            </w:r>
-            <w:r>
-              <w:rPr>
-                <w:sz w:val="28"/>
-                <w:szCs w:val="32"/>
-              </w:rPr>
-              <w:t>,</w:t>
-            </w:r>
-            <w:r>
-              <w:rPr>
-                <w:sz w:val="28"/>
-                <w:szCs w:val="32"/>
-              </w:rPr>
-              <w:t xml:space="preserve"> основной</w:t>
+                <w:szCs w:val="28"/>
+              </w:rPr>
+            </w:pPr>
+            <w:r>
+              <w:rPr>
+                <w:sz w:val="28"/>
+                <w:szCs w:val="28"/>
+              </w:rPr>
+              <w:t>Текст на акцентных кнопках</w:t>
             </w:r>
           </w:p>
         </w:tc>
@@ -1272,77 +2161,116 @@
       <w:tr>
         <w:tc>
           <w:tcPr>
-            <w:tcW w:w="2337" w:type="dxa"/>
-          </w:tcPr>
-          <w:p>
-            <w:pPr>
-              <w:rPr>
-                <w:sz w:val="28"/>
-                <w:szCs w:val="32"/>
-                <w:lang w:val="en-US"/>
-              </w:rPr>
-            </w:pPr>
-            <w:proofErr w:type="spellStart"/>
-            <w:r>
-              <w:rPr>
-                <w:sz w:val="28"/>
-                <w:szCs w:val="32"/>
-                <w:lang w:val="en-US"/>
-              </w:rPr>
-              <w:t>feedback_success</w:t>
-            </w:r>
-            <w:proofErr w:type="spellEnd"/>
-          </w:p>
-        </w:tc>
-        <w:tc>
-          <w:tcPr>
-            <w:tcW w:w="2053" w:type="dxa"/>
-          </w:tcPr>
-          <w:p>
-            <w:pPr>
-              <w:rPr>
-                <w:sz w:val="28"/>
-                <w:szCs w:val="32"/>
-                <w:lang w:val="en-US"/>
-              </w:rPr>
-            </w:pPr>
-            <w:r>
-              <w:rPr>
-                <w:sz w:val="28"/>
-                <w:szCs w:val="32"/>
-                <w:lang w:val="en-US"/>
-              </w:rPr>
-              <w:t>#22c55e</w:t>
-            </w:r>
-          </w:p>
-        </w:tc>
-        <w:tc>
-          <w:tcPr>
-            <w:tcW w:w="2126" w:type="dxa"/>
-          </w:tcPr>
-          <w:p>
-            <w:pPr>
-              <w:rPr>
-                <w:sz w:val="28"/>
-                <w:szCs w:val="32"/>
-                <w:lang w:val="en-US"/>
-              </w:rPr>
-            </w:pPr>
-            <w:r>
-              <w:rPr>
-                <w:sz w:val="28"/>
-                <w:szCs w:val="32"/>
-                <w:lang w:val="en-US"/>
-              </w:rPr>
-              <w:t>#4ad</w:t>
-            </w:r>
-            <w:r>
-              <w:rPr>
-                <w:sz w:val="28"/>
-                <w:szCs w:val="32"/>
-                <w:lang w:val="en-US"/>
-              </w:rPr>
-              <w:t>e80</w:t>
+            <w:tcW w:w="2884" w:type="dxa"/>
+          </w:tcPr>
+          <w:p>
+            <w:pPr>
+              <w:rPr>
+                <w:sz w:val="28"/>
+                <w:szCs w:val="28"/>
+                <w:lang w:val="en-US"/>
+              </w:rPr>
+            </w:pPr>
+            <w:proofErr w:type="spellStart"/>
+            <w:r>
+              <w:rPr>
+                <w:sz w:val="28"/>
+                <w:szCs w:val="28"/>
+              </w:rPr>
+              <w:t>color</w:t>
+            </w:r>
+            <w:proofErr w:type="spellEnd"/>
+            <w:r>
+              <w:rPr>
+                <w:sz w:val="28"/>
+                <w:szCs w:val="28"/>
+              </w:rPr>
+              <w:t>/</w:t>
+            </w:r>
+            <w:proofErr w:type="spellStart"/>
+            <w:r>
+              <w:rPr>
+                <w:sz w:val="28"/>
+                <w:szCs w:val="28"/>
+              </w:rPr>
+              <w:t>feedback</w:t>
+            </w:r>
+            <w:proofErr w:type="spellEnd"/>
+            <w:r>
+              <w:rPr>
+                <w:sz w:val="28"/>
+                <w:szCs w:val="28"/>
+              </w:rPr>
+              <w:t>/</w:t>
+            </w:r>
+            <w:proofErr w:type="spellStart"/>
+            <w:r>
+              <w:rPr>
+                <w:sz w:val="28"/>
+                <w:szCs w:val="28"/>
+              </w:rPr>
+              <w:t>success</w:t>
+            </w:r>
+            <w:proofErr w:type="spellEnd"/>
+          </w:p>
+        </w:tc>
+        <w:tc>
+          <w:tcPr>
+            <w:tcW w:w="1789" w:type="dxa"/>
+          </w:tcPr>
+          <w:p>
+            <w:pPr>
+              <w:rPr>
+                <w:sz w:val="28"/>
+                <w:szCs w:val="28"/>
+                <w:lang w:val="en-US"/>
+              </w:rPr>
+            </w:pPr>
+            <w:proofErr w:type="spellStart"/>
+            <w:r>
+              <w:rPr>
+                <w:sz w:val="28"/>
+                <w:szCs w:val="28"/>
+              </w:rPr>
+              <w:t>green</w:t>
+            </w:r>
+            <w:proofErr w:type="spellEnd"/>
+            <w:r>
+              <w:rPr>
+                <w:sz w:val="28"/>
+                <w:szCs w:val="28"/>
+              </w:rPr>
+              <w:t>/500</w:t>
+            </w:r>
+          </w:p>
+        </w:tc>
+        <w:tc>
+          <w:tcPr>
+            <w:tcW w:w="1843" w:type="dxa"/>
+          </w:tcPr>
+          <w:p>
+            <w:pPr>
+              <w:rPr>
+                <w:sz w:val="28"/>
+                <w:szCs w:val="28"/>
+                <w:lang w:val="en-US"/>
+              </w:rPr>
+            </w:pPr>
+            <w:proofErr w:type="spellStart"/>
+            <w:r>
+              <w:rPr>
+                <w:sz w:val="28"/>
+                <w:szCs w:val="28"/>
+              </w:rPr>
+              <w:t>green</w:t>
+            </w:r>
+            <w:proofErr w:type="spellEnd"/>
+            <w:r>
+              <w:rPr>
+                <w:sz w:val="28"/>
+                <w:szCs w:val="28"/>
+              </w:rPr>
+              <w:t>/500</w:t>
             </w:r>
           </w:p>
         </w:tc>
@@ -1354,15 +2282,15 @@
             <w:pPr>
               <w:rPr>
                 <w:sz w:val="28"/>
-                <w:szCs w:val="32"/>
-              </w:rPr>
-            </w:pPr>
-            <w:r>
-              <w:rPr>
-                <w:sz w:val="28"/>
-                <w:szCs w:val="32"/>
-              </w:rPr>
-              <w:t>Успешно</w:t>
+                <w:szCs w:val="28"/>
+              </w:rPr>
+            </w:pPr>
+            <w:r>
+              <w:rPr>
+                <w:sz w:val="28"/>
+                <w:szCs w:val="28"/>
+              </w:rPr>
+              <w:t>Результат «подошло»</w:t>
             </w:r>
           </w:p>
         </w:tc>
@@ -1370,69 +2298,116 @@
       <w:tr>
         <w:tc>
           <w:tcPr>
-            <w:tcW w:w="2337" w:type="dxa"/>
-          </w:tcPr>
-          <w:p>
-            <w:pPr>
-              <w:rPr>
-                <w:sz w:val="28"/>
-                <w:szCs w:val="32"/>
-                <w:lang w:val="en-US"/>
-              </w:rPr>
-            </w:pPr>
-            <w:proofErr w:type="spellStart"/>
-            <w:r>
-              <w:rPr>
-                <w:sz w:val="28"/>
-                <w:szCs w:val="32"/>
-                <w:lang w:val="en-US"/>
-              </w:rPr>
-              <w:t>feedback_error</w:t>
-            </w:r>
-            <w:proofErr w:type="spellEnd"/>
-          </w:p>
-        </w:tc>
-        <w:tc>
-          <w:tcPr>
-            <w:tcW w:w="2053" w:type="dxa"/>
-          </w:tcPr>
-          <w:p>
-            <w:pPr>
-              <w:rPr>
-                <w:sz w:val="28"/>
-                <w:szCs w:val="32"/>
-                <w:lang w:val="en-US"/>
-              </w:rPr>
-            </w:pPr>
-            <w:r>
-              <w:rPr>
-                <w:sz w:val="28"/>
-                <w:szCs w:val="32"/>
-                <w:lang w:val="en-US"/>
-              </w:rPr>
-              <w:t>#ef4444</w:t>
-            </w:r>
-          </w:p>
-        </w:tc>
-        <w:tc>
-          <w:tcPr>
-            <w:tcW w:w="2126" w:type="dxa"/>
-          </w:tcPr>
-          <w:p>
-            <w:pPr>
-              <w:rPr>
-                <w:sz w:val="28"/>
-                <w:szCs w:val="32"/>
-                <w:lang w:val="en-US"/>
-              </w:rPr>
-            </w:pPr>
-            <w:r>
-              <w:rPr>
-                <w:sz w:val="28"/>
-                <w:szCs w:val="32"/>
-                <w:lang w:val="en-US"/>
-              </w:rPr>
-              <w:t>#f87171</w:t>
+            <w:tcW w:w="2884" w:type="dxa"/>
+          </w:tcPr>
+          <w:p>
+            <w:pPr>
+              <w:rPr>
+                <w:sz w:val="28"/>
+                <w:szCs w:val="28"/>
+                <w:lang w:val="en-US"/>
+              </w:rPr>
+            </w:pPr>
+            <w:proofErr w:type="spellStart"/>
+            <w:r>
+              <w:rPr>
+                <w:sz w:val="28"/>
+                <w:szCs w:val="28"/>
+              </w:rPr>
+              <w:t>color</w:t>
+            </w:r>
+            <w:proofErr w:type="spellEnd"/>
+            <w:r>
+              <w:rPr>
+                <w:sz w:val="28"/>
+                <w:szCs w:val="28"/>
+              </w:rPr>
+              <w:t>/</w:t>
+            </w:r>
+            <w:proofErr w:type="spellStart"/>
+            <w:r>
+              <w:rPr>
+                <w:sz w:val="28"/>
+                <w:szCs w:val="28"/>
+              </w:rPr>
+              <w:t>feedback</w:t>
+            </w:r>
+            <w:proofErr w:type="spellEnd"/>
+            <w:r>
+              <w:rPr>
+                <w:sz w:val="28"/>
+                <w:szCs w:val="28"/>
+              </w:rPr>
+              <w:t>/</w:t>
+            </w:r>
+            <w:proofErr w:type="spellStart"/>
+            <w:r>
+              <w:rPr>
+                <w:sz w:val="28"/>
+                <w:szCs w:val="28"/>
+              </w:rPr>
+              <w:t>error</w:t>
+            </w:r>
+            <w:proofErr w:type="spellEnd"/>
+          </w:p>
+        </w:tc>
+        <w:tc>
+          <w:tcPr>
+            <w:tcW w:w="1789" w:type="dxa"/>
+          </w:tcPr>
+          <w:p>
+            <w:pPr>
+              <w:rPr>
+                <w:sz w:val="28"/>
+                <w:szCs w:val="28"/>
+                <w:lang w:val="en-US"/>
+              </w:rPr>
+            </w:pPr>
+            <w:proofErr w:type="spellStart"/>
+            <w:r>
+              <w:rPr>
+                <w:sz w:val="28"/>
+                <w:szCs w:val="28"/>
+              </w:rPr>
+              <w:t>red</w:t>
+            </w:r>
+            <w:proofErr w:type="spellEnd"/>
+            <w:r>
+              <w:rPr>
+                <w:sz w:val="28"/>
+                <w:szCs w:val="28"/>
+              </w:rPr>
+              <w:t>/500</w:t>
+            </w:r>
+          </w:p>
+        </w:tc>
+        <w:tc>
+          <w:tcPr>
+            <w:tcW w:w="1843" w:type="dxa"/>
+          </w:tcPr>
+          <w:p>
+            <w:pPr>
+              <w:rPr>
+                <w:sz w:val="28"/>
+                <w:szCs w:val="28"/>
+                <w:lang w:val="en-US"/>
+              </w:rPr>
+            </w:pPr>
+            <w:proofErr w:type="spellStart"/>
+            <w:r>
+              <w:rPr>
+                <w:sz w:val="28"/>
+                <w:szCs w:val="28"/>
+              </w:rPr>
+              <w:t>red</w:t>
+            </w:r>
+            <w:proofErr w:type="spellEnd"/>
+            <w:r>
+              <w:rPr>
+                <w:sz w:val="28"/>
+                <w:szCs w:val="28"/>
+              </w:rPr>
+              <w:t>/500</w:t>
             </w:r>
           </w:p>
         </w:tc>
@@ -1444,15 +2419,15 @@
             <w:pPr>
               <w:rPr>
                 <w:sz w:val="28"/>
-                <w:szCs w:val="32"/>
-              </w:rPr>
-            </w:pPr>
-            <w:r>
-              <w:rPr>
-                <w:sz w:val="28"/>
-                <w:szCs w:val="32"/>
-              </w:rPr>
-              <w:t>Ошибка</w:t>
+                <w:szCs w:val="28"/>
+              </w:rPr>
+            </w:pPr>
+            <w:r>
+              <w:rPr>
+                <w:sz w:val="28"/>
+                <w:szCs w:val="28"/>
+              </w:rPr>
+              <w:t>Результат «не подошло», ошибки</w:t>
             </w:r>
           </w:p>
         </w:tc>
@@ -1460,69 +2435,116 @@
       <w:tr>
         <w:tc>
           <w:tcPr>
-            <w:tcW w:w="2337" w:type="dxa"/>
-          </w:tcPr>
-          <w:p>
-            <w:pPr>
-              <w:rPr>
-                <w:sz w:val="28"/>
-                <w:szCs w:val="32"/>
-                <w:lang w:val="en-US"/>
-              </w:rPr>
-            </w:pPr>
-            <w:proofErr w:type="spellStart"/>
-            <w:r>
-              <w:rPr>
-                <w:sz w:val="28"/>
-                <w:szCs w:val="32"/>
-                <w:lang w:val="en-US"/>
-              </w:rPr>
-              <w:t>border_default</w:t>
-            </w:r>
-            <w:proofErr w:type="spellEnd"/>
-          </w:p>
-        </w:tc>
-        <w:tc>
-          <w:tcPr>
-            <w:tcW w:w="2053" w:type="dxa"/>
-          </w:tcPr>
-          <w:p>
-            <w:pPr>
-              <w:rPr>
-                <w:sz w:val="28"/>
-                <w:szCs w:val="32"/>
-                <w:lang w:val="en-US"/>
-              </w:rPr>
-            </w:pPr>
-            <w:r>
-              <w:rPr>
-                <w:sz w:val="28"/>
-                <w:szCs w:val="32"/>
-                <w:lang w:val="en-US"/>
-              </w:rPr>
-              <w:t>#e5e7eb</w:t>
-            </w:r>
-          </w:p>
-        </w:tc>
-        <w:tc>
-          <w:tcPr>
-            <w:tcW w:w="2126" w:type="dxa"/>
-          </w:tcPr>
-          <w:p>
-            <w:pPr>
-              <w:rPr>
-                <w:sz w:val="28"/>
-                <w:szCs w:val="32"/>
-                <w:lang w:val="en-US"/>
-              </w:rPr>
-            </w:pPr>
-            <w:r>
-              <w:rPr>
-                <w:sz w:val="28"/>
-                <w:szCs w:val="32"/>
-                <w:lang w:val="en-US"/>
-              </w:rPr>
-              <w:t>#374151</w:t>
+            <w:tcW w:w="2884" w:type="dxa"/>
+          </w:tcPr>
+          <w:p>
+            <w:pPr>
+              <w:rPr>
+                <w:sz w:val="28"/>
+                <w:szCs w:val="28"/>
+                <w:lang w:val="en-US"/>
+              </w:rPr>
+            </w:pPr>
+            <w:proofErr w:type="spellStart"/>
+            <w:r>
+              <w:rPr>
+                <w:sz w:val="28"/>
+                <w:szCs w:val="28"/>
+              </w:rPr>
+              <w:t>color</w:t>
+            </w:r>
+            <w:proofErr w:type="spellEnd"/>
+            <w:r>
+              <w:rPr>
+                <w:sz w:val="28"/>
+                <w:szCs w:val="28"/>
+              </w:rPr>
+              <w:t>/</w:t>
+            </w:r>
+            <w:proofErr w:type="spellStart"/>
+            <w:r>
+              <w:rPr>
+                <w:sz w:val="28"/>
+                <w:szCs w:val="28"/>
+              </w:rPr>
+              <w:t>border</w:t>
+            </w:r>
+            <w:proofErr w:type="spellEnd"/>
+            <w:r>
+              <w:rPr>
+                <w:sz w:val="28"/>
+                <w:szCs w:val="28"/>
+              </w:rPr>
+              <w:t>/</w:t>
+            </w:r>
+            <w:proofErr w:type="spellStart"/>
+            <w:r>
+              <w:rPr>
+                <w:sz w:val="28"/>
+                <w:szCs w:val="28"/>
+              </w:rPr>
+              <w:t>default</w:t>
+            </w:r>
+            <w:proofErr w:type="spellEnd"/>
+          </w:p>
+        </w:tc>
+        <w:tc>
+          <w:tcPr>
+            <w:tcW w:w="1789" w:type="dxa"/>
+          </w:tcPr>
+          <w:p>
+            <w:pPr>
+              <w:rPr>
+                <w:sz w:val="28"/>
+                <w:szCs w:val="28"/>
+                <w:lang w:val="en-US"/>
+              </w:rPr>
+            </w:pPr>
+            <w:proofErr w:type="spellStart"/>
+            <w:r>
+              <w:rPr>
+                <w:sz w:val="28"/>
+                <w:szCs w:val="28"/>
+              </w:rPr>
+              <w:t>neutral</w:t>
+            </w:r>
+            <w:proofErr w:type="spellEnd"/>
+            <w:r>
+              <w:rPr>
+                <w:sz w:val="28"/>
+                <w:szCs w:val="28"/>
+              </w:rPr>
+              <w:t>/200</w:t>
+            </w:r>
+          </w:p>
+        </w:tc>
+        <w:tc>
+          <w:tcPr>
+            <w:tcW w:w="1843" w:type="dxa"/>
+          </w:tcPr>
+          <w:p>
+            <w:pPr>
+              <w:rPr>
+                <w:sz w:val="28"/>
+                <w:szCs w:val="28"/>
+                <w:lang w:val="en-US"/>
+              </w:rPr>
+            </w:pPr>
+            <w:proofErr w:type="spellStart"/>
+            <w:r>
+              <w:rPr>
+                <w:sz w:val="28"/>
+                <w:szCs w:val="28"/>
+              </w:rPr>
+              <w:t>neutral</w:t>
+            </w:r>
+            <w:proofErr w:type="spellEnd"/>
+            <w:r>
+              <w:rPr>
+                <w:sz w:val="28"/>
+                <w:szCs w:val="28"/>
+              </w:rPr>
+              <w:t>/700</w:t>
             </w:r>
           </w:p>
         </w:tc>
@@ -1534,15 +2556,15 @@
             <w:pPr>
               <w:rPr>
                 <w:sz w:val="28"/>
-                <w:szCs w:val="32"/>
-              </w:rPr>
-            </w:pPr>
-            <w:r>
-              <w:rPr>
-                <w:sz w:val="28"/>
-                <w:szCs w:val="32"/>
-              </w:rPr>
-              <w:t>Границы</w:t>
+                <w:szCs w:val="28"/>
+              </w:rPr>
+            </w:pPr>
+            <w:r>
+              <w:rPr>
+                <w:sz w:val="28"/>
+                <w:szCs w:val="28"/>
+              </w:rPr>
+              <w:t>Границы полей, карточек</w:t>
             </w:r>
           </w:p>
         </w:tc>
@@ -1552,22 +2574,31 @@
       <w:pPr>
         <w:rPr>
           <w:sz w:val="28"/>
-          <w:szCs w:val="32"/>
+          <w:szCs w:val="28"/>
         </w:rPr>
       </w:pPr>
+      <w:r>
+        <w:rPr>
+          <w:sz w:val="28"/>
+          <w:szCs w:val="28"/>
+        </w:rPr>
+        <w:br w:type="page"/>
+      </w:r>
     </w:p>
     <w:p>
       <w:pPr>
         <w:rPr>
           <w:sz w:val="28"/>
-          <w:szCs w:val="32"/>
+          <w:szCs w:val="28"/>
+          <w:lang w:val="en-US"/>
         </w:rPr>
       </w:pPr>
       <w:r>
         <w:rPr>
           <w:sz w:val="28"/>
-          <w:szCs w:val="32"/>
+          <w:szCs w:val="28"/>
         </w:rPr>
+        <w:lastRenderedPageBreak/>
         <w:t>Шрифты</w:t>
       </w:r>
     </w:p>
@@ -1575,31 +2606,23 @@
       <w:pPr>
         <w:rPr>
           <w:sz w:val="28"/>
-          <w:szCs w:val="32"/>
+          <w:szCs w:val="28"/>
           <w:lang w:val="en-US"/>
         </w:rPr>
       </w:pPr>
       <w:r>
         <w:rPr>
           <w:sz w:val="28"/>
-          <w:szCs w:val="32"/>
+          <w:szCs w:val="28"/>
           <w:lang w:val="en-US"/>
         </w:rPr>
-        <w:t>Inter</w:t>
-      </w:r>
-      <w:r>
-        <w:rPr>
-          <w:sz w:val="28"/>
-          <w:szCs w:val="32"/>
-          <w:lang w:val="en-US"/>
-        </w:rPr>
-        <w:t xml:space="preserve"> (</w:t>
+        <w:t>Inter (</w:t>
       </w:r>
       <w:proofErr w:type="spellStart"/>
       <w:r>
         <w:rPr>
           <w:sz w:val="28"/>
-          <w:szCs w:val="32"/>
+          <w:szCs w:val="28"/>
           <w:lang w:val="en-US"/>
         </w:rPr>
         <w:t>SemiBold</w:t>
@@ -1608,38 +2631,22 @@
       <w:r>
         <w:rPr>
           <w:sz w:val="28"/>
-          <w:szCs w:val="32"/>
+          <w:szCs w:val="28"/>
           <w:lang w:val="en-US"/>
         </w:rPr>
-        <w:t>/</w:t>
+        <w:t xml:space="preserve">/Bold) </w:t>
       </w:r>
       <w:r>
         <w:rPr>
           <w:sz w:val="28"/>
-          <w:szCs w:val="32"/>
-          <w:lang w:val="en-US"/>
-        </w:rPr>
-        <w:t>Bold</w:t>
-      </w:r>
-      <w:r>
-        <w:rPr>
-          <w:sz w:val="28"/>
-          <w:szCs w:val="32"/>
-          <w:lang w:val="en-US"/>
-        </w:rPr>
-        <w:t xml:space="preserve">) </w:t>
-      </w:r>
-      <w:r>
-        <w:rPr>
-          <w:sz w:val="28"/>
-          <w:szCs w:val="32"/>
+          <w:szCs w:val="28"/>
         </w:rPr>
         <w:t>для</w:t>
       </w:r>
       <w:r>
         <w:rPr>
           <w:sz w:val="28"/>
-          <w:szCs w:val="32"/>
+          <w:szCs w:val="28"/>
           <w:lang w:val="en-US"/>
         </w:rPr>
         <w:t xml:space="preserve"> </w:t>
@@ -1647,7 +2654,7 @@
       <w:r>
         <w:rPr>
           <w:sz w:val="28"/>
-          <w:szCs w:val="32"/>
+          <w:szCs w:val="28"/>
         </w:rPr>
         <w:t>заголовков</w:t>
       </w:r>
@@ -1656,53 +2663,60 @@
       <w:pPr>
         <w:rPr>
           <w:sz w:val="28"/>
-          <w:szCs w:val="32"/>
+          <w:szCs w:val="28"/>
         </w:rPr>
       </w:pPr>
       <w:r>
         <w:rPr>
           <w:sz w:val="28"/>
-          <w:szCs w:val="32"/>
+          <w:szCs w:val="28"/>
           <w:lang w:val="en-US"/>
         </w:rPr>
-        <w:t xml:space="preserve">Inter (Regular/Medium) </w:t>
+        <w:t>Inter</w:t>
       </w:r>
       <w:r>
         <w:rPr>
           <w:sz w:val="28"/>
-          <w:szCs w:val="32"/>
+          <w:szCs w:val="28"/>
         </w:rPr>
-        <w:t>для</w:t>
+        <w:t xml:space="preserve"> (</w:t>
       </w:r>
       <w:r>
         <w:rPr>
           <w:sz w:val="28"/>
-          <w:szCs w:val="32"/>
+          <w:szCs w:val="28"/>
           <w:lang w:val="en-US"/>
         </w:rPr>
-        <w:t xml:space="preserve"> </w:t>
+        <w:t>Regular</w:t>
       </w:r>
       <w:r>
         <w:rPr>
           <w:sz w:val="28"/>
-          <w:szCs w:val="32"/>
+          <w:szCs w:val="28"/>
         </w:rPr>
-        <w:t>основного</w:t>
+        <w:t>/</w:t>
       </w:r>
       <w:r>
         <w:rPr>
           <w:sz w:val="28"/>
-          <w:szCs w:val="32"/>
+          <w:szCs w:val="28"/>
           <w:lang w:val="en-US"/>
         </w:rPr>
-        <w:t xml:space="preserve"> </w:t>
+        <w:t>Medium</w:t>
       </w:r>
       <w:r>
         <w:rPr>
           <w:sz w:val="28"/>
-          <w:szCs w:val="32"/>
+          <w:szCs w:val="28"/>
         </w:rPr>
-        <w:t>цвета</w:t>
+        <w:t xml:space="preserve">) для основного </w:t>
+      </w:r>
+      <w:r>
+        <w:rPr>
+          <w:sz w:val="28"/>
+          <w:szCs w:val="28"/>
+        </w:rPr>
+        <w:t>текста</w:t>
       </w:r>
     </w:p>
     <w:tbl>
@@ -1712,26 +2726,47 @@
         <w:tblLook w:val="04A0" w:firstRow="1" w:lastRow="0" w:firstColumn="1" w:lastColumn="0" w:noHBand="0" w:noVBand="1"/>
       </w:tblPr>
       <w:tblGrid>
-        <w:gridCol w:w="3115"/>
-        <w:gridCol w:w="3115"/>
-        <w:gridCol w:w="3115"/>
+        <w:gridCol w:w="2019"/>
+        <w:gridCol w:w="2422"/>
+        <w:gridCol w:w="2348"/>
+        <w:gridCol w:w="2556"/>
       </w:tblGrid>
       <w:tr>
         <w:tc>
           <w:tcPr>
-            <w:tcW w:w="3115" w:type="dxa"/>
-          </w:tcPr>
-          <w:p>
-            <w:pPr>
-              <w:rPr>
-                <w:sz w:val="28"/>
-                <w:szCs w:val="32"/>
-              </w:rPr>
-            </w:pPr>
-            <w:r>
-              <w:rPr>
-                <w:sz w:val="28"/>
-                <w:szCs w:val="32"/>
+            <w:tcW w:w="2019" w:type="dxa"/>
+          </w:tcPr>
+          <w:p>
+            <w:pPr>
+              <w:rPr>
+                <w:sz w:val="28"/>
+                <w:szCs w:val="28"/>
+              </w:rPr>
+            </w:pPr>
+            <w:r>
+              <w:rPr>
+                <w:sz w:val="28"/>
+                <w:szCs w:val="28"/>
+              </w:rPr>
+              <w:t>Стиль</w:t>
+            </w:r>
+          </w:p>
+        </w:tc>
+        <w:tc>
+          <w:tcPr>
+            <w:tcW w:w="2422" w:type="dxa"/>
+          </w:tcPr>
+          <w:p>
+            <w:pPr>
+              <w:rPr>
+                <w:sz w:val="28"/>
+                <w:szCs w:val="28"/>
+              </w:rPr>
+            </w:pPr>
+            <w:r>
+              <w:rPr>
+                <w:sz w:val="28"/>
+                <w:szCs w:val="28"/>
               </w:rPr>
               <w:t>Шрифт</w:t>
             </w:r>
@@ -1739,19 +2774,19 @@
         </w:tc>
         <w:tc>
           <w:tcPr>
-            <w:tcW w:w="3115" w:type="dxa"/>
-          </w:tcPr>
-          <w:p>
-            <w:pPr>
-              <w:rPr>
-                <w:sz w:val="28"/>
-                <w:szCs w:val="32"/>
-              </w:rPr>
-            </w:pPr>
-            <w:r>
-              <w:rPr>
-                <w:sz w:val="28"/>
-                <w:szCs w:val="32"/>
+            <w:tcW w:w="2348" w:type="dxa"/>
+          </w:tcPr>
+          <w:p>
+            <w:pPr>
+              <w:rPr>
+                <w:sz w:val="28"/>
+                <w:szCs w:val="28"/>
+              </w:rPr>
+            </w:pPr>
+            <w:r>
+              <w:rPr>
+                <w:sz w:val="28"/>
+                <w:szCs w:val="28"/>
               </w:rPr>
               <w:t>Размер</w:t>
             </w:r>
@@ -1759,19 +2794,19 @@
         </w:tc>
         <w:tc>
           <w:tcPr>
-            <w:tcW w:w="3115" w:type="dxa"/>
-          </w:tcPr>
-          <w:p>
-            <w:pPr>
-              <w:rPr>
-                <w:sz w:val="28"/>
-                <w:szCs w:val="32"/>
-              </w:rPr>
-            </w:pPr>
-            <w:r>
-              <w:rPr>
-                <w:sz w:val="28"/>
-                <w:szCs w:val="32"/>
+            <w:tcW w:w="2556" w:type="dxa"/>
+          </w:tcPr>
+          <w:p>
+            <w:pPr>
+              <w:rPr>
+                <w:sz w:val="28"/>
+                <w:szCs w:val="28"/>
+              </w:rPr>
+            </w:pPr>
+            <w:r>
+              <w:rPr>
+                <w:sz w:val="28"/>
+                <w:szCs w:val="28"/>
               </w:rPr>
               <w:t>Назначение</w:t>
             </w:r>
@@ -1781,21 +2816,45 @@
       <w:tr>
         <w:tc>
           <w:tcPr>
-            <w:tcW w:w="3115" w:type="dxa"/>
-          </w:tcPr>
-          <w:p>
-            <w:pPr>
-              <w:rPr>
-                <w:sz w:val="28"/>
-                <w:szCs w:val="32"/>
-                <w:lang w:val="en-US"/>
-              </w:rPr>
-            </w:pPr>
-            <w:proofErr w:type="spellStart"/>
-            <w:r>
-              <w:rPr>
-                <w:sz w:val="28"/>
-                <w:szCs w:val="32"/>
+            <w:tcW w:w="2019" w:type="dxa"/>
+          </w:tcPr>
+          <w:p>
+            <w:pPr>
+              <w:rPr>
+                <w:sz w:val="28"/>
+                <w:szCs w:val="28"/>
+                <w:lang w:val="en-US"/>
+              </w:rPr>
+            </w:pPr>
+            <w:proofErr w:type="spellStart"/>
+            <w:r>
+              <w:rPr>
+                <w:sz w:val="28"/>
+                <w:szCs w:val="28"/>
+                <w:lang w:val="en-US"/>
+              </w:rPr>
+              <w:t>headlineSmall</w:t>
+            </w:r>
+            <w:proofErr w:type="spellEnd"/>
+          </w:p>
+        </w:tc>
+        <w:tc>
+          <w:tcPr>
+            <w:tcW w:w="2422" w:type="dxa"/>
+          </w:tcPr>
+          <w:p>
+            <w:pPr>
+              <w:rPr>
+                <w:sz w:val="28"/>
+                <w:szCs w:val="28"/>
+                <w:lang w:val="en-US"/>
+              </w:rPr>
+            </w:pPr>
+            <w:proofErr w:type="spellStart"/>
+            <w:r>
+              <w:rPr>
+                <w:sz w:val="28"/>
+                <w:szCs w:val="28"/>
                 <w:lang w:val="en-US"/>
               </w:rPr>
               <w:t>SemiBold</w:t>
@@ -1805,20 +2864,20 @@
         </w:tc>
         <w:tc>
           <w:tcPr>
-            <w:tcW w:w="3115" w:type="dxa"/>
-          </w:tcPr>
-          <w:p>
-            <w:pPr>
-              <w:rPr>
-                <w:sz w:val="28"/>
-                <w:szCs w:val="32"/>
-                <w:lang w:val="en-US"/>
-              </w:rPr>
-            </w:pPr>
-            <w:r>
-              <w:rPr>
-                <w:sz w:val="28"/>
-                <w:szCs w:val="32"/>
+            <w:tcW w:w="2348" w:type="dxa"/>
+          </w:tcPr>
+          <w:p>
+            <w:pPr>
+              <w:rPr>
+                <w:sz w:val="28"/>
+                <w:szCs w:val="28"/>
+                <w:lang w:val="en-US"/>
+              </w:rPr>
+            </w:pPr>
+            <w:r>
+              <w:rPr>
+                <w:sz w:val="28"/>
+                <w:szCs w:val="28"/>
                 <w:lang w:val="en-US"/>
               </w:rPr>
               <w:t>24/32</w:t>
@@ -1827,19 +2886,19 @@
         </w:tc>
         <w:tc>
           <w:tcPr>
-            <w:tcW w:w="3115" w:type="dxa"/>
-          </w:tcPr>
-          <w:p>
-            <w:pPr>
-              <w:rPr>
-                <w:sz w:val="28"/>
-                <w:szCs w:val="32"/>
-              </w:rPr>
-            </w:pPr>
-            <w:r>
-              <w:rPr>
-                <w:sz w:val="28"/>
-                <w:szCs w:val="32"/>
+            <w:tcW w:w="2556" w:type="dxa"/>
+          </w:tcPr>
+          <w:p>
+            <w:pPr>
+              <w:rPr>
+                <w:sz w:val="28"/>
+                <w:szCs w:val="28"/>
+              </w:rPr>
+            </w:pPr>
+            <w:r>
+              <w:rPr>
+                <w:sz w:val="28"/>
+                <w:szCs w:val="28"/>
               </w:rPr>
               <w:t>Заголовок экрана</w:t>
             </w:r>
@@ -1849,20 +2908,44 @@
       <w:tr>
         <w:tc>
           <w:tcPr>
-            <w:tcW w:w="3115" w:type="dxa"/>
-          </w:tcPr>
-          <w:p>
-            <w:pPr>
-              <w:rPr>
-                <w:sz w:val="28"/>
-                <w:szCs w:val="32"/>
-              </w:rPr>
-            </w:pPr>
-            <w:proofErr w:type="spellStart"/>
-            <w:r>
-              <w:rPr>
-                <w:sz w:val="28"/>
-                <w:szCs w:val="32"/>
+            <w:tcW w:w="2019" w:type="dxa"/>
+          </w:tcPr>
+          <w:p>
+            <w:pPr>
+              <w:rPr>
+                <w:sz w:val="28"/>
+                <w:szCs w:val="28"/>
+                <w:lang w:val="en-US"/>
+              </w:rPr>
+            </w:pPr>
+            <w:proofErr w:type="spellStart"/>
+            <w:r>
+              <w:rPr>
+                <w:sz w:val="28"/>
+                <w:szCs w:val="28"/>
+                <w:lang w:val="en-US"/>
+              </w:rPr>
+              <w:t>titleLarge</w:t>
+            </w:r>
+            <w:proofErr w:type="spellEnd"/>
+          </w:p>
+        </w:tc>
+        <w:tc>
+          <w:tcPr>
+            <w:tcW w:w="2422" w:type="dxa"/>
+          </w:tcPr>
+          <w:p>
+            <w:pPr>
+              <w:rPr>
+                <w:sz w:val="28"/>
+                <w:szCs w:val="28"/>
+              </w:rPr>
+            </w:pPr>
+            <w:proofErr w:type="spellStart"/>
+            <w:r>
+              <w:rPr>
+                <w:sz w:val="28"/>
+                <w:szCs w:val="28"/>
                 <w:lang w:val="en-US"/>
               </w:rPr>
               <w:t>SemiBold</w:t>
@@ -1872,19 +2955,19 @@
         </w:tc>
         <w:tc>
           <w:tcPr>
-            <w:tcW w:w="3115" w:type="dxa"/>
-          </w:tcPr>
-          <w:p>
-            <w:pPr>
-              <w:rPr>
-                <w:sz w:val="28"/>
-                <w:szCs w:val="32"/>
-              </w:rPr>
-            </w:pPr>
-            <w:r>
-              <w:rPr>
-                <w:sz w:val="28"/>
-                <w:szCs w:val="32"/>
+            <w:tcW w:w="2348" w:type="dxa"/>
+          </w:tcPr>
+          <w:p>
+            <w:pPr>
+              <w:rPr>
+                <w:sz w:val="28"/>
+                <w:szCs w:val="28"/>
+              </w:rPr>
+            </w:pPr>
+            <w:r>
+              <w:rPr>
+                <w:sz w:val="28"/>
+                <w:szCs w:val="28"/>
                 <w:lang w:val="en-US"/>
               </w:rPr>
               <w:t>2</w:t>
@@ -1892,14 +2975,14 @@
             <w:r>
               <w:rPr>
                 <w:sz w:val="28"/>
-                <w:szCs w:val="32"/>
+                <w:szCs w:val="28"/>
               </w:rPr>
               <w:t>2</w:t>
             </w:r>
             <w:r>
               <w:rPr>
                 <w:sz w:val="28"/>
-                <w:szCs w:val="32"/>
+                <w:szCs w:val="28"/>
                 <w:lang w:val="en-US"/>
               </w:rPr>
               <w:t>/</w:t>
@@ -1907,7 +2990,7 @@
             <w:r>
               <w:rPr>
                 <w:sz w:val="28"/>
-                <w:szCs w:val="32"/>
+                <w:szCs w:val="28"/>
               </w:rPr>
               <w:t>28</w:t>
             </w:r>
@@ -1915,29 +2998,22 @@
         </w:tc>
         <w:tc>
           <w:tcPr>
-            <w:tcW w:w="3115" w:type="dxa"/>
-          </w:tcPr>
-          <w:p>
-            <w:pPr>
-              <w:rPr>
-                <w:sz w:val="28"/>
-                <w:szCs w:val="32"/>
-                <w:lang w:val="en-US"/>
-              </w:rPr>
-            </w:pPr>
-            <w:r>
-              <w:rPr>
-                <w:sz w:val="28"/>
-                <w:szCs w:val="32"/>
-              </w:rPr>
-              <w:t xml:space="preserve">Заголовок </w:t>
-            </w:r>
-            <w:r>
-              <w:rPr>
-                <w:sz w:val="28"/>
-                <w:szCs w:val="32"/>
-              </w:rPr>
-              <w:t>результата</w:t>
+            <w:tcW w:w="2556" w:type="dxa"/>
+          </w:tcPr>
+          <w:p>
+            <w:pPr>
+              <w:rPr>
+                <w:sz w:val="28"/>
+                <w:szCs w:val="28"/>
+                <w:lang w:val="en-US"/>
+              </w:rPr>
+            </w:pPr>
+            <w:r>
+              <w:rPr>
+                <w:sz w:val="28"/>
+                <w:szCs w:val="28"/>
+              </w:rPr>
+              <w:t>Заголовок результата</w:t>
             </w:r>
           </w:p>
         </w:tc>
@@ -1945,20 +3021,44 @@
       <w:tr>
         <w:tc>
           <w:tcPr>
-            <w:tcW w:w="3115" w:type="dxa"/>
-          </w:tcPr>
-          <w:p>
-            <w:pPr>
-              <w:rPr>
-                <w:sz w:val="28"/>
-                <w:szCs w:val="32"/>
-                <w:lang w:val="en-US"/>
-              </w:rPr>
-            </w:pPr>
-            <w:r>
-              <w:rPr>
-                <w:sz w:val="28"/>
-                <w:szCs w:val="32"/>
+            <w:tcW w:w="2019" w:type="dxa"/>
+          </w:tcPr>
+          <w:p>
+            <w:pPr>
+              <w:rPr>
+                <w:sz w:val="28"/>
+                <w:szCs w:val="28"/>
+                <w:lang w:val="en-US"/>
+              </w:rPr>
+            </w:pPr>
+            <w:proofErr w:type="spellStart"/>
+            <w:r>
+              <w:rPr>
+                <w:sz w:val="28"/>
+                <w:szCs w:val="28"/>
+                <w:lang w:val="en-US"/>
+              </w:rPr>
+              <w:t>titleMedium</w:t>
+            </w:r>
+            <w:proofErr w:type="spellEnd"/>
+          </w:p>
+        </w:tc>
+        <w:tc>
+          <w:tcPr>
+            <w:tcW w:w="2422" w:type="dxa"/>
+          </w:tcPr>
+          <w:p>
+            <w:pPr>
+              <w:rPr>
+                <w:sz w:val="28"/>
+                <w:szCs w:val="28"/>
+                <w:lang w:val="en-US"/>
+              </w:rPr>
+            </w:pPr>
+            <w:r>
+              <w:rPr>
+                <w:sz w:val="28"/>
+                <w:szCs w:val="28"/>
                 <w:lang w:val="en-US"/>
               </w:rPr>
               <w:t>Medium</w:t>
@@ -1967,20 +3067,20 @@
         </w:tc>
         <w:tc>
           <w:tcPr>
-            <w:tcW w:w="3115" w:type="dxa"/>
-          </w:tcPr>
-          <w:p>
-            <w:pPr>
-              <w:rPr>
-                <w:sz w:val="28"/>
-                <w:szCs w:val="32"/>
-                <w:lang w:val="en-US"/>
-              </w:rPr>
-            </w:pPr>
-            <w:r>
-              <w:rPr>
-                <w:sz w:val="28"/>
-                <w:szCs w:val="32"/>
+            <w:tcW w:w="2348" w:type="dxa"/>
+          </w:tcPr>
+          <w:p>
+            <w:pPr>
+              <w:rPr>
+                <w:sz w:val="28"/>
+                <w:szCs w:val="28"/>
+                <w:lang w:val="en-US"/>
+              </w:rPr>
+            </w:pPr>
+            <w:r>
+              <w:rPr>
+                <w:sz w:val="28"/>
+                <w:szCs w:val="28"/>
                 <w:lang w:val="en-US"/>
               </w:rPr>
               <w:t>16/24</w:t>
@@ -1989,19 +3089,19 @@
         </w:tc>
         <w:tc>
           <w:tcPr>
-            <w:tcW w:w="3115" w:type="dxa"/>
-          </w:tcPr>
-          <w:p>
-            <w:pPr>
-              <w:rPr>
-                <w:sz w:val="28"/>
-                <w:szCs w:val="32"/>
-              </w:rPr>
-            </w:pPr>
-            <w:r>
-              <w:rPr>
-                <w:sz w:val="28"/>
-                <w:szCs w:val="32"/>
+            <w:tcW w:w="2556" w:type="dxa"/>
+          </w:tcPr>
+          <w:p>
+            <w:pPr>
+              <w:rPr>
+                <w:sz w:val="28"/>
+                <w:szCs w:val="28"/>
+              </w:rPr>
+            </w:pPr>
+            <w:r>
+              <w:rPr>
+                <w:sz w:val="28"/>
+                <w:szCs w:val="28"/>
               </w:rPr>
               <w:t>Заголовок задания</w:t>
             </w:r>
@@ -2011,20 +3111,44 @@
       <w:tr>
         <w:tc>
           <w:tcPr>
-            <w:tcW w:w="3115" w:type="dxa"/>
-          </w:tcPr>
-          <w:p>
-            <w:pPr>
-              <w:rPr>
-                <w:sz w:val="28"/>
-                <w:szCs w:val="32"/>
-                <w:lang w:val="en-US"/>
-              </w:rPr>
-            </w:pPr>
-            <w:r>
-              <w:rPr>
-                <w:sz w:val="28"/>
-                <w:szCs w:val="32"/>
+            <w:tcW w:w="2019" w:type="dxa"/>
+          </w:tcPr>
+          <w:p>
+            <w:pPr>
+              <w:rPr>
+                <w:sz w:val="28"/>
+                <w:szCs w:val="28"/>
+                <w:lang w:val="en-US"/>
+              </w:rPr>
+            </w:pPr>
+            <w:proofErr w:type="spellStart"/>
+            <w:r>
+              <w:rPr>
+                <w:sz w:val="28"/>
+                <w:szCs w:val="28"/>
+                <w:lang w:val="en-US"/>
+              </w:rPr>
+              <w:t>bodyLarge</w:t>
+            </w:r>
+            <w:proofErr w:type="spellEnd"/>
+          </w:p>
+        </w:tc>
+        <w:tc>
+          <w:tcPr>
+            <w:tcW w:w="2422" w:type="dxa"/>
+          </w:tcPr>
+          <w:p>
+            <w:pPr>
+              <w:rPr>
+                <w:sz w:val="28"/>
+                <w:szCs w:val="28"/>
+                <w:lang w:val="en-US"/>
+              </w:rPr>
+            </w:pPr>
+            <w:r>
+              <w:rPr>
+                <w:sz w:val="28"/>
+                <w:szCs w:val="28"/>
                 <w:lang w:val="en-US"/>
               </w:rPr>
               <w:t>Regular</w:t>
@@ -2033,20 +3157,20 @@
         </w:tc>
         <w:tc>
           <w:tcPr>
-            <w:tcW w:w="3115" w:type="dxa"/>
-          </w:tcPr>
-          <w:p>
-            <w:pPr>
-              <w:rPr>
-                <w:sz w:val="28"/>
-                <w:szCs w:val="32"/>
-                <w:lang w:val="en-US"/>
-              </w:rPr>
-            </w:pPr>
-            <w:r>
-              <w:rPr>
-                <w:sz w:val="28"/>
-                <w:szCs w:val="32"/>
+            <w:tcW w:w="2348" w:type="dxa"/>
+          </w:tcPr>
+          <w:p>
+            <w:pPr>
+              <w:rPr>
+                <w:sz w:val="28"/>
+                <w:szCs w:val="28"/>
+                <w:lang w:val="en-US"/>
+              </w:rPr>
+            </w:pPr>
+            <w:r>
+              <w:rPr>
+                <w:sz w:val="28"/>
+                <w:szCs w:val="28"/>
                 <w:lang w:val="en-US"/>
               </w:rPr>
               <w:t>16/24</w:t>
@@ -2055,19 +3179,19 @@
         </w:tc>
         <w:tc>
           <w:tcPr>
-            <w:tcW w:w="3115" w:type="dxa"/>
-          </w:tcPr>
-          <w:p>
-            <w:pPr>
-              <w:rPr>
-                <w:sz w:val="28"/>
-                <w:szCs w:val="32"/>
-              </w:rPr>
-            </w:pPr>
-            <w:r>
-              <w:rPr>
-                <w:sz w:val="28"/>
-                <w:szCs w:val="32"/>
+            <w:tcW w:w="2556" w:type="dxa"/>
+          </w:tcPr>
+          <w:p>
+            <w:pPr>
+              <w:rPr>
+                <w:sz w:val="28"/>
+                <w:szCs w:val="28"/>
+              </w:rPr>
+            </w:pPr>
+            <w:r>
+              <w:rPr>
+                <w:sz w:val="28"/>
+                <w:szCs w:val="28"/>
               </w:rPr>
               <w:t>Текст задания</w:t>
             </w:r>
@@ -2077,43 +3201,66 @@
       <w:tr>
         <w:tc>
           <w:tcPr>
-            <w:tcW w:w="3115" w:type="dxa"/>
-          </w:tcPr>
-          <w:p>
-            <w:pPr>
-              <w:rPr>
-                <w:sz w:val="28"/>
-                <w:szCs w:val="32"/>
-                <w:lang w:val="en-US"/>
-              </w:rPr>
-            </w:pPr>
-            <w:r>
-              <w:rPr>
-                <w:sz w:val="28"/>
-                <w:szCs w:val="32"/>
-                <w:lang w:val="en-US"/>
-              </w:rPr>
-              <w:lastRenderedPageBreak/>
+            <w:tcW w:w="2019" w:type="dxa"/>
+          </w:tcPr>
+          <w:p>
+            <w:pPr>
+              <w:rPr>
+                <w:sz w:val="28"/>
+                <w:szCs w:val="28"/>
+                <w:lang w:val="en-US"/>
+              </w:rPr>
+            </w:pPr>
+            <w:proofErr w:type="spellStart"/>
+            <w:r>
+              <w:rPr>
+                <w:sz w:val="28"/>
+                <w:szCs w:val="28"/>
+                <w:lang w:val="en-US"/>
+              </w:rPr>
+              <w:t>bodyMedium</w:t>
+            </w:r>
+            <w:proofErr w:type="spellEnd"/>
+          </w:p>
+        </w:tc>
+        <w:tc>
+          <w:tcPr>
+            <w:tcW w:w="2422" w:type="dxa"/>
+          </w:tcPr>
+          <w:p>
+            <w:pPr>
+              <w:rPr>
+                <w:sz w:val="28"/>
+                <w:szCs w:val="28"/>
+                <w:lang w:val="en-US"/>
+              </w:rPr>
+            </w:pPr>
+            <w:r>
+              <w:rPr>
+                <w:sz w:val="28"/>
+                <w:szCs w:val="28"/>
+                <w:lang w:val="en-US"/>
+              </w:rPr>
               <w:t>Regular</w:t>
             </w:r>
           </w:p>
         </w:tc>
         <w:tc>
           <w:tcPr>
-            <w:tcW w:w="3115" w:type="dxa"/>
-          </w:tcPr>
-          <w:p>
-            <w:pPr>
-              <w:rPr>
-                <w:sz w:val="28"/>
-                <w:szCs w:val="32"/>
-                <w:lang w:val="en-US"/>
-              </w:rPr>
-            </w:pPr>
-            <w:r>
-              <w:rPr>
-                <w:sz w:val="28"/>
-                <w:szCs w:val="32"/>
+            <w:tcW w:w="2348" w:type="dxa"/>
+          </w:tcPr>
+          <w:p>
+            <w:pPr>
+              <w:rPr>
+                <w:sz w:val="28"/>
+                <w:szCs w:val="28"/>
+                <w:lang w:val="en-US"/>
+              </w:rPr>
+            </w:pPr>
+            <w:r>
+              <w:rPr>
+                <w:sz w:val="28"/>
+                <w:szCs w:val="28"/>
                 <w:lang w:val="en-US"/>
               </w:rPr>
               <w:t>14/20</w:t>
@@ -2122,19 +3269,19 @@
         </w:tc>
         <w:tc>
           <w:tcPr>
-            <w:tcW w:w="3115" w:type="dxa"/>
-          </w:tcPr>
-          <w:p>
-            <w:pPr>
-              <w:rPr>
-                <w:sz w:val="28"/>
-                <w:szCs w:val="32"/>
-              </w:rPr>
-            </w:pPr>
-            <w:r>
-              <w:rPr>
-                <w:sz w:val="28"/>
-                <w:szCs w:val="32"/>
+            <w:tcW w:w="2556" w:type="dxa"/>
+          </w:tcPr>
+          <w:p>
+            <w:pPr>
+              <w:rPr>
+                <w:sz w:val="28"/>
+                <w:szCs w:val="28"/>
+              </w:rPr>
+            </w:pPr>
+            <w:r>
+              <w:rPr>
+                <w:sz w:val="28"/>
+                <w:szCs w:val="28"/>
               </w:rPr>
               <w:t>Пояснение</w:t>
             </w:r>
@@ -2144,20 +3291,44 @@
       <w:tr>
         <w:tc>
           <w:tcPr>
-            <w:tcW w:w="3115" w:type="dxa"/>
-          </w:tcPr>
-          <w:p>
-            <w:pPr>
-              <w:rPr>
-                <w:sz w:val="28"/>
-                <w:szCs w:val="32"/>
-                <w:lang w:val="en-US"/>
-              </w:rPr>
-            </w:pPr>
-            <w:r>
-              <w:rPr>
-                <w:sz w:val="28"/>
-                <w:szCs w:val="32"/>
+            <w:tcW w:w="2019" w:type="dxa"/>
+          </w:tcPr>
+          <w:p>
+            <w:pPr>
+              <w:rPr>
+                <w:sz w:val="28"/>
+                <w:szCs w:val="28"/>
+                <w:lang w:val="en-US"/>
+              </w:rPr>
+            </w:pPr>
+            <w:proofErr w:type="spellStart"/>
+            <w:r>
+              <w:rPr>
+                <w:sz w:val="28"/>
+                <w:szCs w:val="28"/>
+                <w:lang w:val="en-US"/>
+              </w:rPr>
+              <w:t>labelLarge</w:t>
+            </w:r>
+            <w:proofErr w:type="spellEnd"/>
+          </w:p>
+        </w:tc>
+        <w:tc>
+          <w:tcPr>
+            <w:tcW w:w="2422" w:type="dxa"/>
+          </w:tcPr>
+          <w:p>
+            <w:pPr>
+              <w:rPr>
+                <w:sz w:val="28"/>
+                <w:szCs w:val="28"/>
+                <w:lang w:val="en-US"/>
+              </w:rPr>
+            </w:pPr>
+            <w:r>
+              <w:rPr>
+                <w:sz w:val="28"/>
+                <w:szCs w:val="28"/>
                 <w:lang w:val="en-US"/>
               </w:rPr>
               <w:t>Medium</w:t>
@@ -2166,20 +3337,20 @@
         </w:tc>
         <w:tc>
           <w:tcPr>
-            <w:tcW w:w="3115" w:type="dxa"/>
-          </w:tcPr>
-          <w:p>
-            <w:pPr>
-              <w:rPr>
-                <w:sz w:val="28"/>
-                <w:szCs w:val="32"/>
-                <w:lang w:val="en-US"/>
-              </w:rPr>
-            </w:pPr>
-            <w:r>
-              <w:rPr>
-                <w:sz w:val="28"/>
-                <w:szCs w:val="32"/>
+            <w:tcW w:w="2348" w:type="dxa"/>
+          </w:tcPr>
+          <w:p>
+            <w:pPr>
+              <w:rPr>
+                <w:sz w:val="28"/>
+                <w:szCs w:val="28"/>
+                <w:lang w:val="en-US"/>
+              </w:rPr>
+            </w:pPr>
+            <w:r>
+              <w:rPr>
+                <w:sz w:val="28"/>
+                <w:szCs w:val="28"/>
                 <w:lang w:val="en-US"/>
               </w:rPr>
               <w:t>14/20</w:t>
@@ -2188,19 +3359,19 @@
         </w:tc>
         <w:tc>
           <w:tcPr>
-            <w:tcW w:w="3115" w:type="dxa"/>
-          </w:tcPr>
-          <w:p>
-            <w:pPr>
-              <w:rPr>
-                <w:sz w:val="28"/>
-                <w:szCs w:val="32"/>
-              </w:rPr>
-            </w:pPr>
-            <w:r>
-              <w:rPr>
-                <w:sz w:val="28"/>
-                <w:szCs w:val="32"/>
+            <w:tcW w:w="2556" w:type="dxa"/>
+          </w:tcPr>
+          <w:p>
+            <w:pPr>
+              <w:rPr>
+                <w:sz w:val="28"/>
+                <w:szCs w:val="28"/>
+              </w:rPr>
+            </w:pPr>
+            <w:r>
+              <w:rPr>
+                <w:sz w:val="28"/>
+                <w:szCs w:val="28"/>
               </w:rPr>
               <w:t>Текст кнопок</w:t>
             </w:r>
@@ -2210,20 +3381,44 @@
       <w:tr>
         <w:tc>
           <w:tcPr>
-            <w:tcW w:w="3115" w:type="dxa"/>
-          </w:tcPr>
-          <w:p>
-            <w:pPr>
-              <w:rPr>
-                <w:sz w:val="28"/>
-                <w:szCs w:val="32"/>
-                <w:lang w:val="en-US"/>
-              </w:rPr>
-            </w:pPr>
-            <w:r>
-              <w:rPr>
-                <w:sz w:val="28"/>
-                <w:szCs w:val="32"/>
+            <w:tcW w:w="2019" w:type="dxa"/>
+          </w:tcPr>
+          <w:p>
+            <w:pPr>
+              <w:rPr>
+                <w:sz w:val="28"/>
+                <w:szCs w:val="28"/>
+                <w:lang w:val="en-US"/>
+              </w:rPr>
+            </w:pPr>
+            <w:proofErr w:type="spellStart"/>
+            <w:r>
+              <w:rPr>
+                <w:sz w:val="28"/>
+                <w:szCs w:val="28"/>
+                <w:lang w:val="en-US"/>
+              </w:rPr>
+              <w:t>labelMedium</w:t>
+            </w:r>
+            <w:proofErr w:type="spellEnd"/>
+          </w:p>
+        </w:tc>
+        <w:tc>
+          <w:tcPr>
+            <w:tcW w:w="2422" w:type="dxa"/>
+          </w:tcPr>
+          <w:p>
+            <w:pPr>
+              <w:rPr>
+                <w:sz w:val="28"/>
+                <w:szCs w:val="28"/>
+                <w:lang w:val="en-US"/>
+              </w:rPr>
+            </w:pPr>
+            <w:r>
+              <w:rPr>
+                <w:sz w:val="28"/>
+                <w:szCs w:val="28"/>
                 <w:lang w:val="en-US"/>
               </w:rPr>
               <w:t>Medium</w:t>
@@ -2232,19 +3427,19 @@
         </w:tc>
         <w:tc>
           <w:tcPr>
-            <w:tcW w:w="3115" w:type="dxa"/>
-          </w:tcPr>
-          <w:p>
-            <w:pPr>
-              <w:rPr>
-                <w:sz w:val="28"/>
-                <w:szCs w:val="32"/>
-              </w:rPr>
-            </w:pPr>
-            <w:r>
-              <w:rPr>
-                <w:sz w:val="28"/>
-                <w:szCs w:val="32"/>
+            <w:tcW w:w="2348" w:type="dxa"/>
+          </w:tcPr>
+          <w:p>
+            <w:pPr>
+              <w:rPr>
+                <w:sz w:val="28"/>
+                <w:szCs w:val="28"/>
+              </w:rPr>
+            </w:pPr>
+            <w:r>
+              <w:rPr>
+                <w:sz w:val="28"/>
+                <w:szCs w:val="28"/>
               </w:rPr>
               <w:t>12/16</w:t>
             </w:r>
@@ -2252,19 +3447,19 @@
         </w:tc>
         <w:tc>
           <w:tcPr>
-            <w:tcW w:w="3115" w:type="dxa"/>
-          </w:tcPr>
-          <w:p>
-            <w:pPr>
-              <w:rPr>
-                <w:sz w:val="28"/>
-                <w:szCs w:val="32"/>
-              </w:rPr>
-            </w:pPr>
-            <w:r>
-              <w:rPr>
-                <w:sz w:val="28"/>
-                <w:szCs w:val="32"/>
+            <w:tcW w:w="2556" w:type="dxa"/>
+          </w:tcPr>
+          <w:p>
+            <w:pPr>
+              <w:rPr>
+                <w:sz w:val="28"/>
+                <w:szCs w:val="28"/>
+              </w:rPr>
+            </w:pPr>
+            <w:r>
+              <w:rPr>
+                <w:sz w:val="28"/>
+                <w:szCs w:val="28"/>
               </w:rPr>
               <w:t>Подписи</w:t>
             </w:r>
@@ -2276,7 +3471,7 @@
       <w:pPr>
         <w:rPr>
           <w:sz w:val="28"/>
-          <w:szCs w:val="32"/>
+          <w:szCs w:val="28"/>
         </w:rPr>
       </w:pPr>
     </w:p>
@@ -2284,13 +3479,13 @@
       <w:pPr>
         <w:rPr>
           <w:sz w:val="28"/>
-          <w:szCs w:val="32"/>
+          <w:szCs w:val="28"/>
         </w:rPr>
       </w:pPr>
       <w:r>
         <w:rPr>
           <w:sz w:val="28"/>
-          <w:szCs w:val="32"/>
+          <w:szCs w:val="28"/>
         </w:rPr>
         <w:t>Отступы</w:t>
       </w:r>
@@ -2315,13 +3510,13 @@
             <w:pPr>
               <w:rPr>
                 <w:sz w:val="28"/>
-                <w:szCs w:val="32"/>
-              </w:rPr>
-            </w:pPr>
-            <w:r>
-              <w:rPr>
-                <w:sz w:val="28"/>
-                <w:szCs w:val="32"/>
+                <w:szCs w:val="28"/>
+              </w:rPr>
+            </w:pPr>
+            <w:r>
+              <w:rPr>
+                <w:sz w:val="28"/>
+                <w:szCs w:val="28"/>
               </w:rPr>
               <w:t>Токен</w:t>
             </w:r>
@@ -2335,13 +3530,13 @@
             <w:pPr>
               <w:rPr>
                 <w:sz w:val="28"/>
-                <w:szCs w:val="32"/>
-              </w:rPr>
-            </w:pPr>
-            <w:r>
-              <w:rPr>
-                <w:sz w:val="28"/>
-                <w:szCs w:val="32"/>
+                <w:szCs w:val="28"/>
+              </w:rPr>
+            </w:pPr>
+            <w:r>
+              <w:rPr>
+                <w:sz w:val="28"/>
+                <w:szCs w:val="28"/>
               </w:rPr>
               <w:t>Значение</w:t>
             </w:r>
@@ -2355,13 +3550,13 @@
             <w:pPr>
               <w:rPr>
                 <w:sz w:val="28"/>
-                <w:szCs w:val="32"/>
-              </w:rPr>
-            </w:pPr>
-            <w:r>
-              <w:rPr>
-                <w:sz w:val="28"/>
-                <w:szCs w:val="32"/>
+                <w:szCs w:val="28"/>
+              </w:rPr>
+            </w:pPr>
+            <w:r>
+              <w:rPr>
+                <w:sz w:val="28"/>
+                <w:szCs w:val="28"/>
               </w:rPr>
               <w:t>Назначение</w:t>
             </w:r>
@@ -2377,15 +3572,15 @@
             <w:pPr>
               <w:rPr>
                 <w:sz w:val="28"/>
-                <w:szCs w:val="32"/>
-                <w:lang w:val="en-US"/>
-              </w:rPr>
-            </w:pPr>
-            <w:proofErr w:type="spellStart"/>
-            <w:r>
-              <w:rPr>
-                <w:sz w:val="28"/>
-                <w:szCs w:val="32"/>
+                <w:szCs w:val="28"/>
+                <w:lang w:val="en-US"/>
+              </w:rPr>
+            </w:pPr>
+            <w:proofErr w:type="spellStart"/>
+            <w:r>
+              <w:rPr>
+                <w:sz w:val="28"/>
+                <w:szCs w:val="28"/>
                 <w:lang w:val="en-US"/>
               </w:rPr>
               <w:t>spacing_xs</w:t>
@@ -2401,14 +3596,14 @@
             <w:pPr>
               <w:rPr>
                 <w:sz w:val="28"/>
-                <w:szCs w:val="32"/>
-                <w:lang w:val="en-US"/>
-              </w:rPr>
-            </w:pPr>
-            <w:r>
-              <w:rPr>
-                <w:sz w:val="28"/>
-                <w:szCs w:val="32"/>
+                <w:szCs w:val="28"/>
+                <w:lang w:val="en-US"/>
+              </w:rPr>
+            </w:pPr>
+            <w:r>
+              <w:rPr>
+                <w:sz w:val="28"/>
+                <w:szCs w:val="28"/>
                 <w:lang w:val="en-US"/>
               </w:rPr>
               <w:t>4dp</w:t>
@@ -2423,13 +3618,13 @@
             <w:pPr>
               <w:rPr>
                 <w:sz w:val="28"/>
-                <w:szCs w:val="32"/>
-              </w:rPr>
-            </w:pPr>
-            <w:r>
-              <w:rPr>
-                <w:sz w:val="28"/>
-                <w:szCs w:val="32"/>
+                <w:szCs w:val="28"/>
+              </w:rPr>
+            </w:pPr>
+            <w:r>
+              <w:rPr>
+                <w:sz w:val="28"/>
+                <w:szCs w:val="28"/>
               </w:rPr>
               <w:t>Внутренние: иконки</w:t>
             </w:r>
@@ -2445,25 +3640,17 @@
             <w:pPr>
               <w:rPr>
                 <w:sz w:val="28"/>
-                <w:szCs w:val="32"/>
-              </w:rPr>
-            </w:pPr>
-            <w:proofErr w:type="spellStart"/>
-            <w:r>
-              <w:rPr>
-                <w:sz w:val="28"/>
-                <w:szCs w:val="32"/>
-                <w:lang w:val="en-US"/>
-              </w:rPr>
-              <w:t>spacing_</w:t>
-            </w:r>
-            <w:r>
-              <w:rPr>
-                <w:sz w:val="28"/>
-                <w:szCs w:val="32"/>
-                <w:lang w:val="en-US"/>
-              </w:rPr>
-              <w:t>sm</w:t>
+                <w:szCs w:val="28"/>
+              </w:rPr>
+            </w:pPr>
+            <w:proofErr w:type="spellStart"/>
+            <w:r>
+              <w:rPr>
+                <w:sz w:val="28"/>
+                <w:szCs w:val="28"/>
+                <w:lang w:val="en-US"/>
+              </w:rPr>
+              <w:t>spacing_sm</w:t>
             </w:r>
             <w:proofErr w:type="spellEnd"/>
           </w:p>
@@ -2476,25 +3663,17 @@
             <w:pPr>
               <w:rPr>
                 <w:sz w:val="28"/>
-                <w:szCs w:val="32"/>
-                <w:lang w:val="en-US"/>
-              </w:rPr>
-            </w:pPr>
-            <w:r>
-              <w:rPr>
-                <w:sz w:val="28"/>
-                <w:szCs w:val="32"/>
-                <w:lang w:val="en-US"/>
-              </w:rPr>
-              <w:t>8</w:t>
-            </w:r>
-            <w:r>
-              <w:rPr>
-                <w:sz w:val="28"/>
-                <w:szCs w:val="32"/>
-                <w:lang w:val="en-US"/>
-              </w:rPr>
-              <w:t>dp</w:t>
+                <w:szCs w:val="28"/>
+                <w:lang w:val="en-US"/>
+              </w:rPr>
+            </w:pPr>
+            <w:r>
+              <w:rPr>
+                <w:sz w:val="28"/>
+                <w:szCs w:val="28"/>
+                <w:lang w:val="en-US"/>
+              </w:rPr>
+              <w:t>8dp</w:t>
             </w:r>
           </w:p>
         </w:tc>
@@ -2506,22 +3685,15 @@
             <w:pPr>
               <w:rPr>
                 <w:sz w:val="28"/>
-                <w:szCs w:val="32"/>
-              </w:rPr>
-            </w:pPr>
-            <w:r>
-              <w:rPr>
-                <w:sz w:val="28"/>
-                <w:szCs w:val="32"/>
-              </w:rPr>
-              <w:t xml:space="preserve">Внутренние: </w:t>
-            </w:r>
-            <w:r>
-              <w:rPr>
-                <w:sz w:val="28"/>
-                <w:szCs w:val="32"/>
-              </w:rPr>
-              <w:t>элементы карточки</w:t>
+                <w:szCs w:val="28"/>
+              </w:rPr>
+            </w:pPr>
+            <w:r>
+              <w:rPr>
+                <w:sz w:val="28"/>
+                <w:szCs w:val="28"/>
+              </w:rPr>
+              <w:t>Внутренние: элементы карточки</w:t>
             </w:r>
           </w:p>
         </w:tc>
@@ -2535,26 +3707,18 @@
             <w:pPr>
               <w:rPr>
                 <w:sz w:val="28"/>
-                <w:szCs w:val="32"/>
-                <w:lang w:val="en-US"/>
-              </w:rPr>
-            </w:pPr>
-            <w:proofErr w:type="spellStart"/>
-            <w:r>
-              <w:rPr>
-                <w:sz w:val="28"/>
-                <w:szCs w:val="32"/>
-                <w:lang w:val="en-US"/>
-              </w:rPr>
-              <w:t>spacing_</w:t>
-            </w:r>
-            <w:r>
-              <w:rPr>
-                <w:sz w:val="28"/>
-                <w:szCs w:val="32"/>
-                <w:lang w:val="en-US"/>
-              </w:rPr>
-              <w:t>md</w:t>
+                <w:szCs w:val="28"/>
+                <w:lang w:val="en-US"/>
+              </w:rPr>
+            </w:pPr>
+            <w:proofErr w:type="spellStart"/>
+            <w:r>
+              <w:rPr>
+                <w:sz w:val="28"/>
+                <w:szCs w:val="28"/>
+                <w:lang w:val="en-US"/>
+              </w:rPr>
+              <w:t>spacing_md</w:t>
             </w:r>
             <w:proofErr w:type="spellEnd"/>
           </w:p>
@@ -2567,14 +3731,14 @@
             <w:pPr>
               <w:rPr>
                 <w:sz w:val="28"/>
-                <w:szCs w:val="32"/>
-                <w:lang w:val="en-US"/>
-              </w:rPr>
-            </w:pPr>
-            <w:r>
-              <w:rPr>
-                <w:sz w:val="28"/>
-                <w:szCs w:val="32"/>
+                <w:szCs w:val="28"/>
+                <w:lang w:val="en-US"/>
+              </w:rPr>
+            </w:pPr>
+            <w:r>
+              <w:rPr>
+                <w:sz w:val="28"/>
+                <w:szCs w:val="28"/>
               </w:rPr>
               <w:t>16</w:t>
             </w:r>
@@ -2582,7 +3746,7 @@
             <w:r>
               <w:rPr>
                 <w:sz w:val="28"/>
-                <w:szCs w:val="32"/>
+                <w:szCs w:val="28"/>
                 <w:lang w:val="en-US"/>
               </w:rPr>
               <w:t>dp</w:t>
@@ -2598,13 +3762,13 @@
             <w:pPr>
               <w:rPr>
                 <w:sz w:val="28"/>
-                <w:szCs w:val="32"/>
-              </w:rPr>
-            </w:pPr>
-            <w:r>
-              <w:rPr>
-                <w:sz w:val="28"/>
-                <w:szCs w:val="32"/>
+                <w:szCs w:val="28"/>
+              </w:rPr>
+            </w:pPr>
+            <w:r>
+              <w:rPr>
+                <w:sz w:val="28"/>
+                <w:szCs w:val="28"/>
               </w:rPr>
               <w:t>Отступ экрана</w:t>
             </w:r>
@@ -2620,26 +3784,18 @@
             <w:pPr>
               <w:rPr>
                 <w:sz w:val="28"/>
-                <w:szCs w:val="32"/>
-                <w:lang w:val="en-US"/>
-              </w:rPr>
-            </w:pPr>
-            <w:proofErr w:type="spellStart"/>
-            <w:r>
-              <w:rPr>
-                <w:sz w:val="28"/>
-                <w:szCs w:val="32"/>
-                <w:lang w:val="en-US"/>
-              </w:rPr>
-              <w:t>spacing_</w:t>
-            </w:r>
-            <w:r>
-              <w:rPr>
-                <w:sz w:val="28"/>
-                <w:szCs w:val="32"/>
-                <w:lang w:val="en-US"/>
-              </w:rPr>
-              <w:t>lg</w:t>
+                <w:szCs w:val="28"/>
+                <w:lang w:val="en-US"/>
+              </w:rPr>
+            </w:pPr>
+            <w:proofErr w:type="spellStart"/>
+            <w:r>
+              <w:rPr>
+                <w:sz w:val="28"/>
+                <w:szCs w:val="28"/>
+                <w:lang w:val="en-US"/>
+              </w:rPr>
+              <w:t>spacing_lg</w:t>
             </w:r>
             <w:proofErr w:type="spellEnd"/>
           </w:p>
@@ -2652,14 +3808,14 @@
             <w:pPr>
               <w:rPr>
                 <w:sz w:val="28"/>
-                <w:szCs w:val="32"/>
-                <w:lang w:val="en-US"/>
-              </w:rPr>
-            </w:pPr>
-            <w:r>
-              <w:rPr>
-                <w:sz w:val="28"/>
-                <w:szCs w:val="32"/>
+                <w:szCs w:val="28"/>
+                <w:lang w:val="en-US"/>
+              </w:rPr>
+            </w:pPr>
+            <w:r>
+              <w:rPr>
+                <w:sz w:val="28"/>
+                <w:szCs w:val="28"/>
               </w:rPr>
               <w:t>24</w:t>
             </w:r>
@@ -2667,7 +3823,7 @@
             <w:r>
               <w:rPr>
                 <w:sz w:val="28"/>
-                <w:szCs w:val="32"/>
+                <w:szCs w:val="28"/>
                 <w:lang w:val="en-US"/>
               </w:rPr>
               <w:t>dp</w:t>
@@ -2683,13 +3839,13 @@
             <w:pPr>
               <w:rPr>
                 <w:sz w:val="28"/>
-                <w:szCs w:val="32"/>
-              </w:rPr>
-            </w:pPr>
-            <w:r>
-              <w:rPr>
-                <w:sz w:val="28"/>
-                <w:szCs w:val="32"/>
+                <w:szCs w:val="28"/>
+              </w:rPr>
+            </w:pPr>
+            <w:r>
+              <w:rPr>
+                <w:sz w:val="28"/>
+                <w:szCs w:val="28"/>
               </w:rPr>
               <w:t>Секции</w:t>
             </w:r>
@@ -2705,25 +3861,17 @@
             <w:pPr>
               <w:rPr>
                 <w:sz w:val="28"/>
-                <w:szCs w:val="32"/>
-              </w:rPr>
-            </w:pPr>
-            <w:proofErr w:type="spellStart"/>
-            <w:r>
-              <w:rPr>
-                <w:sz w:val="28"/>
-                <w:szCs w:val="32"/>
-                <w:lang w:val="en-US"/>
-              </w:rPr>
-              <w:t>spacing_x</w:t>
-            </w:r>
-            <w:r>
-              <w:rPr>
-                <w:sz w:val="28"/>
-                <w:szCs w:val="32"/>
-                <w:lang w:val="en-US"/>
-              </w:rPr>
-              <w:t>l</w:t>
+                <w:szCs w:val="28"/>
+              </w:rPr>
+            </w:pPr>
+            <w:proofErr w:type="spellStart"/>
+            <w:r>
+              <w:rPr>
+                <w:sz w:val="28"/>
+                <w:szCs w:val="28"/>
+                <w:lang w:val="en-US"/>
+              </w:rPr>
+              <w:t>spacing_xl</w:t>
             </w:r>
             <w:proofErr w:type="spellEnd"/>
           </w:p>
@@ -2736,14 +3884,14 @@
             <w:pPr>
               <w:rPr>
                 <w:sz w:val="28"/>
-                <w:szCs w:val="32"/>
-                <w:lang w:val="en-US"/>
-              </w:rPr>
-            </w:pPr>
-            <w:r>
-              <w:rPr>
-                <w:sz w:val="28"/>
-                <w:szCs w:val="32"/>
+                <w:szCs w:val="28"/>
+                <w:lang w:val="en-US"/>
+              </w:rPr>
+            </w:pPr>
+            <w:r>
+              <w:rPr>
+                <w:sz w:val="28"/>
+                <w:szCs w:val="28"/>
               </w:rPr>
               <w:t>32</w:t>
             </w:r>
@@ -2751,7 +3899,7 @@
             <w:r>
               <w:rPr>
                 <w:sz w:val="28"/>
-                <w:szCs w:val="32"/>
+                <w:szCs w:val="28"/>
                 <w:lang w:val="en-US"/>
               </w:rPr>
               <w:t>dp</w:t>
@@ -2767,13 +3915,13 @@
             <w:pPr>
               <w:rPr>
                 <w:sz w:val="28"/>
-                <w:szCs w:val="32"/>
-              </w:rPr>
-            </w:pPr>
-            <w:r>
-              <w:rPr>
-                <w:sz w:val="28"/>
-                <w:szCs w:val="32"/>
+                <w:szCs w:val="28"/>
+              </w:rPr>
+            </w:pPr>
+            <w:r>
+              <w:rPr>
+                <w:sz w:val="28"/>
+                <w:szCs w:val="28"/>
               </w:rPr>
               <w:t>Отступ заголовка</w:t>
             </w:r>
@@ -2785,7 +3933,7 @@
       <w:pPr>
         <w:rPr>
           <w:sz w:val="28"/>
-          <w:szCs w:val="32"/>
+          <w:szCs w:val="28"/>
         </w:rPr>
       </w:pPr>
     </w:p>
@@ -2793,13 +3941,13 @@
       <w:pPr>
         <w:rPr>
           <w:sz w:val="28"/>
-          <w:szCs w:val="32"/>
+          <w:szCs w:val="28"/>
         </w:rPr>
       </w:pPr>
       <w:r>
         <w:rPr>
           <w:sz w:val="28"/>
-          <w:szCs w:val="32"/>
+          <w:szCs w:val="28"/>
         </w:rPr>
         <w:t>Компоненты</w:t>
       </w:r>
@@ -2808,16 +3956,1082 @@
       <w:pPr>
         <w:rPr>
           <w:sz w:val="28"/>
-          <w:szCs w:val="32"/>
+          <w:szCs w:val="28"/>
           <w:lang w:val="en-US"/>
         </w:rPr>
       </w:pPr>
+      <w:r>
+        <w:rPr>
+          <w:sz w:val="28"/>
+          <w:szCs w:val="28"/>
+        </w:rPr>
+        <w:t xml:space="preserve">Предоставлены в папке </w:t>
+      </w:r>
+      <w:r>
+        <w:rPr>
+          <w:sz w:val="28"/>
+          <w:szCs w:val="28"/>
+          <w:lang w:val="en-US"/>
+        </w:rPr>
+        <w:t>Components</w:t>
+      </w:r>
+      <w:r>
+        <w:rPr>
+          <w:sz w:val="28"/>
+          <w:szCs w:val="28"/>
+        </w:rPr>
+        <w:t xml:space="preserve"> в </w:t>
+      </w:r>
+      <w:r>
+        <w:rPr>
+          <w:sz w:val="28"/>
+          <w:szCs w:val="28"/>
+          <w:lang w:val="en-US"/>
+        </w:rPr>
+        <w:t>Figma</w:t>
+      </w:r>
+      <w:r>
+        <w:rPr>
+          <w:sz w:val="28"/>
+          <w:szCs w:val="28"/>
+        </w:rPr>
+        <w:t xml:space="preserve"> по ссылке в </w:t>
+      </w:r>
+      <w:r>
+        <w:rPr>
+          <w:sz w:val="28"/>
+          <w:szCs w:val="28"/>
+          <w:lang w:val="en-US"/>
+        </w:rPr>
+        <w:t>README</w:t>
+      </w:r>
     </w:p>
+    <w:tbl>
+      <w:tblPr>
+        <w:tblStyle w:val="ac"/>
+        <w:tblW w:w="0" w:type="auto"/>
+        <w:tblLook w:val="04A0" w:firstRow="1" w:lastRow="0" w:firstColumn="1" w:lastColumn="0" w:noHBand="0" w:noVBand="1"/>
+      </w:tblPr>
+      <w:tblGrid>
+        <w:gridCol w:w="3115"/>
+        <w:gridCol w:w="3115"/>
+        <w:gridCol w:w="3115"/>
+      </w:tblGrid>
+      <w:tr>
+        <w:tc>
+          <w:tcPr>
+            <w:tcW w:w="3115" w:type="dxa"/>
+          </w:tcPr>
+          <w:p>
+            <w:pPr>
+              <w:rPr>
+                <w:sz w:val="28"/>
+                <w:szCs w:val="28"/>
+              </w:rPr>
+            </w:pPr>
+            <w:r>
+              <w:rPr>
+                <w:sz w:val="28"/>
+                <w:szCs w:val="28"/>
+              </w:rPr>
+              <w:t>Компонент</w:t>
+            </w:r>
+          </w:p>
+        </w:tc>
+        <w:tc>
+          <w:tcPr>
+            <w:tcW w:w="3115" w:type="dxa"/>
+          </w:tcPr>
+          <w:p>
+            <w:pPr>
+              <w:rPr>
+                <w:sz w:val="28"/>
+                <w:szCs w:val="28"/>
+              </w:rPr>
+            </w:pPr>
+            <w:r>
+              <w:rPr>
+                <w:sz w:val="28"/>
+                <w:szCs w:val="28"/>
+              </w:rPr>
+              <w:t>Варианты</w:t>
+            </w:r>
+          </w:p>
+        </w:tc>
+        <w:tc>
+          <w:tcPr>
+            <w:tcW w:w="3115" w:type="dxa"/>
+          </w:tcPr>
+          <w:p>
+            <w:pPr>
+              <w:rPr>
+                <w:sz w:val="28"/>
+                <w:szCs w:val="28"/>
+              </w:rPr>
+            </w:pPr>
+            <w:r>
+              <w:rPr>
+                <w:sz w:val="28"/>
+                <w:szCs w:val="28"/>
+              </w:rPr>
+              <w:t>Токены</w:t>
+            </w:r>
+          </w:p>
+        </w:tc>
+      </w:tr>
+      <w:tr>
+        <w:tc>
+          <w:tcPr>
+            <w:tcW w:w="3115" w:type="dxa"/>
+          </w:tcPr>
+          <w:p>
+            <w:pPr>
+              <w:rPr>
+                <w:sz w:val="28"/>
+                <w:szCs w:val="28"/>
+              </w:rPr>
+            </w:pPr>
+            <w:r>
+              <w:rPr>
+                <w:sz w:val="28"/>
+                <w:szCs w:val="28"/>
+              </w:rPr>
+              <w:t>Кнопка</w:t>
+            </w:r>
+          </w:p>
+        </w:tc>
+        <w:tc>
+          <w:tcPr>
+            <w:tcW w:w="3115" w:type="dxa"/>
+          </w:tcPr>
+          <w:p>
+            <w:pPr>
+              <w:rPr>
+                <w:sz w:val="28"/>
+                <w:szCs w:val="28"/>
+                <w:lang w:val="en-US"/>
+              </w:rPr>
+            </w:pPr>
+            <w:r>
+              <w:rPr>
+                <w:sz w:val="28"/>
+                <w:szCs w:val="28"/>
+                <w:lang w:val="en-US"/>
+              </w:rPr>
+              <w:t>Primary / Secondary / Ghost;</w:t>
+            </w:r>
+          </w:p>
+          <w:p>
+            <w:pPr>
+              <w:rPr>
+                <w:sz w:val="28"/>
+                <w:szCs w:val="28"/>
+                <w:lang w:val="en-US"/>
+              </w:rPr>
+            </w:pPr>
+            <w:r>
+              <w:rPr>
+                <w:sz w:val="28"/>
+                <w:szCs w:val="28"/>
+                <w:lang w:val="en-US"/>
+              </w:rPr>
+              <w:t>Default / Pressed / Disabled</w:t>
+            </w:r>
+          </w:p>
+        </w:tc>
+        <w:tc>
+          <w:tcPr>
+            <w:tcW w:w="3115" w:type="dxa"/>
+          </w:tcPr>
+          <w:p>
+            <w:pPr>
+              <w:rPr>
+                <w:sz w:val="28"/>
+                <w:szCs w:val="28"/>
+                <w:lang w:val="en-US"/>
+              </w:rPr>
+            </w:pPr>
+            <w:r>
+              <w:rPr>
+                <w:sz w:val="28"/>
+                <w:szCs w:val="28"/>
+                <w:lang w:val="en-US"/>
+              </w:rPr>
+              <w:t xml:space="preserve">fill </w:t>
+            </w:r>
+            <w:r>
+              <w:rPr>
+                <w:sz w:val="28"/>
+                <w:szCs w:val="28"/>
+                <w:lang w:val="en-US"/>
+              </w:rPr>
+              <w:t>&gt;</w:t>
+            </w:r>
+            <w:r>
+              <w:rPr>
+                <w:sz w:val="28"/>
+                <w:szCs w:val="28"/>
+                <w:lang w:val="en-US"/>
+              </w:rPr>
+              <w:t xml:space="preserve"> </w:t>
+            </w:r>
+            <w:proofErr w:type="spellStart"/>
+            <w:r>
+              <w:rPr>
+                <w:sz w:val="28"/>
+                <w:szCs w:val="28"/>
+                <w:lang w:val="en-US"/>
+              </w:rPr>
+              <w:t>action_primary</w:t>
+            </w:r>
+            <w:proofErr w:type="spellEnd"/>
+            <w:r>
+              <w:rPr>
+                <w:sz w:val="28"/>
+                <w:szCs w:val="28"/>
+                <w:lang w:val="en-US"/>
+              </w:rPr>
+              <w:t>,</w:t>
+            </w:r>
+          </w:p>
+          <w:p>
+            <w:pPr>
+              <w:rPr>
+                <w:sz w:val="28"/>
+                <w:szCs w:val="28"/>
+                <w:lang w:val="en-US"/>
+              </w:rPr>
+            </w:pPr>
+            <w:r>
+              <w:rPr>
+                <w:sz w:val="28"/>
+                <w:szCs w:val="28"/>
+              </w:rPr>
+              <w:t>текст</w:t>
+            </w:r>
+            <w:r>
+              <w:rPr>
+                <w:sz w:val="28"/>
+                <w:szCs w:val="28"/>
+                <w:lang w:val="en-US"/>
+              </w:rPr>
+              <w:t xml:space="preserve"> </w:t>
+            </w:r>
+            <w:r>
+              <w:rPr>
+                <w:sz w:val="28"/>
+                <w:szCs w:val="28"/>
+                <w:lang w:val="en-US"/>
+              </w:rPr>
+              <w:t>&gt;</w:t>
+            </w:r>
+            <w:r>
+              <w:rPr>
+                <w:sz w:val="28"/>
+                <w:szCs w:val="28"/>
+                <w:lang w:val="en-US"/>
+              </w:rPr>
+              <w:t xml:space="preserve"> </w:t>
+            </w:r>
+            <w:proofErr w:type="spellStart"/>
+            <w:r>
+              <w:rPr>
+                <w:sz w:val="28"/>
+                <w:szCs w:val="28"/>
+                <w:lang w:val="en-US"/>
+              </w:rPr>
+              <w:t>action_on</w:t>
+            </w:r>
+            <w:proofErr w:type="spellEnd"/>
+            <w:r>
+              <w:rPr>
+                <w:sz w:val="28"/>
+                <w:szCs w:val="28"/>
+                <w:lang w:val="en-US"/>
+              </w:rPr>
+              <w:t>-primary,</w:t>
+            </w:r>
+          </w:p>
+          <w:p>
+            <w:pPr>
+              <w:rPr>
+                <w:sz w:val="28"/>
+                <w:szCs w:val="28"/>
+                <w:lang w:val="en-US"/>
+              </w:rPr>
+            </w:pPr>
+            <w:r>
+              <w:rPr>
+                <w:sz w:val="28"/>
+                <w:szCs w:val="28"/>
+                <w:lang w:val="en-US"/>
+              </w:rPr>
+              <w:t xml:space="preserve">padding </w:t>
+            </w:r>
+            <w:r>
+              <w:rPr>
+                <w:sz w:val="28"/>
+                <w:szCs w:val="28"/>
+                <w:lang w:val="en-US"/>
+              </w:rPr>
+              <w:t>&gt;</w:t>
+            </w:r>
+            <w:r>
+              <w:rPr>
+                <w:sz w:val="28"/>
+                <w:szCs w:val="28"/>
+                <w:lang w:val="en-US"/>
+              </w:rPr>
+              <w:t xml:space="preserve"> </w:t>
+            </w:r>
+            <w:proofErr w:type="spellStart"/>
+            <w:r>
+              <w:rPr>
+                <w:sz w:val="28"/>
+                <w:szCs w:val="28"/>
+                <w:lang w:val="en-US"/>
+              </w:rPr>
+              <w:t>spacing_md</w:t>
+            </w:r>
+            <w:proofErr w:type="spellEnd"/>
+          </w:p>
+        </w:tc>
+      </w:tr>
+      <w:tr>
+        <w:tc>
+          <w:tcPr>
+            <w:tcW w:w="3115" w:type="dxa"/>
+          </w:tcPr>
+          <w:p>
+            <w:pPr>
+              <w:rPr>
+                <w:sz w:val="28"/>
+                <w:szCs w:val="28"/>
+              </w:rPr>
+            </w:pPr>
+            <w:r>
+              <w:rPr>
+                <w:sz w:val="28"/>
+                <w:szCs w:val="28"/>
+              </w:rPr>
+              <w:t>З</w:t>
+            </w:r>
+            <w:r>
+              <w:rPr>
+                <w:sz w:val="28"/>
+                <w:szCs w:val="28"/>
+              </w:rPr>
+              <w:t>адание</w:t>
+            </w:r>
+          </w:p>
+        </w:tc>
+        <w:tc>
+          <w:tcPr>
+            <w:tcW w:w="3115" w:type="dxa"/>
+          </w:tcPr>
+          <w:p>
+            <w:pPr>
+              <w:rPr>
+                <w:sz w:val="28"/>
+                <w:szCs w:val="28"/>
+                <w:lang w:val="en-US"/>
+              </w:rPr>
+            </w:pPr>
+            <w:r>
+              <w:rPr>
+                <w:sz w:val="28"/>
+                <w:szCs w:val="28"/>
+                <w:lang w:val="en-US"/>
+              </w:rPr>
+              <w:t>--</w:t>
+            </w:r>
+          </w:p>
+        </w:tc>
+        <w:tc>
+          <w:tcPr>
+            <w:tcW w:w="3115" w:type="dxa"/>
+          </w:tcPr>
+          <w:p>
+            <w:pPr>
+              <w:rPr>
+                <w:sz w:val="28"/>
+                <w:szCs w:val="28"/>
+                <w:lang w:val="en-US"/>
+              </w:rPr>
+            </w:pPr>
+            <w:r>
+              <w:rPr>
+                <w:sz w:val="28"/>
+                <w:szCs w:val="28"/>
+                <w:lang w:val="en-US"/>
+              </w:rPr>
+              <w:t xml:space="preserve">fill </w:t>
+            </w:r>
+            <w:r>
+              <w:rPr>
+                <w:sz w:val="28"/>
+                <w:szCs w:val="28"/>
+                <w:lang w:val="en-US"/>
+              </w:rPr>
+              <w:t>&gt;</w:t>
+            </w:r>
+            <w:r>
+              <w:rPr>
+                <w:sz w:val="28"/>
+                <w:szCs w:val="28"/>
+                <w:lang w:val="en-US"/>
+              </w:rPr>
+              <w:t xml:space="preserve"> </w:t>
+            </w:r>
+            <w:proofErr w:type="spellStart"/>
+            <w:r>
+              <w:rPr>
+                <w:sz w:val="28"/>
+                <w:szCs w:val="28"/>
+                <w:lang w:val="en-US"/>
+              </w:rPr>
+              <w:t>surface_card</w:t>
+            </w:r>
+            <w:proofErr w:type="spellEnd"/>
+            <w:r>
+              <w:rPr>
+                <w:sz w:val="28"/>
+                <w:szCs w:val="28"/>
+                <w:lang w:val="en-US"/>
+              </w:rPr>
+              <w:t>,</w:t>
+            </w:r>
+          </w:p>
+          <w:p>
+            <w:pPr>
+              <w:rPr>
+                <w:sz w:val="28"/>
+                <w:szCs w:val="28"/>
+                <w:lang w:val="en-US"/>
+              </w:rPr>
+            </w:pPr>
+            <w:r>
+              <w:rPr>
+                <w:sz w:val="28"/>
+                <w:szCs w:val="28"/>
+              </w:rPr>
+              <w:t>радиус</w:t>
+            </w:r>
+            <w:r>
+              <w:rPr>
+                <w:sz w:val="28"/>
+                <w:szCs w:val="28"/>
+                <w:lang w:val="en-US"/>
+              </w:rPr>
+              <w:t xml:space="preserve"> 16,</w:t>
+            </w:r>
+          </w:p>
+          <w:p>
+            <w:pPr>
+              <w:rPr>
+                <w:sz w:val="28"/>
+                <w:szCs w:val="28"/>
+                <w:lang w:val="en-US"/>
+              </w:rPr>
+            </w:pPr>
+            <w:r>
+              <w:rPr>
+                <w:sz w:val="28"/>
+                <w:szCs w:val="28"/>
+                <w:lang w:val="en-US"/>
+              </w:rPr>
+              <w:t xml:space="preserve">padding </w:t>
+            </w:r>
+            <w:r>
+              <w:rPr>
+                <w:sz w:val="28"/>
+                <w:szCs w:val="28"/>
+                <w:lang w:val="en-US"/>
+              </w:rPr>
+              <w:t>&gt;</w:t>
+            </w:r>
+            <w:r>
+              <w:rPr>
+                <w:sz w:val="28"/>
+                <w:szCs w:val="28"/>
+                <w:lang w:val="en-US"/>
+              </w:rPr>
+              <w:t xml:space="preserve"> </w:t>
+            </w:r>
+            <w:proofErr w:type="spellStart"/>
+            <w:r>
+              <w:rPr>
+                <w:sz w:val="28"/>
+                <w:szCs w:val="28"/>
+                <w:lang w:val="en-US"/>
+              </w:rPr>
+              <w:t>spacing_md</w:t>
+            </w:r>
+            <w:proofErr w:type="spellEnd"/>
+          </w:p>
+        </w:tc>
+      </w:tr>
+      <w:tr>
+        <w:tc>
+          <w:tcPr>
+            <w:tcW w:w="3115" w:type="dxa"/>
+          </w:tcPr>
+          <w:p>
+            <w:pPr>
+              <w:rPr>
+                <w:sz w:val="28"/>
+                <w:szCs w:val="28"/>
+              </w:rPr>
+            </w:pPr>
+            <w:r>
+              <w:rPr>
+                <w:sz w:val="28"/>
+                <w:szCs w:val="28"/>
+              </w:rPr>
+              <w:t>Результат</w:t>
+            </w:r>
+          </w:p>
+        </w:tc>
+        <w:tc>
+          <w:tcPr>
+            <w:tcW w:w="3115" w:type="dxa"/>
+          </w:tcPr>
+          <w:p>
+            <w:pPr>
+              <w:rPr>
+                <w:sz w:val="28"/>
+                <w:szCs w:val="28"/>
+              </w:rPr>
+            </w:pPr>
+            <w:proofErr w:type="spellStart"/>
+            <w:r>
+              <w:rPr>
+                <w:sz w:val="28"/>
+                <w:szCs w:val="28"/>
+              </w:rPr>
+              <w:t>Passed</w:t>
+            </w:r>
+            <w:proofErr w:type="spellEnd"/>
+            <w:r>
+              <w:rPr>
+                <w:sz w:val="28"/>
+                <w:szCs w:val="28"/>
+              </w:rPr>
+              <w:t xml:space="preserve"> / </w:t>
+            </w:r>
+            <w:proofErr w:type="spellStart"/>
+            <w:r>
+              <w:rPr>
+                <w:sz w:val="28"/>
+                <w:szCs w:val="28"/>
+              </w:rPr>
+              <w:t>Failed</w:t>
+            </w:r>
+            <w:proofErr w:type="spellEnd"/>
+          </w:p>
+        </w:tc>
+        <w:tc>
+          <w:tcPr>
+            <w:tcW w:w="3115" w:type="dxa"/>
+          </w:tcPr>
+          <w:p>
+            <w:pPr>
+              <w:rPr>
+                <w:sz w:val="28"/>
+                <w:szCs w:val="28"/>
+                <w:lang w:val="en-US"/>
+              </w:rPr>
+            </w:pPr>
+            <w:r>
+              <w:rPr>
+                <w:sz w:val="28"/>
+                <w:szCs w:val="28"/>
+                <w:lang w:val="en-US"/>
+              </w:rPr>
+              <w:t xml:space="preserve">fill </w:t>
+            </w:r>
+            <w:r>
+              <w:rPr>
+                <w:sz w:val="28"/>
+                <w:szCs w:val="28"/>
+                <w:lang w:val="en-US"/>
+              </w:rPr>
+              <w:t>&gt;</w:t>
+            </w:r>
+            <w:r>
+              <w:rPr>
+                <w:sz w:val="28"/>
+                <w:szCs w:val="28"/>
+                <w:lang w:val="en-US"/>
+              </w:rPr>
+              <w:t xml:space="preserve"> </w:t>
+            </w:r>
+            <w:proofErr w:type="spellStart"/>
+            <w:r>
+              <w:rPr>
+                <w:sz w:val="28"/>
+                <w:szCs w:val="28"/>
+                <w:lang w:val="en-US"/>
+              </w:rPr>
+              <w:t>feedback_success</w:t>
+            </w:r>
+            <w:proofErr w:type="spellEnd"/>
+            <w:r>
+              <w:rPr>
+                <w:sz w:val="28"/>
+                <w:szCs w:val="28"/>
+                <w:lang w:val="en-US"/>
+              </w:rPr>
+              <w:t xml:space="preserve"> / </w:t>
+            </w:r>
+            <w:proofErr w:type="spellStart"/>
+            <w:r>
+              <w:rPr>
+                <w:sz w:val="28"/>
+                <w:szCs w:val="28"/>
+                <w:lang w:val="en-US"/>
+              </w:rPr>
+              <w:t>feedback_error</w:t>
+            </w:r>
+            <w:proofErr w:type="spellEnd"/>
+            <w:r>
+              <w:rPr>
+                <w:sz w:val="28"/>
+                <w:szCs w:val="28"/>
+                <w:lang w:val="en-US"/>
+              </w:rPr>
+              <w:t>,</w:t>
+            </w:r>
+          </w:p>
+          <w:p>
+            <w:pPr>
+              <w:rPr>
+                <w:sz w:val="28"/>
+                <w:szCs w:val="28"/>
+                <w:lang w:val="en-US"/>
+              </w:rPr>
+            </w:pPr>
+            <w:r>
+              <w:rPr>
+                <w:sz w:val="28"/>
+                <w:szCs w:val="28"/>
+              </w:rPr>
+              <w:t>текст</w:t>
+            </w:r>
+            <w:r>
+              <w:rPr>
+                <w:sz w:val="28"/>
+                <w:szCs w:val="28"/>
+                <w:lang w:val="en-US"/>
+              </w:rPr>
+              <w:t xml:space="preserve"> </w:t>
+            </w:r>
+            <w:r>
+              <w:rPr>
+                <w:sz w:val="28"/>
+                <w:szCs w:val="28"/>
+                <w:lang w:val="en-US"/>
+              </w:rPr>
+              <w:t>&gt;</w:t>
+            </w:r>
+            <w:r>
+              <w:rPr>
+                <w:sz w:val="28"/>
+                <w:szCs w:val="28"/>
+                <w:lang w:val="en-US"/>
+              </w:rPr>
+              <w:t xml:space="preserve"> </w:t>
+            </w:r>
+            <w:proofErr w:type="spellStart"/>
+            <w:r>
+              <w:rPr>
+                <w:sz w:val="28"/>
+                <w:szCs w:val="28"/>
+                <w:lang w:val="en-US"/>
+              </w:rPr>
+              <w:t>action_on</w:t>
+            </w:r>
+            <w:proofErr w:type="spellEnd"/>
+            <w:r>
+              <w:rPr>
+                <w:sz w:val="28"/>
+                <w:szCs w:val="28"/>
+                <w:lang w:val="en-US"/>
+              </w:rPr>
+              <w:t>-primary</w:t>
+            </w:r>
+          </w:p>
+        </w:tc>
+      </w:tr>
+      <w:tr>
+        <w:tc>
+          <w:tcPr>
+            <w:tcW w:w="3115" w:type="dxa"/>
+          </w:tcPr>
+          <w:p>
+            <w:pPr>
+              <w:rPr>
+                <w:sz w:val="28"/>
+                <w:szCs w:val="28"/>
+              </w:rPr>
+            </w:pPr>
+            <w:r>
+              <w:rPr>
+                <w:sz w:val="28"/>
+                <w:szCs w:val="28"/>
+              </w:rPr>
+              <w:lastRenderedPageBreak/>
+              <w:t>Стрик</w:t>
+            </w:r>
+          </w:p>
+        </w:tc>
+        <w:tc>
+          <w:tcPr>
+            <w:tcW w:w="3115" w:type="dxa"/>
+          </w:tcPr>
+          <w:p>
+            <w:pPr>
+              <w:rPr>
+                <w:sz w:val="28"/>
+                <w:szCs w:val="28"/>
+                <w:lang w:val="en-US"/>
+              </w:rPr>
+            </w:pPr>
+            <w:r>
+              <w:rPr>
+                <w:sz w:val="28"/>
+                <w:szCs w:val="28"/>
+                <w:lang w:val="en-US"/>
+              </w:rPr>
+              <w:t>Stopped</w:t>
+            </w:r>
+            <w:r>
+              <w:rPr>
+                <w:sz w:val="28"/>
+                <w:szCs w:val="28"/>
+              </w:rPr>
+              <w:t xml:space="preserve"> / </w:t>
+            </w:r>
+            <w:r>
+              <w:rPr>
+                <w:sz w:val="28"/>
+                <w:szCs w:val="28"/>
+                <w:lang w:val="en-US"/>
+              </w:rPr>
+              <w:t>Active</w:t>
+            </w:r>
+          </w:p>
+        </w:tc>
+        <w:tc>
+          <w:tcPr>
+            <w:tcW w:w="3115" w:type="dxa"/>
+          </w:tcPr>
+          <w:p>
+            <w:pPr>
+              <w:rPr>
+                <w:sz w:val="28"/>
+                <w:szCs w:val="28"/>
+                <w:lang w:val="en-US"/>
+              </w:rPr>
+            </w:pPr>
+            <w:r>
+              <w:rPr>
+                <w:sz w:val="28"/>
+                <w:szCs w:val="28"/>
+              </w:rPr>
+              <w:t>иконка</w:t>
+            </w:r>
+            <w:r>
+              <w:rPr>
+                <w:sz w:val="28"/>
+                <w:szCs w:val="28"/>
+                <w:lang w:val="en-US"/>
+              </w:rPr>
+              <w:t xml:space="preserve"> </w:t>
+            </w:r>
+            <w:r>
+              <w:rPr>
+                <w:sz w:val="28"/>
+                <w:szCs w:val="28"/>
+                <w:lang w:val="en-US"/>
+              </w:rPr>
+              <w:t>&gt;</w:t>
+            </w:r>
+            <w:r>
+              <w:rPr>
+                <w:sz w:val="28"/>
+                <w:szCs w:val="28"/>
+                <w:lang w:val="en-US"/>
+              </w:rPr>
+              <w:t xml:space="preserve"> </w:t>
+            </w:r>
+            <w:proofErr w:type="spellStart"/>
+            <w:r>
+              <w:rPr>
+                <w:sz w:val="28"/>
+                <w:szCs w:val="28"/>
+                <w:lang w:val="en-US"/>
+              </w:rPr>
+              <w:t>action_primary</w:t>
+            </w:r>
+            <w:proofErr w:type="spellEnd"/>
+            <w:r>
+              <w:rPr>
+                <w:sz w:val="28"/>
+                <w:szCs w:val="28"/>
+                <w:lang w:val="en-US"/>
+              </w:rPr>
+              <w:t>,</w:t>
+            </w:r>
+          </w:p>
+          <w:p>
+            <w:pPr>
+              <w:rPr>
+                <w:sz w:val="28"/>
+                <w:szCs w:val="28"/>
+                <w:lang w:val="en-US"/>
+              </w:rPr>
+            </w:pPr>
+            <w:r>
+              <w:rPr>
+                <w:sz w:val="28"/>
+                <w:szCs w:val="28"/>
+              </w:rPr>
+              <w:t>текст</w:t>
+            </w:r>
+            <w:r>
+              <w:rPr>
+                <w:sz w:val="28"/>
+                <w:szCs w:val="28"/>
+                <w:lang w:val="en-US"/>
+              </w:rPr>
+              <w:t xml:space="preserve"> </w:t>
+            </w:r>
+            <w:r>
+              <w:rPr>
+                <w:sz w:val="28"/>
+                <w:szCs w:val="28"/>
+                <w:lang w:val="en-US"/>
+              </w:rPr>
+              <w:t>&gt;</w:t>
+            </w:r>
+            <w:r>
+              <w:rPr>
+                <w:sz w:val="28"/>
+                <w:szCs w:val="28"/>
+                <w:lang w:val="en-US"/>
+              </w:rPr>
+              <w:t xml:space="preserve"> </w:t>
+            </w:r>
+            <w:proofErr w:type="spellStart"/>
+            <w:r>
+              <w:rPr>
+                <w:sz w:val="28"/>
+                <w:szCs w:val="28"/>
+                <w:lang w:val="en-US"/>
+              </w:rPr>
+              <w:t>text_primary</w:t>
+            </w:r>
+            <w:proofErr w:type="spellEnd"/>
+          </w:p>
+        </w:tc>
+      </w:tr>
+      <w:tr>
+        <w:tc>
+          <w:tcPr>
+            <w:tcW w:w="3115" w:type="dxa"/>
+          </w:tcPr>
+          <w:p>
+            <w:pPr>
+              <w:rPr>
+                <w:sz w:val="28"/>
+                <w:szCs w:val="28"/>
+              </w:rPr>
+            </w:pPr>
+            <w:r>
+              <w:rPr>
+                <w:sz w:val="28"/>
+                <w:szCs w:val="28"/>
+              </w:rPr>
+              <w:t>Ошибка</w:t>
+            </w:r>
+          </w:p>
+        </w:tc>
+        <w:tc>
+          <w:tcPr>
+            <w:tcW w:w="3115" w:type="dxa"/>
+          </w:tcPr>
+          <w:p>
+            <w:pPr>
+              <w:rPr>
+                <w:sz w:val="28"/>
+                <w:szCs w:val="28"/>
+                <w:lang w:val="en-US"/>
+              </w:rPr>
+            </w:pPr>
+            <w:r>
+              <w:rPr>
+                <w:sz w:val="28"/>
+                <w:szCs w:val="28"/>
+                <w:lang w:val="en-US"/>
+              </w:rPr>
+              <w:t>--</w:t>
+            </w:r>
+          </w:p>
+        </w:tc>
+        <w:tc>
+          <w:tcPr>
+            <w:tcW w:w="3115" w:type="dxa"/>
+          </w:tcPr>
+          <w:p>
+            <w:pPr>
+              <w:rPr>
+                <w:sz w:val="28"/>
+                <w:szCs w:val="28"/>
+                <w:lang w:val="en-US"/>
+              </w:rPr>
+            </w:pPr>
+            <w:r>
+              <w:rPr>
+                <w:sz w:val="28"/>
+                <w:szCs w:val="28"/>
+              </w:rPr>
+              <w:t>фон</w:t>
+            </w:r>
+            <w:r>
+              <w:rPr>
+                <w:sz w:val="28"/>
+                <w:szCs w:val="28"/>
+                <w:lang w:val="en-US"/>
+              </w:rPr>
+              <w:t xml:space="preserve"> </w:t>
+            </w:r>
+            <w:r>
+              <w:rPr>
+                <w:sz w:val="28"/>
+                <w:szCs w:val="28"/>
+                <w:lang w:val="en-US"/>
+              </w:rPr>
+              <w:t>&gt;</w:t>
+            </w:r>
+            <w:r>
+              <w:rPr>
+                <w:sz w:val="28"/>
+                <w:szCs w:val="28"/>
+                <w:lang w:val="en-US"/>
+              </w:rPr>
+              <w:t xml:space="preserve"> </w:t>
+            </w:r>
+            <w:proofErr w:type="spellStart"/>
+            <w:r>
+              <w:rPr>
+                <w:sz w:val="28"/>
+                <w:szCs w:val="28"/>
+                <w:lang w:val="en-US"/>
+              </w:rPr>
+              <w:t>surface_default</w:t>
+            </w:r>
+            <w:proofErr w:type="spellEnd"/>
+            <w:r>
+              <w:rPr>
+                <w:sz w:val="28"/>
+                <w:szCs w:val="28"/>
+                <w:lang w:val="en-US"/>
+              </w:rPr>
+              <w:t>,</w:t>
+            </w:r>
+          </w:p>
+          <w:p>
+            <w:pPr>
+              <w:rPr>
+                <w:sz w:val="28"/>
+                <w:szCs w:val="28"/>
+                <w:lang w:val="en-US"/>
+              </w:rPr>
+            </w:pPr>
+            <w:r>
+              <w:rPr>
+                <w:sz w:val="28"/>
+                <w:szCs w:val="28"/>
+              </w:rPr>
+              <w:t>иконка</w:t>
+            </w:r>
+            <w:r>
+              <w:rPr>
+                <w:sz w:val="28"/>
+                <w:szCs w:val="28"/>
+                <w:lang w:val="en-US"/>
+              </w:rPr>
+              <w:t xml:space="preserve"> </w:t>
+            </w:r>
+            <w:r>
+              <w:rPr>
+                <w:sz w:val="28"/>
+                <w:szCs w:val="28"/>
+                <w:lang w:val="en-US"/>
+              </w:rPr>
+              <w:t>&gt;</w:t>
+            </w:r>
+            <w:r>
+              <w:rPr>
+                <w:sz w:val="28"/>
+                <w:szCs w:val="28"/>
+                <w:lang w:val="en-US"/>
+              </w:rPr>
+              <w:t xml:space="preserve"> </w:t>
+            </w:r>
+            <w:proofErr w:type="spellStart"/>
+            <w:r>
+              <w:rPr>
+                <w:sz w:val="28"/>
+                <w:szCs w:val="28"/>
+                <w:lang w:val="en-US"/>
+              </w:rPr>
+              <w:t>feedback_error</w:t>
+            </w:r>
+            <w:proofErr w:type="spellEnd"/>
+            <w:r>
+              <w:rPr>
+                <w:sz w:val="28"/>
+                <w:szCs w:val="28"/>
+                <w:lang w:val="en-US"/>
+              </w:rPr>
+              <w:t>,</w:t>
+            </w:r>
+          </w:p>
+          <w:p>
+            <w:pPr>
+              <w:rPr>
+                <w:sz w:val="28"/>
+                <w:szCs w:val="28"/>
+                <w:lang w:val="en-US"/>
+              </w:rPr>
+            </w:pPr>
+            <w:r>
+              <w:rPr>
+                <w:sz w:val="28"/>
+                <w:szCs w:val="28"/>
+              </w:rPr>
+              <w:t>кнопка</w:t>
+            </w:r>
+            <w:r>
+              <w:rPr>
+                <w:sz w:val="28"/>
+                <w:szCs w:val="28"/>
+                <w:lang w:val="en-US"/>
+              </w:rPr>
+              <w:t xml:space="preserve"> Secondary</w:t>
+            </w:r>
+          </w:p>
+        </w:tc>
+      </w:tr>
+    </w:tbl>
     <w:p>
       <w:pPr>
         <w:rPr>
           <w:sz w:val="28"/>
-          <w:szCs w:val="32"/>
+          <w:szCs w:val="28"/>
+          <w:lang w:val="en-US"/>
         </w:rPr>
       </w:pPr>
     </w:p>
